--- a/docs/labs/pr12/tp/reports/0302-pz02-tp.docx
+++ b/docs/labs/pr12/tp/reports/0302-pz02-tp.docx
@@ -5898,9 +5898,9 @@
         <w:br/>
         <w:t>STATE: PASS source 4a2bfcdd9bf7656a8d5c55963750b8aecf186fb0</w:t>
         <w:br/>
-        <w:t>CWD: /Users/tima/Documents/Codex/2026-10-18/files-pasted-by-the-user-hitpipe/work/hitpipe/services/processing</w:t>
+        <w:t>CWD: /Users/tima/Documents/Codex/2026-10-18/files-pasted-by-the-user-hitpipe/work/figure-source/services/processing</w:t>
         <w:br/>
-        <w:t>COMMAND: go test -count=1 -v ./...</w:t>
+        <w:t>COMMAND: export PATH=/Users/tima/Documents/Codex/2026-10-18/files-pasted-by-the-user-hitpipe/work/go/bin:$PATH; go version; git rev-parse HEAD; go test -count=1 -v ./...</w:t>
         <w:br/>
         <w:t>STEPS: 1. В отдельном clean checkout версии из STATE открыть terminal. 2. Показать git rev-parse HEAD и go version. 3. Перейти в services/processing. 4. Выполнить указанную команду, затем echo $?. 5. Оставить имена своих tests и итог в кадре.</w:t>
       </w:r>
@@ -5996,9 +5996,9 @@
         <w:br/>
         <w:t>STATE: PASS statement coverage 4a2bfcdd9bf7656a8d5c55963750b8aecf186fb0</w:t>
         <w:br/>
-        <w:t>CWD: /Users/tima/Documents/Codex/2026-10-18/files-pasted-by-the-user-hitpipe/work/hitpipe/services/processing</w:t>
+        <w:t>CWD: /Users/tima/Documents/Codex/2026-10-18/files-pasted-by-the-user-hitpipe/work/figure-source/services/processing</w:t>
         <w:br/>
-        <w:t>COMMAND: go tool cover -func=../../docs/labs/pr12/tp/evidence/c3/processing.cover</w:t>
+        <w:t>COMMAND: export PATH=/Users/tima/Documents/Codex/2026-10-18/files-pasted-by-the-user-hitpipe/work/go/bin:$PATH; go version; git rev-parse HEAD; go tool cover -func=/Users/tima/Documents/Codex/2026-10-18/files-pasted-by-the-user-hitpipe/work/hitpipe/docs/labs/pr12/tp/evidence/c3/processing.cover</w:t>
         <w:br/>
         <w:t>STEPS: 1. Открыть сохранённый exact profile и coverage-analysis.md. 2. Выполнить команду. 3. Показать domain/application100%, total92.3% и конкретный File.Read/input.walk gap. 4. Показать решение о post-read cancellation/future adapter, а не только процент.</w:t>
       </w:r>
@@ -6040,9 +6040,9 @@
         <w:br/>
         <w:t>STATE: COMPILED/KILLED, source 4a2bfcdd9bf7656a8d5c55963750b8aecf186fb0</w:t>
         <w:br/>
-        <w:t>CWD: /Users/tima/Documents/Codex/2026-10-18/files-pasted-by-the-user-hitpipe/work/hitpipe</w:t>
+        <w:t>CWD: /Users/tima/Documents/Codex/2026-10-18/files-pasted-by-the-user-hitpipe/work/figure-source</w:t>
         <w:br/>
-        <w:t xml:space="preserve">COMMAND: python3 services/processing/tools/mutations/run.py --output .pr12-build/figure-mutations --natural-defects 1 --natural-defect-task </w:t>
+        <w:t xml:space="preserve">COMMAND: export PATH=/Users/tima/Documents/Codex/2026-10-18/files-pasted-by-the-user-hitpipe/work/go/bin:$PATH; go version; git rev-parse HEAD; python3 services/processing/tools/mutations/run.py --output .pr12-build/figure-mutations --natural-defects 1 --natural-defect-task </w:t>
       </w:r>
       <w:hyperlink r:id="rId13">
         <w:r>
@@ -6094,9 +6094,9 @@
         <w:br/>
         <w:t>STATE: PASS clean restored 4a2bfcdd9bf7656a8d5c55963750b8aecf186fb0</w:t>
         <w:br/>
-        <w:t>CWD: /Users/tima/Documents/Codex/2026-10-18/files-pasted-by-the-user-hitpipe/work/hitpipe/services/processing</w:t>
+        <w:t>CWD: /Users/tima/Documents/Codex/2026-10-18/files-pasted-by-the-user-hitpipe/work/figure-source/services/processing</w:t>
         <w:br/>
-        <w:t>COMMAND: git status --short; git rev-parse HEAD; go test -count=1 -v ./...; echo $?</w:t>
+        <w:t>COMMAND: export PATH=/Users/tima/Documents/Codex/2026-10-18/files-pasted-by-the-user-hitpipe/work/go/bin:$PATH; go version; git rev-parse HEAD; git status --short; git rev-parse HEAD; go test -count=1 -v ./...; echo $?</w:t>
         <w:br/>
         <w:t>STEPS: 1. Использовать исправный exact checkout, не mutation worktree. 2. Показать git status и full SHA. 3. Выполнить tests и echo exit. 4. Сопоставить с summary clean=true/restored exit0.</w:t>
       </w:r>

--- a/docs/labs/pr12/tp/reports/0302-pz02-tp.docx
+++ b/docs/labs/pr12/tp/reports/0302-pz02-tp.docx
@@ -487,8 +487,16 @@
             <w:vAlign w:val="center"/>
           </w:tcPr>
           <w:p>
-            <w:r>
-              <w:t>Студент гр. № (не предоставлена)</w:t>
+            <w:pPr>
+              <w:ind w:firstLine="0"/>
+            </w:pPr>
+            <w:r>
+              <w:rPr>
+                <w:sz w:val="24"/>
+              </w:rPr>
+              <w:t>гр. №</w:t>
+              <w:br/>
+              <w:t>не указана</w:t>
             </w:r>
           </w:p>
         </w:tc>
@@ -618,7 +626,13 @@
             <w:vAlign w:val="center"/>
           </w:tcPr>
           <w:p>
-            <w:r>
+            <w:pPr>
+              <w:ind w:firstLine="0"/>
+            </w:pPr>
+            <w:r>
+              <w:rPr>
+                <w:sz w:val="28"/>
+              </w:rPr>
               <w:t>Тимофей Патрушев</w:t>
             </w:r>
           </w:p>
@@ -831,8 +845,14 @@
           <w:lang w:eastAsia="ru-RU"/>
         </w:rPr>
       </w:pPr>
-      <w:r>
-        <w:t>ВВЕДЕНИЕ</w:t>
+      <w:hyperlink w:anchor="tp_section_15">
+        <w:r>
+          <w:t>ВВЕДЕНИЕ</w:t>
+        </w:r>
+      </w:hyperlink>
+      <w:r>
+        <w:tab/>
+        <w:t>3</w:t>
       </w:r>
     </w:p>
     <w:p>
@@ -846,8 +866,14 @@
           <w:lang w:eastAsia="ru-RU"/>
         </w:rPr>
       </w:pPr>
-      <w:r>
-        <w:t>1 Сведения о работе и проекте</w:t>
+      <w:hyperlink w:anchor="tp_section_16">
+        <w:r>
+          <w:t>1 Сведения о работе и проекте</w:t>
+        </w:r>
+      </w:hyperlink>
+      <w:r>
+        <w:tab/>
+        <w:t>4</w:t>
       </w:r>
     </w:p>
     <w:p>
@@ -861,8 +887,14 @@
           <w:lang w:eastAsia="ru-RU"/>
         </w:rPr>
       </w:pPr>
-      <w:r>
-        <w:t>2 Постановка задачи</w:t>
+      <w:hyperlink w:anchor="tp_section_17">
+        <w:r>
+          <w:t>2 Постановка задачи</w:t>
+        </w:r>
+      </w:hyperlink>
+      <w:r>
+        <w:tab/>
+        <w:t>5</w:t>
       </w:r>
     </w:p>
     <w:p>
@@ -876,8 +908,14 @@
           <w:lang w:eastAsia="ru-RU"/>
         </w:rPr>
       </w:pPr>
-      <w:r>
-        <w:t>3 Выполнение работы</w:t>
+      <w:hyperlink w:anchor="tp_section_18">
+        <w:r>
+          <w:t>3 Выполнение работы</w:t>
+        </w:r>
+      </w:hyperlink>
+      <w:r>
+        <w:tab/>
+        <w:t>6</w:t>
       </w:r>
     </w:p>
     <w:p>
@@ -891,8 +929,14 @@
           <w:lang w:eastAsia="ru-RU"/>
         </w:rPr>
       </w:pPr>
-      <w:r>
-        <w:t>3.1 Проектирование проверок</w:t>
+      <w:hyperlink w:anchor="tp_section_19">
+        <w:r>
+          <w:t>3.1 Проектирование проверок</w:t>
+        </w:r>
+      </w:hyperlink>
+      <w:r>
+        <w:tab/>
+        <w:t>6</w:t>
       </w:r>
     </w:p>
     <w:p>
@@ -906,8 +950,14 @@
           <w:lang w:eastAsia="ru-RU"/>
         </w:rPr>
       </w:pPr>
-      <w:r>
-        <w:t>3.2 Данные и автоматизация</w:t>
+      <w:hyperlink w:anchor="tp_section_20">
+        <w:r>
+          <w:t>3.2 Данные и автоматизация</w:t>
+        </w:r>
+      </w:hyperlink>
+      <w:r>
+        <w:tab/>
+        <w:t>7</w:t>
       </w:r>
     </w:p>
     <w:p>
@@ -921,8 +971,14 @@
           <w:lang w:eastAsia="ru-RU"/>
         </w:rPr>
       </w:pPr>
-      <w:r>
-        <w:t>3.3 Риски и приоритеты</w:t>
+      <w:hyperlink w:anchor="tp_section_21">
+        <w:r>
+          <w:t>3.3 Риски и приоритеты</w:t>
+        </w:r>
+      </w:hyperlink>
+      <w:r>
+        <w:tab/>
+        <w:t>7</w:t>
       </w:r>
     </w:p>
     <w:p>
@@ -936,8 +992,14 @@
           <w:lang w:eastAsia="ru-RU"/>
         </w:rPr>
       </w:pPr>
-      <w:r>
-        <w:t>4 Проверка результатов</w:t>
+      <w:hyperlink w:anchor="tp_section_22">
+        <w:r>
+          <w:t>4 Проверка результатов</w:t>
+        </w:r>
+      </w:hyperlink>
+      <w:r>
+        <w:tab/>
+        <w:t>9</w:t>
       </w:r>
     </w:p>
     <w:p>
@@ -951,8 +1013,14 @@
           <w:lang w:eastAsia="ru-RU"/>
         </w:rPr>
       </w:pPr>
-      <w:r>
-        <w:t>4.1 Прогоны</w:t>
+      <w:hyperlink w:anchor="tp_section_23">
+        <w:r>
+          <w:t>4.1 Прогоны</w:t>
+        </w:r>
+      </w:hyperlink>
+      <w:r>
+        <w:tab/>
+        <w:t>9</w:t>
       </w:r>
     </w:p>
     <w:p>
@@ -966,8 +1034,14 @@
           <w:lang w:eastAsia="ru-RU"/>
         </w:rPr>
       </w:pPr>
-      <w:r>
-        <w:t>4.2 Покрытие</w:t>
+      <w:hyperlink w:anchor="tp_section_24">
+        <w:r>
+          <w:t>4.2 Покрытие</w:t>
+        </w:r>
+      </w:hyperlink>
+      <w:r>
+        <w:tab/>
+        <w:t>10</w:t>
       </w:r>
     </w:p>
     <w:p>
@@ -981,8 +1055,14 @@
           <w:lang w:eastAsia="ru-RU"/>
         </w:rPr>
       </w:pPr>
-      <w:r>
-        <w:t>4.3 Серия засева не менее пяти дефектов</w:t>
+      <w:hyperlink w:anchor="tp_section_25">
+        <w:r>
+          <w:t>4.3 Серия засева не менее пяти дефектов</w:t>
+        </w:r>
+      </w:hyperlink>
+      <w:r>
+        <w:tab/>
+        <w:t>11</w:t>
       </w:r>
     </w:p>
     <w:p>
@@ -996,8 +1076,14 @@
           <w:lang w:eastAsia="ru-RU"/>
         </w:rPr>
       </w:pPr>
-      <w:r>
-        <w:t>5 Индивидуальный вклад и взаимодействие</w:t>
+      <w:hyperlink w:anchor="tp_section_26">
+        <w:r>
+          <w:t>5 Индивидуальный вклад и взаимодействие</w:t>
+        </w:r>
+      </w:hyperlink>
+      <w:r>
+        <w:tab/>
+        <w:t>14</w:t>
       </w:r>
     </w:p>
     <w:p>
@@ -1011,8 +1097,14 @@
           <w:lang w:eastAsia="ru-RU"/>
         </w:rPr>
       </w:pPr>
-      <w:r>
-        <w:t>ЗАКЛЮЧЕНИЕ</w:t>
+      <w:hyperlink w:anchor="tp_section_27">
+        <w:r>
+          <w:t>ЗАКЛЮЧЕНИЕ</w:t>
+        </w:r>
+      </w:hyperlink>
+      <w:r>
+        <w:tab/>
+        <w:t>15</w:t>
       </w:r>
     </w:p>
     <w:p>
@@ -1024,6 +1116,7 @@
       </w:r>
     </w:p>
     <w:p>
+      <w:bookmarkStart w:id="515" w:name="tp_section_15"/>
       <w:pPr>
         <w:pStyle w:val="af9"/>
       </w:pPr>
@@ -1033,6 +1126,7 @@
         <w:t>ВВЕДЕНИЕ</w:t>
       </w:r>
       <w:bookmarkEnd w:id="1"/>
+      <w:bookmarkEnd w:id="515"/>
     </w:p>
     <w:p>
       <w:r>
@@ -1047,7 +1141,7 @@
     <w:p>
       <w:pPr/>
       <w:r>
-        <w:t>Автор результата Тимофей Патрушев при помощи Codex. MANUAL_LAB_PR12; Processing — Operations Core. Контракты Candidate/In Review, grant отсутствует; formal admission и backend /start /review не выполнялись. Технические проверки фактические, человеческие действия и изображения ожидаются.</w:t>
+        <w:t>Автор — Тимофей Патрушев при помощи Codex. MANUAL_LAB_PR12. Инженерные PR приняты в main; принятие отчётного PR №10 и человеческие проверки ожидаются. Product/Architecture contracts сохраняют Candidate/In Review. Официальные /start и /review не вызывались.</w:t>
       </w:r>
     </w:p>
     <w:p>
@@ -1056,6 +1150,7 @@
       </w:r>
     </w:p>
     <w:p>
+      <w:bookmarkStart w:id="516" w:name="tp_section_16"/>
       <w:pPr>
         <w:pStyle w:val="af7"/>
       </w:pPr>
@@ -1065,6 +1160,7 @@
         <w:t>1 Сведения о работе и проекте</w:t>
       </w:r>
       <w:bookmarkEnd w:id="2"/>
+      <w:bookmarkEnd w:id="516"/>
     </w:p>
     <w:p>
       <w:pPr>
@@ -1105,10 +1201,15 @@
             <w:pPr>
               <w:pStyle w:val="ae"/>
               <w:keepNext/>
-              <w:spacing w:before="40" w:after="40"/>
-              <w:jc w:val="left"/>
-            </w:pPr>
-            <w:r>
+              <w:spacing w:before="40" w:after="60" w:line="240" w:lineRule="auto"/>
+              <w:ind w:firstLine="0"/>
+              <w:jc w:val="left"/>
+            </w:pPr>
+            <w:r>
+              <w:rPr>
+                <w:b/>
+                <w:sz w:val="24"/>
+              </w:rPr>
               <w:t>Поле</w:t>
             </w:r>
           </w:p>
@@ -1122,10 +1223,15 @@
             <w:pPr>
               <w:pStyle w:val="ae"/>
               <w:keepNext/>
-              <w:spacing w:before="40" w:after="40"/>
-              <w:jc w:val="left"/>
-            </w:pPr>
-            <w:r>
+              <w:spacing w:before="40" w:after="60" w:line="240" w:lineRule="auto"/>
+              <w:ind w:firstLine="0"/>
+              <w:jc w:val="left"/>
+            </w:pPr>
+            <w:r>
+              <w:rPr>
+                <w:b/>
+                <w:sz w:val="24"/>
+              </w:rPr>
               <w:t>Значение</w:t>
             </w:r>
           </w:p>
@@ -1140,8 +1246,15 @@
             <w:tcW w:type="dxa" w:w="4677"/>
           </w:tcPr>
           <w:p>
-            <w:pPr/>
-            <w:r>
+            <w:pPr>
+              <w:spacing w:line="240" w:lineRule="auto" w:after="60"/>
+              <w:ind w:firstLine="0"/>
+              <w:jc w:val="left"/>
+            </w:pPr>
+            <w:r>
+              <w:rPr>
+                <w:sz w:val="24"/>
+              </w:rPr>
               <w:t>ФИО, группа</w:t>
             </w:r>
           </w:p>
@@ -1151,8 +1264,15 @@
             <w:tcW w:type="dxa" w:w="4677"/>
           </w:tcPr>
           <w:p>
-            <w:pPr/>
-            <w:r>
+            <w:pPr>
+              <w:spacing w:line="240" w:lineRule="auto" w:after="60"/>
+              <w:ind w:firstLine="0"/>
+              <w:jc w:val="left"/>
+            </w:pPr>
+            <w:r>
+              <w:rPr>
+                <w:sz w:val="24"/>
+              </w:rPr>
               <w:t>Тимофей Патрушев. Группа не предоставлена; заполняет участник</w:t>
             </w:r>
           </w:p>
@@ -1167,8 +1287,15 @@
             <w:tcW w:type="dxa" w:w="4677"/>
           </w:tcPr>
           <w:p>
-            <w:pPr/>
-            <w:r>
+            <w:pPr>
+              <w:spacing w:line="240" w:lineRule="auto" w:after="60"/>
+              <w:ind w:firstLine="0"/>
+              <w:jc w:val="left"/>
+            </w:pPr>
+            <w:r>
+              <w:rPr>
+                <w:sz w:val="24"/>
+              </w:rPr>
               <w:t>Проект и команда</w:t>
             </w:r>
           </w:p>
@@ -1178,9 +1305,16 @@
             <w:tcW w:type="dxa" w:w="4677"/>
           </w:tcPr>
           <w:p>
-            <w:pPr/>
-            <w:r>
-              <w:t>HitPipe; пять участников</w:t>
+            <w:pPr>
+              <w:spacing w:line="240" w:lineRule="auto" w:after="60"/>
+              <w:ind w:firstLine="0"/>
+              <w:jc w:val="left"/>
+            </w:pPr>
+            <w:r>
+              <w:rPr>
+                <w:sz w:val="24"/>
+              </w:rPr>
+              <w:t>HitPipe; Processing — Operations Core</w:t>
             </w:r>
           </w:p>
         </w:tc>
@@ -1194,8 +1328,15 @@
             <w:tcW w:type="dxa" w:w="4677"/>
           </w:tcPr>
           <w:p>
-            <w:pPr/>
-            <w:r>
+            <w:pPr>
+              <w:spacing w:line="240" w:lineRule="auto" w:after="60"/>
+              <w:ind w:firstLine="0"/>
+              <w:jc w:val="left"/>
+            </w:pPr>
+            <w:r>
+              <w:rPr>
+                <w:sz w:val="24"/>
+              </w:rPr>
               <w:t>Личный участок</w:t>
             </w:r>
           </w:p>
@@ -1205,8 +1346,15 @@
             <w:tcW w:type="dxa" w:w="4677"/>
           </w:tcPr>
           <w:p>
-            <w:pPr/>
-            <w:r>
+            <w:pPr>
+              <w:spacing w:line="240" w:lineRule="auto" w:after="60"/>
+              <w:ind w:firstLine="0"/>
+              <w:jc w:val="left"/>
+            </w:pPr>
+            <w:r>
+              <w:rPr>
+                <w:sz w:val="24"/>
+              </w:rPr>
               <w:t>Processing / PaidOrderEligibility; services/processing</w:t>
             </w:r>
           </w:p>
@@ -1221,8 +1369,15 @@
             <w:tcW w:type="dxa" w:w="4677"/>
           </w:tcPr>
           <w:p>
-            <w:pPr/>
-            <w:r>
+            <w:pPr>
+              <w:spacing w:line="240" w:lineRule="auto" w:after="60"/>
+              <w:ind w:firstLine="0"/>
+              <w:jc w:val="left"/>
+            </w:pPr>
+            <w:r>
+              <w:rPr>
+                <w:sz w:val="24"/>
+              </w:rPr>
               <w:t>Репозиторий</w:t>
             </w:r>
           </w:p>
@@ -1232,17 +1387,30 @@
             <w:tcW w:type="dxa" w:w="4677"/>
           </w:tcPr>
           <w:p>
-            <w:pPr/>
-            <w:r/>
+            <w:pPr>
+              <w:spacing w:line="240" w:lineRule="auto" w:after="60"/>
+              <w:ind w:firstLine="0"/>
+              <w:jc w:val="left"/>
+            </w:pPr>
+            <w:r>
+              <w:rPr>
+                <w:sz w:val="24"/>
+              </w:rPr>
+            </w:r>
             <w:hyperlink r:id="rId14">
               <w:r>
                 <w:rPr>
                   <w:rStyle w:val="Hyperlink"/>
+                  <w:sz w:val="24"/>
                 </w:rPr>
                 <w:t>https://github.com/hitpipe/hitpipe</w:t>
               </w:r>
             </w:hyperlink>
-            <w:r/>
+            <w:r>
+              <w:rPr>
+                <w:sz w:val="24"/>
+              </w:rPr>
+            </w:r>
           </w:p>
         </w:tc>
       </w:tr>
@@ -1255,8 +1423,15 @@
             <w:tcW w:type="dxa" w:w="4677"/>
           </w:tcPr>
           <w:p>
-            <w:pPr/>
-            <w:r>
+            <w:pPr>
+              <w:spacing w:line="240" w:lineRule="auto" w:after="60"/>
+              <w:ind w:firstLine="0"/>
+              <w:jc w:val="left"/>
+            </w:pPr>
+            <w:r>
+              <w:rPr>
+                <w:sz w:val="24"/>
+              </w:rPr>
               <w:t>Тег сдачи</w:t>
             </w:r>
           </w:p>
@@ -1266,8 +1441,15 @@
             <w:tcW w:type="dxa" w:w="4677"/>
           </w:tcPr>
           <w:p>
-            <w:pPr/>
-            <w:r>
+            <w:pPr>
+              <w:spacing w:line="240" w:lineRule="auto" w:after="60"/>
+              <w:ind w:firstLine="0"/>
+              <w:jc w:val="left"/>
+            </w:pPr>
+            <w:r>
+              <w:rPr>
+                <w:sz w:val="24"/>
+              </w:rPr>
               <w:t>0302-pz02-tp-v1 — НЕ СОЗДАН, human gate</w:t>
             </w:r>
           </w:p>
@@ -1282,8 +1464,15 @@
             <w:tcW w:type="dxa" w:w="4677"/>
           </w:tcPr>
           <w:p>
-            <w:pPr/>
-            <w:r>
+            <w:pPr>
+              <w:spacing w:line="240" w:lineRule="auto" w:after="60"/>
+              <w:ind w:firstLine="0"/>
+              <w:jc w:val="left"/>
+            </w:pPr>
+            <w:r>
+              <w:rPr>
+                <w:sz w:val="24"/>
+              </w:rPr>
               <w:t>Вариант</w:t>
             </w:r>
           </w:p>
@@ -1293,8 +1482,15 @@
             <w:tcW w:type="dxa" w:w="4677"/>
           </w:tcPr>
           <w:p>
-            <w:pPr/>
-            <w:r>
+            <w:pPr>
+              <w:spacing w:line="240" w:lineRule="auto" w:after="60"/>
+              <w:ind w:firstLine="0"/>
+              <w:jc w:val="left"/>
+            </w:pPr>
+            <w:r>
+              <w:rPr>
+                <w:sz w:val="24"/>
+              </w:rPr>
               <w:t>Собственный существенный module и offline consumer, не резервный стенд</w:t>
             </w:r>
           </w:p>
@@ -1309,8 +1505,15 @@
             <w:tcW w:type="dxa" w:w="4677"/>
           </w:tcPr>
           <w:p>
-            <w:pPr/>
-            <w:r>
+            <w:pPr>
+              <w:spacing w:line="240" w:lineRule="auto" w:after="60"/>
+              <w:ind w:firstLine="0"/>
+              <w:jc w:val="left"/>
+            </w:pPr>
+            <w:r>
+              <w:rPr>
+                <w:sz w:val="24"/>
+              </w:rPr>
               <w:t>Версия</w:t>
             </w:r>
           </w:p>
@@ -1320,9 +1523,16 @@
             <w:tcW w:type="dxa" w:w="4677"/>
           </w:tcPr>
           <w:p>
-            <w:pPr/>
-            <w:r>
-              <w:t>Code 4a2bfcdd9bf7; CI 8ae5d67b9eb0. Полные SHA: evidence/c3/record.json и evidence/ci/runs.json</w:t>
+            <w:pPr>
+              <w:spacing w:line="240" w:lineRule="auto" w:after="60"/>
+              <w:ind w:firstLine="0"/>
+              <w:jc w:val="left"/>
+            </w:pPr>
+            <w:r>
+              <w:rPr>
+                <w:sz w:val="24"/>
+              </w:rPr>
+              <w:t>Принятый main ec0dcba7ca42; Go 1.27.2. Полные SHA и CI: submission-record.json; evidence/report-refresh-20261019/accepted-pr-state.json</w:t>
             </w:r>
           </w:p>
         </w:tc>
@@ -1336,8 +1546,15 @@
             <w:tcW w:type="dxa" w:w="4677"/>
           </w:tcPr>
           <w:p>
-            <w:pPr/>
-            <w:r>
+            <w:pPr>
+              <w:spacing w:line="240" w:lineRule="auto" w:after="60"/>
+              <w:ind w:firstLine="0"/>
+              <w:jc w:val="left"/>
+            </w:pPr>
+            <w:r>
+              <w:rPr>
+                <w:sz w:val="24"/>
+              </w:rPr>
               <w:t>Состояние</w:t>
             </w:r>
           </w:p>
@@ -1347,9 +1564,16 @@
             <w:tcW w:type="dxa" w:w="4677"/>
           </w:tcPr>
           <w:p>
-            <w:pPr/>
-            <w:r>
-              <w:t>CONTENT_READY_IMAGES_PENDING; human gates pending</w:t>
+            <w:pPr>
+              <w:spacing w:line="240" w:lineRule="auto" w:after="60"/>
+              <w:ind w:firstLine="0"/>
+              <w:jc w:val="left"/>
+            </w:pPr>
+            <w:r>
+              <w:rPr>
+                <w:sz w:val="24"/>
+              </w:rPr>
+              <w:t>CONTENT_READY_IMAGES_PENDING; сдача не принята</w:t>
             </w:r>
           </w:p>
         </w:tc>
@@ -1363,8 +1587,15 @@
             <w:tcW w:type="dxa" w:w="4677"/>
           </w:tcPr>
           <w:p>
-            <w:pPr/>
-            <w:r>
+            <w:pPr>
+              <w:spacing w:line="240" w:lineRule="auto" w:after="60"/>
+              <w:ind w:firstLine="0"/>
+              <w:jc w:val="left"/>
+            </w:pPr>
+            <w:r>
+              <w:rPr>
+                <w:sz w:val="24"/>
+              </w:rPr>
               <w:t>Источник формы</w:t>
             </w:r>
           </w:p>
@@ -1374,8 +1605,15 @@
             <w:tcW w:type="dxa" w:w="4677"/>
           </w:tcPr>
           <w:p>
-            <w:pPr/>
-            <w:r>
+            <w:pPr>
+              <w:spacing w:line="240" w:lineRule="auto" w:after="60"/>
+              <w:ind w:firstLine="0"/>
+              <w:jc w:val="left"/>
+            </w:pPr>
+            <w:r>
+              <w:rPr>
+                <w:sz w:val="24"/>
+              </w:rPr>
               <w:t>Четыре адаптированные формы bootstrap v2</w:t>
             </w:r>
           </w:p>
@@ -1388,6 +1626,7 @@
       </w:pPr>
     </w:p>
     <w:p>
+      <w:bookmarkStart w:id="517" w:name="tp_section_17"/>
       <w:pPr>
         <w:pStyle w:val="af7"/>
       </w:pPr>
@@ -1397,6 +1636,7 @@
         <w:t>2 Постановка задачи</w:t>
       </w:r>
       <w:bookmarkEnd w:id="3"/>
+      <w:bookmarkEnd w:id="517"/>
     </w:p>
     <w:p>
       <w:r>
@@ -1454,10 +1694,15 @@
             <w:pPr>
               <w:pStyle w:val="ae"/>
               <w:keepNext/>
-              <w:spacing w:before="40" w:after="40"/>
-              <w:jc w:val="left"/>
-            </w:pPr>
-            <w:r>
+              <w:spacing w:before="40" w:after="60" w:line="240" w:lineRule="auto"/>
+              <w:ind w:firstLine="0"/>
+              <w:jc w:val="left"/>
+            </w:pPr>
+            <w:r>
+              <w:rPr>
+                <w:b/>
+                <w:sz w:val="24"/>
+              </w:rPr>
               <w:t>Требование / риск</w:t>
             </w:r>
           </w:p>
@@ -1471,10 +1716,15 @@
             <w:pPr>
               <w:pStyle w:val="ae"/>
               <w:keepNext/>
-              <w:spacing w:before="40" w:after="40"/>
-              <w:jc w:val="left"/>
-            </w:pPr>
-            <w:r>
+              <w:spacing w:before="40" w:after="60" w:line="240" w:lineRule="auto"/>
+              <w:ind w:firstLine="0"/>
+              <w:jc w:val="left"/>
+            </w:pPr>
+            <w:r>
+              <w:rPr>
+                <w:b/>
+                <w:sz w:val="24"/>
+              </w:rPr>
               <w:t>Проверяемое правило</w:t>
             </w:r>
           </w:p>
@@ -1488,10 +1738,15 @@
             <w:pPr>
               <w:pStyle w:val="ae"/>
               <w:keepNext/>
-              <w:spacing w:before="40" w:after="40"/>
-              <w:jc w:val="left"/>
-            </w:pPr>
-            <w:r>
+              <w:spacing w:before="40" w:after="60" w:line="240" w:lineRule="auto"/>
+              <w:ind w:firstLine="0"/>
+              <w:jc w:val="left"/>
+            </w:pPr>
+            <w:r>
+              <w:rPr>
+                <w:b/>
+                <w:sz w:val="24"/>
+              </w:rPr>
               <w:t>Основание ожидаемого результата</w:t>
             </w:r>
           </w:p>
@@ -1505,10 +1760,15 @@
             <w:pPr>
               <w:pStyle w:val="ae"/>
               <w:keepNext/>
-              <w:spacing w:before="40" w:after="40"/>
-              <w:jc w:val="left"/>
-            </w:pPr>
-            <w:r>
+              <w:spacing w:before="40" w:after="60" w:line="240" w:lineRule="auto"/>
+              <w:ind w:firstLine="0"/>
+              <w:jc w:val="left"/>
+            </w:pPr>
+            <w:r>
+              <w:rPr>
+                <w:b/>
+                <w:sz w:val="24"/>
+              </w:rPr>
               <w:t>Уровень проверки</w:t>
             </w:r>
           </w:p>
@@ -1526,8 +1786,14 @@
           <w:p>
             <w:pPr>
               <w:pStyle w:val="ae"/>
-            </w:pPr>
-            <w:r>
+              <w:spacing w:line="240" w:lineRule="auto" w:after="60"/>
+              <w:ind w:firstLine="0"/>
+              <w:jc w:val="left"/>
+            </w:pPr>
+            <w:r>
+              <w:rPr>
+                <w:sz w:val="24"/>
+              </w:rPr>
               <w:t>TP-FR-01/R01</w:t>
             </w:r>
           </w:p>
@@ -1539,8 +1805,14 @@
           <w:p>
             <w:pPr>
               <w:pStyle w:val="ae"/>
-            </w:pPr>
-            <w:r>
+              <w:spacing w:line="240" w:lineRule="auto" w:after="60"/>
+              <w:ind w:firstLine="0"/>
+              <w:jc w:val="left"/>
+            </w:pPr>
+            <w:r>
+              <w:rPr>
+                <w:sz w:val="24"/>
+              </w:rPr>
               <w:t>Full exact financial conjunction</w:t>
             </w:r>
           </w:p>
@@ -1552,8 +1824,14 @@
           <w:p>
             <w:pPr>
               <w:pStyle w:val="ae"/>
-            </w:pPr>
-            <w:r>
+              <w:spacing w:line="240" w:lineRule="auto" w:after="60"/>
+              <w:ind w:firstLine="0"/>
+              <w:jc w:val="left"/>
+            </w:pPr>
+            <w:r>
+              <w:rPr>
+                <w:sz w:val="24"/>
+              </w:rPr>
               <w:t>RULE006; BP002/T004</w:t>
             </w:r>
           </w:p>
@@ -1565,8 +1843,14 @@
           <w:p>
             <w:pPr>
               <w:pStyle w:val="ae"/>
-            </w:pPr>
-            <w:r>
+              <w:spacing w:line="240" w:lineRule="auto" w:after="60"/>
+              <w:ind w:firstLine="0"/>
+              <w:jc w:val="left"/>
+            </w:pPr>
+            <w:r>
+              <w:rPr>
+                <w:sz w:val="24"/>
+              </w:rPr>
               <w:t>unit decision table</w:t>
             </w:r>
           </w:p>
@@ -1584,8 +1868,14 @@
           <w:p>
             <w:pPr>
               <w:pStyle w:val="ae"/>
-            </w:pPr>
-            <w:r>
+              <w:spacing w:line="240" w:lineRule="auto" w:after="60"/>
+              <w:ind w:firstLine="0"/>
+              <w:jc w:val="left"/>
+            </w:pPr>
+            <w:r>
+              <w:rPr>
+                <w:sz w:val="24"/>
+              </w:rPr>
               <w:t>TP-ERR-01/R03</w:t>
             </w:r>
           </w:p>
@@ -1597,8 +1887,14 @@
           <w:p>
             <w:pPr>
               <w:pStyle w:val="ae"/>
-            </w:pPr>
-            <w:r>
+              <w:spacing w:line="240" w:lineRule="auto" w:after="60"/>
+              <w:ind w:firstLine="0"/>
+              <w:jc w:val="left"/>
+            </w:pPr>
+            <w:r>
+              <w:rPr>
+                <w:sz w:val="24"/>
+              </w:rPr>
               <w:t>Unknown отдельно от false/zero</w:t>
             </w:r>
           </w:p>
@@ -1610,8 +1906,14 @@
           <w:p>
             <w:pPr>
               <w:pStyle w:val="ae"/>
-            </w:pPr>
-            <w:r>
+              <w:spacing w:line="240" w:lineRule="auto" w:after="60"/>
+              <w:ind w:firstLine="0"/>
+              <w:jc w:val="left"/>
+            </w:pPr>
+            <w:r>
+              <w:rPr>
+                <w:sz w:val="24"/>
+              </w:rPr>
               <w:t>RULE012; BP007/T005</w:t>
             </w:r>
           </w:p>
@@ -1623,8 +1925,14 @@
           <w:p>
             <w:pPr>
               <w:pStyle w:val="ae"/>
-            </w:pPr>
-            <w:r>
+              <w:spacing w:line="240" w:lineRule="auto" w:after="60"/>
+              <w:ind w:firstLine="0"/>
+              <w:jc w:val="left"/>
+            </w:pPr>
+            <w:r>
+              <w:rPr>
+                <w:sz w:val="24"/>
+              </w:rPr>
               <w:t>unit + reader contract</w:t>
             </w:r>
           </w:p>
@@ -1642,8 +1950,14 @@
           <w:p>
             <w:pPr>
               <w:pStyle w:val="ae"/>
-            </w:pPr>
-            <w:r>
+              <w:spacing w:line="240" w:lineRule="auto" w:after="60"/>
+              <w:ind w:firstLine="0"/>
+              <w:jc w:val="left"/>
+            </w:pPr>
+            <w:r>
+              <w:rPr>
+                <w:sz w:val="24"/>
+              </w:rPr>
               <w:t>TP-FR-02/R04</w:t>
             </w:r>
           </w:p>
@@ -1655,8 +1969,14 @@
           <w:p>
             <w:pPr>
               <w:pStyle w:val="ae"/>
-            </w:pPr>
-            <w:r>
+              <w:spacing w:line="240" w:lineRule="auto" w:after="60"/>
+              <w:ind w:firstLine="0"/>
+              <w:jc w:val="left"/>
+            </w:pPr>
+            <w:r>
+              <w:rPr>
+                <w:sz w:val="24"/>
+              </w:rPr>
               <w:t>Oldest proof ≤10s, expiry exclusive</w:t>
             </w:r>
           </w:p>
@@ -1668,8 +1988,14 @@
           <w:p>
             <w:pPr>
               <w:pStyle w:val="ae"/>
-            </w:pPr>
-            <w:r>
+              <w:spacing w:line="240" w:lineRule="auto" w:after="60"/>
+              <w:ind w:firstLine="0"/>
+              <w:jc w:val="left"/>
+            </w:pPr>
+            <w:r>
+              <w:rPr>
+                <w:sz w:val="24"/>
+              </w:rPr>
               <w:t>BP007/T010; OAS SourceFacts</w:t>
             </w:r>
           </w:p>
@@ -1681,8 +2007,14 @@
           <w:p>
             <w:pPr>
               <w:pStyle w:val="ae"/>
-            </w:pPr>
-            <w:r>
+              <w:spacing w:line="240" w:lineRule="auto" w:after="60"/>
+              <w:ind w:firstLine="0"/>
+              <w:jc w:val="left"/>
+            </w:pPr>
+            <w:r>
+              <w:rPr>
+                <w:sz w:val="24"/>
+              </w:rPr>
               <w:t>boundary/timeline</w:t>
             </w:r>
           </w:p>
@@ -1700,8 +2032,14 @@
           <w:p>
             <w:pPr>
               <w:pStyle w:val="ae"/>
-            </w:pPr>
-            <w:r>
+              <w:spacing w:line="240" w:lineRule="auto" w:after="60"/>
+              <w:ind w:firstLine="0"/>
+              <w:jc w:val="left"/>
+            </w:pPr>
+            <w:r>
+              <w:rPr>
+                <w:sz w:val="24"/>
+              </w:rPr>
               <w:t>TP-NFR-01</w:t>
             </w:r>
           </w:p>
@@ -1713,8 +2051,14 @@
           <w:p>
             <w:pPr>
               <w:pStyle w:val="ae"/>
-            </w:pPr>
-            <w:r>
+              <w:spacing w:line="240" w:lineRule="auto" w:after="60"/>
+              <w:ind w:firstLine="0"/>
+              <w:jc w:val="left"/>
+            </w:pPr>
+            <w:r>
+              <w:rPr>
+                <w:sz w:val="24"/>
+              </w:rPr>
               <w:t>100 deterministic calls; read-only</w:t>
             </w:r>
           </w:p>
@@ -1726,8 +2070,14 @@
           <w:p>
             <w:pPr>
               <w:pStyle w:val="ae"/>
-            </w:pPr>
-            <w:r>
+              <w:spacing w:line="240" w:lineRule="auto" w:after="60"/>
+              <w:ind w:firstLine="0"/>
+              <w:jc w:val="left"/>
+            </w:pPr>
+            <w:r>
+              <w:rPr>
+                <w:sz w:val="24"/>
+              </w:rPr>
               <w:t>BP003/T002</w:t>
             </w:r>
           </w:p>
@@ -1739,8 +2089,14 @@
           <w:p>
             <w:pPr>
               <w:pStyle w:val="ae"/>
-            </w:pPr>
-            <w:r>
+              <w:spacing w:line="240" w:lineRule="auto" w:after="60"/>
+              <w:ind w:firstLine="0"/>
+              <w:jc w:val="left"/>
+            </w:pPr>
+            <w:r>
+              <w:rPr>
+                <w:sz w:val="24"/>
+              </w:rPr>
               <w:t>unit ownership</w:t>
             </w:r>
           </w:p>
@@ -1753,6 +2109,7 @@
       </w:pPr>
     </w:p>
     <w:p>
+      <w:bookmarkStart w:id="518" w:name="tp_section_18"/>
       <w:pPr>
         <w:pStyle w:val="af7"/>
       </w:pPr>
@@ -1762,8 +2119,10 @@
         <w:t>3 Выполнение работы</w:t>
       </w:r>
       <w:bookmarkEnd w:id="4"/>
-    </w:p>
-    <w:p>
+      <w:bookmarkEnd w:id="518"/>
+    </w:p>
+    <w:p>
+      <w:bookmarkStart w:id="519" w:name="tp_section_19"/>
       <w:pPr>
         <w:pStyle w:val="afa"/>
       </w:pPr>
@@ -1772,6 +2131,7 @@
         <w:t>3.1 Проектирование проверок</w:t>
       </w:r>
       <w:bookmarkEnd w:id="5"/>
+      <w:bookmarkEnd w:id="519"/>
     </w:p>
     <w:p>
       <w:r>
@@ -1826,10 +2186,15 @@
             <w:pPr>
               <w:pStyle w:val="ae"/>
               <w:keepNext/>
-              <w:spacing w:before="40" w:after="40"/>
-              <w:jc w:val="left"/>
-            </w:pPr>
-            <w:r>
+              <w:spacing w:before="40" w:after="60" w:line="240" w:lineRule="auto"/>
+              <w:ind w:firstLine="0"/>
+              <w:jc w:val="left"/>
+            </w:pPr>
+            <w:r>
+              <w:rPr>
+                <w:b/>
+                <w:sz w:val="24"/>
+              </w:rPr>
               <w:t>ID теста</w:t>
             </w:r>
           </w:p>
@@ -1843,10 +2208,15 @@
             <w:pPr>
               <w:pStyle w:val="ae"/>
               <w:keepNext/>
-              <w:spacing w:before="40" w:after="40"/>
-              <w:jc w:val="left"/>
-            </w:pPr>
-            <w:r>
+              <w:spacing w:before="40" w:after="60" w:line="240" w:lineRule="auto"/>
+              <w:ind w:firstLine="0"/>
+              <w:jc w:val="left"/>
+            </w:pPr>
+            <w:r>
+              <w:rPr>
+                <w:b/>
+                <w:sz w:val="24"/>
+              </w:rPr>
               <w:t>Требование / риск</w:t>
             </w:r>
           </w:p>
@@ -1860,10 +2230,15 @@
             <w:pPr>
               <w:pStyle w:val="ae"/>
               <w:keepNext/>
-              <w:spacing w:before="40" w:after="40"/>
-              <w:jc w:val="left"/>
-            </w:pPr>
-            <w:r>
+              <w:spacing w:before="40" w:after="60" w:line="240" w:lineRule="auto"/>
+              <w:ind w:firstLine="0"/>
+              <w:jc w:val="left"/>
+            </w:pPr>
+            <w:r>
+              <w:rPr>
+                <w:b/>
+                <w:sz w:val="24"/>
+              </w:rPr>
               <w:t>Исходное состояние и вход</w:t>
             </w:r>
           </w:p>
@@ -1877,10 +2252,15 @@
             <w:pPr>
               <w:pStyle w:val="ae"/>
               <w:keepNext/>
-              <w:spacing w:before="40" w:after="40"/>
-              <w:jc w:val="left"/>
-            </w:pPr>
-            <w:r>
+              <w:spacing w:before="40" w:after="60" w:line="240" w:lineRule="auto"/>
+              <w:ind w:firstLine="0"/>
+              <w:jc w:val="left"/>
+            </w:pPr>
+            <w:r>
+              <w:rPr>
+                <w:b/>
+                <w:sz w:val="24"/>
+              </w:rPr>
               <w:t>Действия</w:t>
             </w:r>
           </w:p>
@@ -1894,10 +2274,15 @@
             <w:pPr>
               <w:pStyle w:val="ae"/>
               <w:keepNext/>
-              <w:spacing w:before="40" w:after="40"/>
-              <w:jc w:val="left"/>
-            </w:pPr>
-            <w:r>
+              <w:spacing w:before="40" w:after="60" w:line="240" w:lineRule="auto"/>
+              <w:ind w:firstLine="0"/>
+              <w:jc w:val="left"/>
+            </w:pPr>
+            <w:r>
+              <w:rPr>
+                <w:b/>
+                <w:sz w:val="24"/>
+              </w:rPr>
               <w:t>Ожидаемый результат</w:t>
             </w:r>
           </w:p>
@@ -1911,10 +2296,15 @@
             <w:pPr>
               <w:pStyle w:val="ae"/>
               <w:keepNext/>
-              <w:spacing w:before="40" w:after="40"/>
-              <w:jc w:val="left"/>
-            </w:pPr>
-            <w:r>
+              <w:spacing w:before="40" w:after="60" w:line="240" w:lineRule="auto"/>
+              <w:ind w:firstLine="0"/>
+              <w:jc w:val="left"/>
+            </w:pPr>
+            <w:r>
+              <w:rPr>
+                <w:b/>
+                <w:sz w:val="24"/>
+              </w:rPr>
               <w:t>Обоснование выбора</w:t>
             </w:r>
           </w:p>
@@ -1932,8 +2322,14 @@
           <w:p>
             <w:pPr>
               <w:pStyle w:val="ae"/>
-            </w:pPr>
-            <w:r>
+              <w:spacing w:line="240" w:lineRule="auto" w:after="60"/>
+              <w:ind w:firstLine="0"/>
+              <w:jc w:val="left"/>
+            </w:pPr>
+            <w:r>
+              <w:rPr>
+                <w:sz w:val="24"/>
+              </w:rPr>
               <w:t>Normal</w:t>
             </w:r>
           </w:p>
@@ -1945,8 +2341,14 @@
           <w:p>
             <w:pPr>
               <w:pStyle w:val="ae"/>
-            </w:pPr>
-            <w:r>
+              <w:spacing w:line="240" w:lineRule="auto" w:after="60"/>
+              <w:ind w:firstLine="0"/>
+              <w:jc w:val="left"/>
+            </w:pPr>
+            <w:r>
+              <w:rPr>
+                <w:sz w:val="24"/>
+              </w:rPr>
               <w:t>TP-FR-01</w:t>
             </w:r>
           </w:p>
@@ -1958,8 +2360,14 @@
           <w:p>
             <w:pPr>
               <w:pStyle w:val="ae"/>
-            </w:pPr>
-            <w:r>
+              <w:spacing w:line="240" w:lineRule="auto" w:after="60"/>
+              <w:ind w:firstLine="0"/>
+              <w:jc w:val="left"/>
+            </w:pPr>
+            <w:r>
+              <w:rPr>
+                <w:sz w:val="24"/>
+              </w:rPr>
               <w:t>full synthetic facts, now+5s</w:t>
             </w:r>
           </w:p>
@@ -1971,8 +2379,14 @@
           <w:p>
             <w:pPr>
               <w:pStyle w:val="ae"/>
-            </w:pPr>
-            <w:r>
+              <w:spacing w:line="240" w:lineRule="auto" w:after="60"/>
+              <w:ind w:firstLine="0"/>
+              <w:jc w:val="left"/>
+            </w:pPr>
+            <w:r>
+              <w:rPr>
+                <w:sz w:val="24"/>
+              </w:rPr>
               <w:t>Evaluate</w:t>
             </w:r>
           </w:p>
@@ -1984,8 +2398,14 @@
           <w:p>
             <w:pPr>
               <w:pStyle w:val="ae"/>
-            </w:pPr>
-            <w:r>
+              <w:spacing w:line="240" w:lineRule="auto" w:after="60"/>
+              <w:ind w:firstLine="0"/>
+              <w:jc w:val="left"/>
+            </w:pPr>
+            <w:r>
+              <w:rPr>
+                <w:sz w:val="24"/>
+              </w:rPr>
               <w:t>VALID/financial only</w:t>
             </w:r>
           </w:p>
@@ -1997,8 +2417,14 @@
           <w:p>
             <w:pPr>
               <w:pStyle w:val="ae"/>
-            </w:pPr>
-            <w:r>
+              <w:spacing w:line="240" w:lineRule="auto" w:after="60"/>
+              <w:ind w:firstLine="0"/>
+              <w:jc w:val="left"/>
+            </w:pPr>
+            <w:r>
+              <w:rPr>
+                <w:sz w:val="24"/>
+              </w:rPr>
               <w:t>Valid class</w:t>
             </w:r>
           </w:p>
@@ -2016,8 +2442,14 @@
           <w:p>
             <w:pPr>
               <w:pStyle w:val="ae"/>
-            </w:pPr>
-            <w:r>
+              <w:spacing w:line="240" w:lineRule="auto" w:after="60"/>
+              <w:ind w:firstLine="0"/>
+              <w:jc w:val="left"/>
+            </w:pPr>
+            <w:r>
+              <w:rPr>
+                <w:sz w:val="24"/>
+              </w:rPr>
               <w:t>DecisionTable</w:t>
             </w:r>
           </w:p>
@@ -2029,8 +2461,14 @@
           <w:p>
             <w:pPr>
               <w:pStyle w:val="ae"/>
-            </w:pPr>
-            <w:r>
+              <w:spacing w:line="240" w:lineRule="auto" w:after="60"/>
+              <w:ind w:firstLine="0"/>
+              <w:jc w:val="left"/>
+            </w:pPr>
+            <w:r>
+              <w:rPr>
+                <w:sz w:val="24"/>
+              </w:rPr>
               <w:t>R01/R02</w:t>
             </w:r>
           </w:p>
@@ -2042,8 +2480,14 @@
           <w:p>
             <w:pPr>
               <w:pStyle w:val="ae"/>
-            </w:pPr>
-            <w:r>
+              <w:spacing w:line="240" w:lineRule="auto" w:after="60"/>
+              <w:ind w:firstLine="0"/>
+              <w:jc w:val="left"/>
+            </w:pPr>
+            <w:r>
+              <w:rPr>
+                <w:sz w:val="24"/>
+              </w:rPr>
               <w:t>один conjunct нарушен</w:t>
             </w:r>
           </w:p>
@@ -2055,8 +2499,14 @@
           <w:p>
             <w:pPr>
               <w:pStyle w:val="ae"/>
-            </w:pPr>
-            <w:r>
+              <w:spacing w:line="240" w:lineRule="auto" w:after="60"/>
+              <w:ind w:firstLine="0"/>
+              <w:jc w:val="left"/>
+            </w:pPr>
+            <w:r>
+              <w:rPr>
+                <w:sz w:val="24"/>
+              </w:rPr>
               <w:t>Evaluate</w:t>
             </w:r>
           </w:p>
@@ -2068,8 +2518,14 @@
           <w:p>
             <w:pPr>
               <w:pStyle w:val="ae"/>
-            </w:pPr>
-            <w:r>
+              <w:spacing w:line="240" w:lineRule="auto" w:after="60"/>
+              <w:ind w:firstLine="0"/>
+              <w:jc w:val="left"/>
+            </w:pPr>
+            <w:r>
+              <w:rPr>
+                <w:sz w:val="24"/>
+              </w:rPr>
               <w:t>INELIGIBLE/reason</w:t>
             </w:r>
           </w:p>
@@ -2081,8 +2537,14 @@
           <w:p>
             <w:pPr>
               <w:pStyle w:val="ae"/>
-            </w:pPr>
-            <w:r>
+              <w:spacing w:line="240" w:lineRule="auto" w:after="60"/>
+              <w:ind w:firstLine="0"/>
+              <w:jc w:val="left"/>
+            </w:pPr>
+            <w:r>
+              <w:rPr>
+                <w:sz w:val="24"/>
+              </w:rPr>
               <w:t>Decision table</w:t>
             </w:r>
           </w:p>
@@ -2100,8 +2562,14 @@
           <w:p>
             <w:pPr>
               <w:pStyle w:val="ae"/>
-            </w:pPr>
-            <w:r>
+              <w:spacing w:line="240" w:lineRule="auto" w:after="60"/>
+              <w:ind w:firstLine="0"/>
+              <w:jc w:val="left"/>
+            </w:pPr>
+            <w:r>
+              <w:rPr>
+                <w:sz w:val="24"/>
+              </w:rPr>
               <w:t>EveryNullableFact</w:t>
             </w:r>
           </w:p>
@@ -2113,8 +2581,14 @@
           <w:p>
             <w:pPr>
               <w:pStyle w:val="ae"/>
-            </w:pPr>
-            <w:r>
+              <w:spacing w:line="240" w:lineRule="auto" w:after="60"/>
+              <w:ind w:firstLine="0"/>
+              <w:jc w:val="left"/>
+            </w:pPr>
+            <w:r>
+              <w:rPr>
+                <w:sz w:val="24"/>
+              </w:rPr>
               <w:t>R03</w:t>
             </w:r>
           </w:p>
@@ -2126,8 +2600,14 @@
           <w:p>
             <w:pPr>
               <w:pStyle w:val="ae"/>
-            </w:pPr>
-            <w:r>
+              <w:spacing w:line="240" w:lineRule="auto" w:after="60"/>
+              <w:ind w:firstLine="0"/>
+              <w:jc w:val="left"/>
+            </w:pPr>
+            <w:r>
+              <w:rPr>
+                <w:sz w:val="24"/>
+              </w:rPr>
               <w:t>по одному nil</w:t>
             </w:r>
           </w:p>
@@ -2139,8 +2619,14 @@
           <w:p>
             <w:pPr>
               <w:pStyle w:val="ae"/>
-            </w:pPr>
-            <w:r>
+              <w:spacing w:line="240" w:lineRule="auto" w:after="60"/>
+              <w:ind w:firstLine="0"/>
+              <w:jc w:val="left"/>
+            </w:pPr>
+            <w:r>
+              <w:rPr>
+                <w:sz w:val="24"/>
+              </w:rPr>
               <w:t>Evaluate</w:t>
             </w:r>
           </w:p>
@@ -2152,8 +2638,14 @@
           <w:p>
             <w:pPr>
               <w:pStyle w:val="ae"/>
-            </w:pPr>
-            <w:r>
+              <w:spacing w:line="240" w:lineRule="auto" w:after="60"/>
+              <w:ind w:firstLine="0"/>
+              <w:jc w:val="left"/>
+            </w:pPr>
+            <w:r>
+              <w:rPr>
+                <w:sz w:val="24"/>
+              </w:rPr>
               <w:t>INCOMPLETE</w:t>
             </w:r>
           </w:p>
@@ -2165,8 +2657,14 @@
           <w:p>
             <w:pPr>
               <w:pStyle w:val="ae"/>
-            </w:pPr>
-            <w:r>
+              <w:spacing w:line="240" w:lineRule="auto" w:after="60"/>
+              <w:ind w:firstLine="0"/>
+              <w:jc w:val="left"/>
+            </w:pPr>
+            <w:r>
+              <w:rPr>
+                <w:sz w:val="24"/>
+              </w:rPr>
               <w:t>Unknown class</w:t>
             </w:r>
           </w:p>
@@ -2184,8 +2682,14 @@
           <w:p>
             <w:pPr>
               <w:pStyle w:val="ae"/>
-            </w:pPr>
-            <w:r>
+              <w:spacing w:line="240" w:lineRule="auto" w:after="60"/>
+              <w:ind w:firstLine="0"/>
+              <w:jc w:val="left"/>
+            </w:pPr>
+            <w:r>
+              <w:rPr>
+                <w:sz w:val="24"/>
+              </w:rPr>
               <w:t>ProofBoundary</w:t>
             </w:r>
           </w:p>
@@ -2197,8 +2701,14 @@
           <w:p>
             <w:pPr>
               <w:pStyle w:val="ae"/>
-            </w:pPr>
-            <w:r>
+              <w:spacing w:line="240" w:lineRule="auto" w:after="60"/>
+              <w:ind w:firstLine="0"/>
+              <w:jc w:val="left"/>
+            </w:pPr>
+            <w:r>
+              <w:rPr>
+                <w:sz w:val="24"/>
+              </w:rPr>
               <w:t>R04</w:t>
             </w:r>
           </w:p>
@@ -2210,8 +2720,14 @@
           <w:p>
             <w:pPr>
               <w:pStyle w:val="ae"/>
-            </w:pPr>
-            <w:r>
+              <w:spacing w:line="240" w:lineRule="auto" w:after="60"/>
+              <w:ind w:firstLine="0"/>
+              <w:jc w:val="left"/>
+            </w:pPr>
+            <w:r>
+              <w:rPr>
+                <w:sz w:val="24"/>
+              </w:rPr>
               <w:t>expiry−1ns/= /+1ns</w:t>
             </w:r>
           </w:p>
@@ -2223,8 +2739,14 @@
           <w:p>
             <w:pPr>
               <w:pStyle w:val="ae"/>
-            </w:pPr>
-            <w:r>
+              <w:spacing w:line="240" w:lineRule="auto" w:after="60"/>
+              <w:ind w:firstLine="0"/>
+              <w:jc w:val="left"/>
+            </w:pPr>
+            <w:r>
+              <w:rPr>
+                <w:sz w:val="24"/>
+              </w:rPr>
               <w:t>Evaluate</w:t>
             </w:r>
           </w:p>
@@ -2236,8 +2758,14 @@
           <w:p>
             <w:pPr>
               <w:pStyle w:val="ae"/>
-            </w:pPr>
-            <w:r>
+              <w:spacing w:line="240" w:lineRule="auto" w:after="60"/>
+              <w:ind w:firstLine="0"/>
+              <w:jc w:val="left"/>
+            </w:pPr>
+            <w:r>
+              <w:rPr>
+                <w:sz w:val="24"/>
+              </w:rPr>
               <w:t>VALID / REFRESH / REFRESH</w:t>
             </w:r>
           </w:p>
@@ -2249,8 +2777,14 @@
           <w:p>
             <w:pPr>
               <w:pStyle w:val="ae"/>
-            </w:pPr>
-            <w:r>
+              <w:spacing w:line="240" w:lineRule="auto" w:after="60"/>
+              <w:ind w:firstLine="0"/>
+              <w:jc w:val="left"/>
+            </w:pPr>
+            <w:r>
+              <w:rPr>
+                <w:sz w:val="24"/>
+              </w:rPr>
               <w:t>Boundary</w:t>
             </w:r>
           </w:p>
@@ -2268,8 +2802,14 @@
           <w:p>
             <w:pPr>
               <w:pStyle w:val="ae"/>
-            </w:pPr>
-            <w:r>
+              <w:spacing w:line="240" w:lineRule="auto" w:after="60"/>
+              <w:ind w:firstLine="0"/>
+              <w:jc w:val="left"/>
+            </w:pPr>
+            <w:r>
+              <w:rPr>
+                <w:sz w:val="24"/>
+              </w:rPr>
               <w:t>ReaderSubstitution</w:t>
             </w:r>
           </w:p>
@@ -2281,8 +2821,14 @@
           <w:p>
             <w:pPr>
               <w:pStyle w:val="ae"/>
-            </w:pPr>
-            <w:r>
+              <w:spacing w:line="240" w:lineRule="auto" w:after="60"/>
+              <w:ind w:firstLine="0"/>
+              <w:jc w:val="left"/>
+            </w:pPr>
+            <w:r>
+              <w:rPr>
+                <w:sz w:val="24"/>
+              </w:rPr>
               <w:t>R03</w:t>
             </w:r>
           </w:p>
@@ -2294,8 +2840,14 @@
           <w:p>
             <w:pPr>
               <w:pStyle w:val="ae"/>
-            </w:pPr>
-            <w:r>
+              <w:spacing w:line="240" w:lineRule="auto" w:after="60"/>
+              <w:ind w:firstLine="0"/>
+              <w:jc w:val="left"/>
+            </w:pPr>
+            <w:r>
+              <w:rPr>
+                <w:sz w:val="24"/>
+              </w:rPr>
               <w:t>File/double, same case</w:t>
             </w:r>
           </w:p>
@@ -2307,8 +2859,14 @@
           <w:p>
             <w:pPr>
               <w:pStyle w:val="ae"/>
-            </w:pPr>
-            <w:r>
+              <w:spacing w:line="240" w:lineRule="auto" w:after="60"/>
+              <w:ind w:firstLine="0"/>
+              <w:jc w:val="left"/>
+            </w:pPr>
+            <w:r>
+              <w:rPr>
+                <w:sz w:val="24"/>
+              </w:rPr>
               <w:t>Same consumer</w:t>
             </w:r>
           </w:p>
@@ -2320,8 +2878,14 @@
           <w:p>
             <w:pPr>
               <w:pStyle w:val="ae"/>
-            </w:pPr>
-            <w:r>
+              <w:spacing w:line="240" w:lineRule="auto" w:after="60"/>
+              <w:ind w:firstLine="0"/>
+              <w:jc w:val="left"/>
+            </w:pPr>
+            <w:r>
+              <w:rPr>
+                <w:sz w:val="24"/>
+              </w:rPr>
               <w:t>normal/error/boundary match</w:t>
             </w:r>
           </w:p>
@@ -2333,8 +2897,14 @@
           <w:p>
             <w:pPr>
               <w:pStyle w:val="ae"/>
-            </w:pPr>
-            <w:r>
+              <w:spacing w:line="240" w:lineRule="auto" w:after="60"/>
+              <w:ind w:firstLine="0"/>
+              <w:jc w:val="left"/>
+            </w:pPr>
+            <w:r>
+              <w:rPr>
+                <w:sz w:val="24"/>
+              </w:rPr>
               <w:t>Contract DI</w:t>
             </w:r>
           </w:p>
@@ -2352,8 +2922,14 @@
           <w:p>
             <w:pPr>
               <w:pStyle w:val="ae"/>
-            </w:pPr>
-            <w:r>
+              <w:spacing w:line="240" w:lineRule="auto" w:after="60"/>
+              <w:ind w:firstLine="0"/>
+              <w:jc w:val="left"/>
+            </w:pPr>
+            <w:r>
+              <w:rPr>
+                <w:sz w:val="24"/>
+              </w:rPr>
               <w:t>OutputFailure</w:t>
             </w:r>
           </w:p>
@@ -2365,8 +2941,14 @@
           <w:p>
             <w:pPr>
               <w:pStyle w:val="ae"/>
-            </w:pPr>
-            <w:r>
+              <w:spacing w:line="240" w:lineRule="auto" w:after="60"/>
+              <w:ind w:firstLine="0"/>
+              <w:jc w:val="left"/>
+            </w:pPr>
+            <w:r>
+              <w:rPr>
+                <w:sz w:val="24"/>
+              </w:rPr>
               <w:t>R06</w:t>
             </w:r>
           </w:p>
@@ -2378,8 +2960,14 @@
           <w:p>
             <w:pPr>
               <w:pStyle w:val="ae"/>
-            </w:pPr>
-            <w:r>
+              <w:spacing w:line="240" w:lineRule="auto" w:after="60"/>
+              <w:ind w:firstLine="0"/>
+              <w:jc w:val="left"/>
+            </w:pPr>
+            <w:r>
+              <w:rPr>
+                <w:sz w:val="24"/>
+              </w:rPr>
               <w:t>failed output writer</w:t>
             </w:r>
           </w:p>
@@ -2391,8 +2979,14 @@
           <w:p>
             <w:pPr>
               <w:pStyle w:val="ae"/>
-            </w:pPr>
-            <w:r>
+              <w:spacing w:line="240" w:lineRule="auto" w:after="60"/>
+              <w:ind w:firstLine="0"/>
+              <w:jc w:val="left"/>
+            </w:pPr>
+            <w:r>
+              <w:rPr>
+                <w:sz w:val="24"/>
+              </w:rPr>
               <w:t>run CLI</w:t>
             </w:r>
           </w:p>
@@ -2404,8 +2998,14 @@
           <w:p>
             <w:pPr>
               <w:pStyle w:val="ae"/>
-            </w:pPr>
-            <w:r>
+              <w:spacing w:line="240" w:lineRule="auto" w:after="60"/>
+              <w:ind w:firstLine="0"/>
+              <w:jc w:val="left"/>
+            </w:pPr>
+            <w:r>
+              <w:rPr>
+                <w:sz w:val="24"/>
+              </w:rPr>
               <w:t>exit3</w:t>
             </w:r>
           </w:p>
@@ -2417,9 +3017,135 @@
           <w:p>
             <w:pPr>
               <w:pStyle w:val="ae"/>
-            </w:pPr>
-            <w:r>
+              <w:spacing w:line="240" w:lineRule="auto" w:after="60"/>
+              <w:ind w:firstLine="0"/>
+              <w:jc w:val="left"/>
+            </w:pPr>
+            <w:r>
+              <w:rPr>
+                <w:sz w:val="24"/>
+              </w:rPr>
               <w:t>Observed natural defect</w:t>
+            </w:r>
+          </w:p>
+        </w:tc>
+      </w:tr>
+      <w:tr>
+        <w:trPr>
+          <w:cantSplit/>
+          <w:jc w:val="center"/>
+        </w:trPr>
+        <w:tc>
+          <w:tcPr>
+            <w:tcW w:w="1022" w:type="dxa"/>
+          </w:tcPr>
+          <w:p>
+            <w:pPr>
+              <w:pStyle w:val="ae"/>
+              <w:spacing w:line="240" w:lineRule="auto" w:after="60"/>
+              <w:ind w:firstLine="0"/>
+              <w:jc w:val="left"/>
+            </w:pPr>
+            <w:r>
+              <w:rPr>
+                <w:sz w:val="24"/>
+              </w:rPr>
+              <w:t>CanonicalJSON</w:t>
+            </w:r>
+          </w:p>
+        </w:tc>
+        <w:tc>
+          <w:tcPr>
+            <w:tcW w:w="1572" w:type="dxa"/>
+          </w:tcPr>
+          <w:p>
+            <w:pPr>
+              <w:pStyle w:val="ae"/>
+              <w:spacing w:line="240" w:lineRule="auto" w:after="60"/>
+              <w:ind w:firstLine="0"/>
+              <w:jc w:val="left"/>
+            </w:pPr>
+            <w:r>
+              <w:rPr>
+                <w:sz w:val="24"/>
+              </w:rPr>
+              <w:t>TP-REV-001</w:t>
+            </w:r>
+          </w:p>
+        </w:tc>
+        <w:tc>
+          <w:tcPr>
+            <w:tcW w:w="2044" w:type="dxa"/>
+          </w:tcPr>
+          <w:p>
+            <w:pPr>
+              <w:pStyle w:val="ae"/>
+              <w:spacing w:line="240" w:lineRule="auto" w:after="60"/>
+              <w:ind w:firstLine="0"/>
+              <w:jc w:val="left"/>
+            </w:pPr>
+            <w:r>
+              <w:rPr>
+                <w:sz w:val="24"/>
+              </w:rPr>
+              <w:t>Top/nested aliases; оба порядка; zero/false</w:t>
+            </w:r>
+          </w:p>
+        </w:tc>
+        <w:tc>
+          <w:tcPr>
+            <w:tcW w:w="1572" w:type="dxa"/>
+          </w:tcPr>
+          <w:p>
+            <w:pPr>
+              <w:pStyle w:val="ae"/>
+              <w:spacing w:line="240" w:lineRule="auto" w:after="60"/>
+              <w:ind w:firstLine="0"/>
+              <w:jc w:val="left"/>
+            </w:pPr>
+            <w:r>
+              <w:rPr>
+                <w:sz w:val="24"/>
+              </w:rPr>
+              <w:t>StrictDecode / CLI</w:t>
+            </w:r>
+          </w:p>
+        </w:tc>
+        <w:tc>
+          <w:tcPr>
+            <w:tcW w:w="1572" w:type="dxa"/>
+          </w:tcPr>
+          <w:p>
+            <w:pPr>
+              <w:pStyle w:val="ae"/>
+              <w:spacing w:line="240" w:lineRule="auto" w:after="60"/>
+              <w:ind w:firstLine="0"/>
+              <w:jc w:val="left"/>
+            </w:pPr>
+            <w:r>
+              <w:rPr>
+                <w:sz w:val="24"/>
+              </w:rPr>
+              <w:t>Reject aliases exit 2; preserve canonical</w:t>
+            </w:r>
+          </w:p>
+        </w:tc>
+        <w:tc>
+          <w:tcPr>
+            <w:tcW w:w="1572" w:type="dxa"/>
+          </w:tcPr>
+          <w:p>
+            <w:pPr>
+              <w:pStyle w:val="ae"/>
+              <w:spacing w:line="240" w:lineRule="auto" w:after="60"/>
+              <w:ind w:firstLine="0"/>
+              <w:jc w:val="left"/>
+            </w:pPr>
+            <w:r>
+              <w:rPr>
+                <w:sz w:val="24"/>
+              </w:rPr>
+              <w:t>Regression red → fix → green</w:t>
             </w:r>
           </w:p>
         </w:tc>
@@ -2441,6 +3167,7 @@
       </w:r>
     </w:p>
     <w:p>
+      <w:bookmarkStart w:id="520" w:name="tp_section_20"/>
       <w:pPr>
         <w:pStyle w:val="afa"/>
       </w:pPr>
@@ -2449,6 +3176,7 @@
         <w:t>3.2 Данные и автоматизация</w:t>
       </w:r>
       <w:bookmarkEnd w:id="6"/>
+      <w:bookmarkEnd w:id="520"/>
     </w:p>
     <w:p>
       <w:r>
@@ -2467,32 +3195,22 @@
     </w:p>
     <w:p>
       <w:r>
-        <w:t xml:space="preserve">HIT-29 → work/HIT-29-financial-proof-verification → </w:t>
+        <w:t xml:space="preserve">HIT-29 / PR №7 и fix HIT-27 / PR №20 merged. Workflow pr12-tp.yml проверяет named tests, smoke, race, mutations. Принятый main ec0dcba7ca42ea59909489cef9650c6edff12f35; CI </w:t>
       </w:r>
       <w:hyperlink r:id="rId11">
         <w:r>
           <w:rPr>
             <w:rStyle w:val="Hyperlink"/>
           </w:rPr>
-          <w:t>https://github.com/hitpipe/hitpipe/pull/7</w:t>
+          <w:t>https://github.com/hitpipe/hitpipe/actions/runs/39229206910</w:t>
         </w:r>
       </w:hyperlink>
       <w:r>
-        <w:t xml:space="preserve">. Owner workflow pr12-tp.yml запускает named tests, smoke, race, six compiled mutations и artifact upload. CI </w:t>
-      </w:r>
-      <w:hyperlink r:id="rId12">
-        <w:r>
-          <w:rPr>
-            <w:rStyle w:val="Hyperlink"/>
-          </w:rPr>
-          <w:t>https://github.com/hitpipe/hitpipe/actions/runs/39121031226</w:t>
-        </w:r>
-      </w:hyperlink>
-      <w:r>
-        <w:t xml:space="preserve"> реально success.</w:t>
-      </w:r>
-    </w:p>
-    <w:p>
+        <w:t xml:space="preserve"> success. PR №10 содержит только отчётные изменения поверх принятого кода.</w:t>
+      </w:r>
+    </w:p>
+    <w:p>
+      <w:bookmarkStart w:id="521" w:name="tp_section_21"/>
       <w:pPr>
         <w:pStyle w:val="afa"/>
       </w:pPr>
@@ -2501,6 +3219,7 @@
         <w:t>3.3 Риски и приоритеты</w:t>
       </w:r>
       <w:bookmarkEnd w:id="7"/>
+      <w:bookmarkEnd w:id="521"/>
     </w:p>
     <w:p>
       <w:r>
@@ -2553,10 +3272,15 @@
             <w:pPr>
               <w:pStyle w:val="ae"/>
               <w:keepNext/>
-              <w:spacing w:before="40" w:after="40"/>
-              <w:jc w:val="left"/>
-            </w:pPr>
-            <w:r>
+              <w:spacing w:before="40" w:after="60" w:line="240" w:lineRule="auto"/>
+              <w:ind w:firstLine="0"/>
+              <w:jc w:val="left"/>
+            </w:pPr>
+            <w:r>
+              <w:rPr>
+                <w:b/>
+                <w:sz w:val="24"/>
+              </w:rPr>
               <w:t>ID</w:t>
             </w:r>
           </w:p>
@@ -2567,7 +3291,16 @@
             <w:shd w:val="clear" w:color="auto" w:fill="F2F2F2"/>
           </w:tcPr>
           <w:p>
-            <w:r>
+            <w:pPr>
+              <w:spacing w:line="240" w:lineRule="auto" w:after="60"/>
+              <w:ind w:firstLine="0"/>
+              <w:jc w:val="left"/>
+            </w:pPr>
+            <w:r>
+              <w:rPr>
+                <w:b/>
+                <w:sz w:val="24"/>
+              </w:rPr>
               <w:t>Событие, причина и последствие</w:t>
             </w:r>
           </w:p>
@@ -2581,10 +3314,15 @@
             <w:pPr>
               <w:pStyle w:val="ae"/>
               <w:keepNext/>
-              <w:spacing w:before="40" w:after="40"/>
-              <w:jc w:val="left"/>
-            </w:pPr>
-            <w:r>
+              <w:spacing w:before="40" w:after="60" w:line="240" w:lineRule="auto"/>
+              <w:ind w:firstLine="0"/>
+              <w:jc w:val="left"/>
+            </w:pPr>
+            <w:r>
+              <w:rPr>
+                <w:b/>
+                <w:sz w:val="24"/>
+              </w:rPr>
               <w:t>Вероятность и основание</w:t>
             </w:r>
           </w:p>
@@ -2598,10 +3336,15 @@
             <w:pPr>
               <w:pStyle w:val="ae"/>
               <w:keepNext/>
-              <w:spacing w:before="40" w:after="40"/>
-              <w:jc w:val="left"/>
-            </w:pPr>
-            <w:r>
+              <w:spacing w:before="40" w:after="60" w:line="240" w:lineRule="auto"/>
+              <w:ind w:firstLine="0"/>
+              <w:jc w:val="left"/>
+            </w:pPr>
+            <w:r>
+              <w:rPr>
+                <w:b/>
+                <w:sz w:val="24"/>
+              </w:rPr>
               <w:t>Ущерб и основание</w:t>
             </w:r>
           </w:p>
@@ -2615,10 +3358,15 @@
             <w:pPr>
               <w:pStyle w:val="ae"/>
               <w:keepNext/>
-              <w:spacing w:before="40" w:after="40"/>
-              <w:jc w:val="left"/>
-            </w:pPr>
-            <w:r>
+              <w:spacing w:before="40" w:after="60" w:line="240" w:lineRule="auto"/>
+              <w:ind w:firstLine="0"/>
+              <w:jc w:val="left"/>
+            </w:pPr>
+            <w:r>
+              <w:rPr>
+                <w:b/>
+                <w:sz w:val="24"/>
+              </w:rPr>
               <w:t>Приоритет</w:t>
             </w:r>
           </w:p>
@@ -2632,10 +3380,15 @@
             <w:pPr>
               <w:pStyle w:val="ae"/>
               <w:keepNext/>
-              <w:spacing w:before="40" w:after="40"/>
-              <w:jc w:val="left"/>
-            </w:pPr>
-            <w:r>
+              <w:spacing w:before="40" w:after="60" w:line="240" w:lineRule="auto"/>
+              <w:ind w:firstLine="0"/>
+              <w:jc w:val="left"/>
+            </w:pPr>
+            <w:r>
+              <w:rPr>
+                <w:b/>
+                <w:sz w:val="24"/>
+              </w:rPr>
               <w:t>Проверка, частота и остаточный риск</w:t>
             </w:r>
           </w:p>
@@ -2653,8 +3406,14 @@
           <w:p>
             <w:pPr>
               <w:pStyle w:val="ae"/>
-            </w:pPr>
-            <w:r>
+              <w:spacing w:line="240" w:lineRule="auto" w:after="60"/>
+              <w:ind w:firstLine="0"/>
+              <w:jc w:val="left"/>
+            </w:pPr>
+            <w:r>
+              <w:rPr>
+                <w:sz w:val="24"/>
+              </w:rPr>
               <w:t>R01</w:t>
             </w:r>
           </w:p>
@@ -2666,8 +3425,14 @@
           <w:p>
             <w:pPr>
               <w:pStyle w:val="ae"/>
-            </w:pPr>
-            <w:r>
+              <w:spacing w:line="240" w:lineRule="auto" w:after="60"/>
+              <w:ind w:firstLine="0"/>
+              <w:jc w:val="left"/>
+            </w:pPr>
+            <w:r>
+              <w:rPr>
+                <w:sz w:val="24"/>
+              </w:rPr>
               <w:t>Refund/partial capture даёт permission</w:t>
             </w:r>
           </w:p>
@@ -2679,8 +3444,14 @@
           <w:p>
             <w:pPr>
               <w:pStyle w:val="ae"/>
-            </w:pPr>
-            <w:r>
+              <w:spacing w:line="240" w:lineRule="auto" w:after="60"/>
+              <w:ind w:firstLine="0"/>
+              <w:jc w:val="left"/>
+            </w:pPr>
+            <w:r>
+              <w:rPr>
+                <w:sz w:val="24"/>
+              </w:rPr>
               <w:t>Средняя: many facts</w:t>
             </w:r>
           </w:p>
@@ -2692,8 +3463,14 @@
           <w:p>
             <w:pPr>
               <w:pStyle w:val="ae"/>
-            </w:pPr>
-            <w:r>
+              <w:spacing w:line="240" w:lineRule="auto" w:after="60"/>
+              <w:ind w:firstLine="0"/>
+              <w:jc w:val="left"/>
+            </w:pPr>
+            <w:r>
+              <w:rPr>
+                <w:sz w:val="24"/>
+              </w:rPr>
               <w:t>Тяжёлый: лишняя работа</w:t>
             </w:r>
           </w:p>
@@ -2705,8 +3482,14 @@
           <w:p>
             <w:pPr>
               <w:pStyle w:val="ae"/>
-            </w:pPr>
-            <w:r>
+              <w:spacing w:line="240" w:lineRule="auto" w:after="60"/>
+              <w:ind w:firstLine="0"/>
+              <w:jc w:val="left"/>
+            </w:pPr>
+            <w:r>
+              <w:rPr>
+                <w:sz w:val="24"/>
+              </w:rPr>
               <w:t>Высокий</w:t>
             </w:r>
           </w:p>
@@ -2718,8 +3501,14 @@
           <w:p>
             <w:pPr>
               <w:pStyle w:val="ae"/>
-            </w:pPr>
-            <w:r>
+              <w:spacing w:line="240" w:lineRule="auto" w:after="60"/>
+              <w:ind w:firstLine="0"/>
+              <w:jc w:val="left"/>
+            </w:pPr>
+            <w:r>
+              <w:rPr>
+                <w:sz w:val="24"/>
+              </w:rPr>
               <w:t>Decision/M01/M02/M03/M06 every change</w:t>
             </w:r>
           </w:p>
@@ -2737,8 +3526,14 @@
           <w:p>
             <w:pPr>
               <w:pStyle w:val="ae"/>
-            </w:pPr>
-            <w:r>
+              <w:spacing w:line="240" w:lineRule="auto" w:after="60"/>
+              <w:ind w:firstLine="0"/>
+              <w:jc w:val="left"/>
+            </w:pPr>
+            <w:r>
+              <w:rPr>
+                <w:sz w:val="24"/>
+              </w:rPr>
               <w:t>R02</w:t>
             </w:r>
           </w:p>
@@ -2750,8 +3545,14 @@
           <w:p>
             <w:pPr>
               <w:pStyle w:val="ae"/>
-            </w:pPr>
-            <w:r>
+              <w:spacing w:line="240" w:lineRule="auto" w:after="60"/>
+              <w:ind w:firstLine="0"/>
+              <w:jc w:val="left"/>
+            </w:pPr>
+            <w:r>
+              <w:rPr>
+                <w:sz w:val="24"/>
+              </w:rPr>
               <w:t>Чужой scope принят</w:t>
             </w:r>
           </w:p>
@@ -2763,8 +3564,14 @@
           <w:p>
             <w:pPr>
               <w:pStyle w:val="ae"/>
-            </w:pPr>
-            <w:r>
+              <w:spacing w:line="240" w:lineRule="auto" w:after="60"/>
+              <w:ind w:firstLine="0"/>
+              <w:jc w:val="left"/>
+            </w:pPr>
+            <w:r>
+              <w:rPr>
+                <w:sz w:val="24"/>
+              </w:rPr>
               <w:t>Низкая: scoped query</w:t>
             </w:r>
           </w:p>
@@ -2776,8 +3583,14 @@
           <w:p>
             <w:pPr>
               <w:pStyle w:val="ae"/>
-            </w:pPr>
-            <w:r>
+              <w:spacing w:line="240" w:lineRule="auto" w:after="60"/>
+              <w:ind w:firstLine="0"/>
+              <w:jc w:val="left"/>
+            </w:pPr>
+            <w:r>
+              <w:rPr>
+                <w:sz w:val="24"/>
+              </w:rPr>
               <w:t>Тяжёлый: изоляция</w:t>
             </w:r>
           </w:p>
@@ -2789,8 +3602,14 @@
           <w:p>
             <w:pPr>
               <w:pStyle w:val="ae"/>
-            </w:pPr>
-            <w:r>
+              <w:spacing w:line="240" w:lineRule="auto" w:after="60"/>
+              <w:ind w:firstLine="0"/>
+              <w:jc w:val="left"/>
+            </w:pPr>
+            <w:r>
+              <w:rPr>
+                <w:sz w:val="24"/>
+              </w:rPr>
               <w:t>Высокий</w:t>
             </w:r>
           </w:p>
@@ -2802,8 +3621,14 @@
           <w:p>
             <w:pPr>
               <w:pStyle w:val="ae"/>
-            </w:pPr>
-            <w:r>
+              <w:spacing w:line="240" w:lineRule="auto" w:after="60"/>
+              <w:ind w:firstLine="0"/>
+              <w:jc w:val="left"/>
+            </w:pPr>
+            <w:r>
+              <w:rPr>
+                <w:sz w:val="24"/>
+              </w:rPr>
               <w:t>Scope/ContextPins/M05 every change</w:t>
             </w:r>
           </w:p>
@@ -2821,8 +3646,14 @@
           <w:p>
             <w:pPr>
               <w:pStyle w:val="ae"/>
-            </w:pPr>
-            <w:r>
+              <w:spacing w:line="240" w:lineRule="auto" w:after="60"/>
+              <w:ind w:firstLine="0"/>
+              <w:jc w:val="left"/>
+            </w:pPr>
+            <w:r>
+              <w:rPr>
+                <w:sz w:val="24"/>
+              </w:rPr>
               <w:t>R03</w:t>
             </w:r>
           </w:p>
@@ -2834,8 +3665,14 @@
           <w:p>
             <w:pPr>
               <w:pStyle w:val="ae"/>
-            </w:pPr>
-            <w:r>
+              <w:spacing w:line="240" w:lineRule="auto" w:after="60"/>
+              <w:ind w:firstLine="0"/>
+              <w:jc w:val="left"/>
+            </w:pPr>
+            <w:r>
+              <w:rPr>
+                <w:sz w:val="24"/>
+              </w:rPr>
               <w:t>Unknown→zero/success</w:t>
             </w:r>
           </w:p>
@@ -2847,8 +3684,14 @@
           <w:p>
             <w:pPr>
               <w:pStyle w:val="ae"/>
-            </w:pPr>
-            <w:r>
+              <w:spacing w:line="240" w:lineRule="auto" w:after="60"/>
+              <w:ind w:firstLine="0"/>
+              <w:jc w:val="left"/>
+            </w:pPr>
+            <w:r>
+              <w:rPr>
+                <w:sz w:val="24"/>
+              </w:rPr>
               <w:t>Средняя: nullable/outages</w:t>
             </w:r>
           </w:p>
@@ -2860,8 +3703,14 @@
           <w:p>
             <w:pPr>
               <w:pStyle w:val="ae"/>
-            </w:pPr>
-            <w:r>
+              <w:spacing w:line="240" w:lineRule="auto" w:after="60"/>
+              <w:ind w:firstLine="0"/>
+              <w:jc w:val="left"/>
+            </w:pPr>
+            <w:r>
+              <w:rPr>
+                <w:sz w:val="24"/>
+              </w:rPr>
               <w:t>Тяжёлый: ложный допуск</w:t>
             </w:r>
           </w:p>
@@ -2873,8 +3722,14 @@
           <w:p>
             <w:pPr>
               <w:pStyle w:val="ae"/>
-            </w:pPr>
-            <w:r>
+              <w:spacing w:line="240" w:lineRule="auto" w:after="60"/>
+              <w:ind w:firstLine="0"/>
+              <w:jc w:val="left"/>
+            </w:pPr>
+            <w:r>
+              <w:rPr>
+                <w:sz w:val="24"/>
+              </w:rPr>
               <w:t>Высокий</w:t>
             </w:r>
           </w:p>
@@ -2886,8 +3741,14 @@
           <w:p>
             <w:pPr>
               <w:pStyle w:val="ae"/>
-            </w:pPr>
-            <w:r>
+              <w:spacing w:line="240" w:lineRule="auto" w:after="60"/>
+              <w:ind w:firstLine="0"/>
+              <w:jc w:val="left"/>
+            </w:pPr>
+            <w:r>
+              <w:rPr>
+                <w:sz w:val="24"/>
+              </w:rPr>
               <w:t>EveryNullable/DI every change</w:t>
             </w:r>
           </w:p>
@@ -2905,8 +3766,14 @@
           <w:p>
             <w:pPr>
               <w:pStyle w:val="ae"/>
-            </w:pPr>
-            <w:r>
+              <w:spacing w:line="240" w:lineRule="auto" w:after="60"/>
+              <w:ind w:firstLine="0"/>
+              <w:jc w:val="left"/>
+            </w:pPr>
+            <w:r>
+              <w:rPr>
+                <w:sz w:val="24"/>
+              </w:rPr>
               <w:t>R04</w:t>
             </w:r>
           </w:p>
@@ -2918,8 +3785,14 @@
           <w:p>
             <w:pPr>
               <w:pStyle w:val="ae"/>
-            </w:pPr>
-            <w:r>
+              <w:spacing w:line="240" w:lineRule="auto" w:after="60"/>
+              <w:ind w:firstLine="0"/>
+              <w:jc w:val="left"/>
+            </w:pPr>
+            <w:r>
+              <w:rPr>
+                <w:sz w:val="24"/>
+              </w:rPr>
               <w:t>Oldest proof омоложен</w:t>
             </w:r>
           </w:p>
@@ -2931,8 +3804,14 @@
           <w:p>
             <w:pPr>
               <w:pStyle w:val="ae"/>
-            </w:pPr>
-            <w:r>
+              <w:spacing w:line="240" w:lineRule="auto" w:after="60"/>
+              <w:ind w:firstLine="0"/>
+              <w:jc w:val="left"/>
+            </w:pPr>
+            <w:r>
+              <w:rPr>
+                <w:sz w:val="24"/>
+              </w:rPr>
               <w:t>Средняя: multiple reads</w:t>
             </w:r>
           </w:p>
@@ -2944,8 +3823,14 @@
           <w:p>
             <w:pPr>
               <w:pStyle w:val="ae"/>
-            </w:pPr>
-            <w:r>
+              <w:spacing w:line="240" w:lineRule="auto" w:after="60"/>
+              <w:ind w:firstLine="0"/>
+              <w:jc w:val="left"/>
+            </w:pPr>
+            <w:r>
+              <w:rPr>
+                <w:sz w:val="24"/>
+              </w:rPr>
               <w:t>Тяжёлый: stale action</w:t>
             </w:r>
           </w:p>
@@ -2957,8 +3842,14 @@
           <w:p>
             <w:pPr>
               <w:pStyle w:val="ae"/>
-            </w:pPr>
-            <w:r>
+              <w:spacing w:line="240" w:lineRule="auto" w:after="60"/>
+              <w:ind w:firstLine="0"/>
+              <w:jc w:val="left"/>
+            </w:pPr>
+            <w:r>
+              <w:rPr>
+                <w:sz w:val="24"/>
+              </w:rPr>
               <w:t>Высокий</w:t>
             </w:r>
           </w:p>
@@ -2970,8 +3861,14 @@
           <w:p>
             <w:pPr>
               <w:pStyle w:val="ae"/>
-            </w:pPr>
-            <w:r>
+              <w:spacing w:line="240" w:lineRule="auto" w:after="60"/>
+              <w:ind w:firstLine="0"/>
+              <w:jc w:val="left"/>
+            </w:pPr>
+            <w:r>
+              <w:rPr>
+                <w:sz w:val="24"/>
+              </w:rPr>
               <w:t>Proof tests every change</w:t>
             </w:r>
           </w:p>
@@ -2989,8 +3886,14 @@
           <w:p>
             <w:pPr>
               <w:pStyle w:val="ae"/>
-            </w:pPr>
-            <w:r>
+              <w:spacing w:line="240" w:lineRule="auto" w:after="60"/>
+              <w:ind w:firstLine="0"/>
+              <w:jc w:val="left"/>
+            </w:pPr>
+            <w:r>
+              <w:rPr>
+                <w:sz w:val="24"/>
+              </w:rPr>
               <w:t>R05</w:t>
             </w:r>
           </w:p>
@@ -3002,9 +3905,15 @@
           <w:p>
             <w:pPr>
               <w:pStyle w:val="ae"/>
-            </w:pPr>
-            <w:r>
-              <w:t>Unsafe JSON/log disclosure</w:t>
+              <w:spacing w:line="240" w:lineRule="auto" w:after="60"/>
+              <w:ind w:firstLine="0"/>
+              <w:jc w:val="left"/>
+            </w:pPr>
+            <w:r>
+              <w:rPr>
+                <w:sz w:val="24"/>
+              </w:rPr>
+              <w:t>Aliases скрывают refund в offline fixture</w:t>
             </w:r>
           </w:p>
         </w:tc>
@@ -3015,9 +3924,15 @@
           <w:p>
             <w:pPr>
               <w:pStyle w:val="ae"/>
-            </w:pPr>
-            <w:r>
-              <w:t>Средняя: untrusted input</w:t>
+              <w:spacing w:line="240" w:lineRule="auto" w:after="60"/>
+              <w:ind w:firstLine="0"/>
+              <w:jc w:val="left"/>
+            </w:pPr>
+            <w:r>
+              <w:rPr>
+                <w:sz w:val="24"/>
+              </w:rPr>
+              <w:t>Средняя: case-fold decoder</w:t>
             </w:r>
           </w:p>
         </w:tc>
@@ -3028,9 +3943,15 @@
           <w:p>
             <w:pPr>
               <w:pStyle w:val="ae"/>
-            </w:pPr>
-            <w:r>
-              <w:t>Тяжёлый: secret exposure</w:t>
+              <w:spacing w:line="240" w:lineRule="auto" w:after="60"/>
+              <w:ind w:firstLine="0"/>
+              <w:jc w:val="left"/>
+            </w:pPr>
+            <w:r>
+              <w:rPr>
+                <w:sz w:val="24"/>
+              </w:rPr>
+              <w:t>Значимый: неверная диагностика</w:t>
             </w:r>
           </w:p>
         </w:tc>
@@ -3041,8 +3962,14 @@
           <w:p>
             <w:pPr>
               <w:pStyle w:val="ae"/>
-            </w:pPr>
-            <w:r>
+              <w:spacing w:line="240" w:lineRule="auto" w:after="60"/>
+              <w:ind w:firstLine="0"/>
+              <w:jc w:val="left"/>
+            </w:pPr>
+            <w:r>
+              <w:rPr>
+                <w:sz w:val="24"/>
+              </w:rPr>
               <w:t>Высокий</w:t>
             </w:r>
           </w:p>
@@ -3054,9 +3981,15 @@
           <w:p>
             <w:pPr>
               <w:pStyle w:val="ae"/>
-            </w:pPr>
-            <w:r>
-              <w:t>StrictFixture/CLI every change; real adapter later</w:t>
+              <w:spacing w:line="240" w:lineRule="auto" w:after="60"/>
+              <w:ind w:firstLine="0"/>
+              <w:jc w:val="left"/>
+            </w:pPr>
+            <w:r>
+              <w:rPr>
+                <w:sz w:val="24"/>
+              </w:rPr>
+              <w:t>TP-REV-001; aliases/both orders/zero every change</w:t>
             </w:r>
           </w:p>
         </w:tc>
@@ -3073,8 +4006,14 @@
           <w:p>
             <w:pPr>
               <w:pStyle w:val="ae"/>
-            </w:pPr>
-            <w:r>
+              <w:spacing w:line="240" w:lineRule="auto" w:after="60"/>
+              <w:ind w:firstLine="0"/>
+              <w:jc w:val="left"/>
+            </w:pPr>
+            <w:r>
+              <w:rPr>
+                <w:sz w:val="24"/>
+              </w:rPr>
               <w:t>R06</w:t>
             </w:r>
           </w:p>
@@ -3086,8 +4025,14 @@
           <w:p>
             <w:pPr>
               <w:pStyle w:val="ae"/>
-            </w:pPr>
-            <w:r>
+              <w:spacing w:line="240" w:lineRule="auto" w:after="60"/>
+              <w:ind w:firstLine="0"/>
+              <w:jc w:val="left"/>
+            </w:pPr>
+            <w:r>
+              <w:rPr>
+                <w:sz w:val="24"/>
+              </w:rPr>
               <w:t>Lost CLI output/exit0</w:t>
             </w:r>
           </w:p>
@@ -3099,8 +4044,14 @@
           <w:p>
             <w:pPr>
               <w:pStyle w:val="ae"/>
-            </w:pPr>
-            <w:r>
+              <w:spacing w:line="240" w:lineRule="auto" w:after="60"/>
+              <w:ind w:firstLine="0"/>
+              <w:jc w:val="left"/>
+            </w:pPr>
+            <w:r>
+              <w:rPr>
+                <w:sz w:val="24"/>
+              </w:rPr>
               <w:t>Низкая: pipe failure</w:t>
             </w:r>
           </w:p>
@@ -3112,8 +4063,14 @@
           <w:p>
             <w:pPr>
               <w:pStyle w:val="ae"/>
-            </w:pPr>
-            <w:r>
+              <w:spacing w:line="240" w:lineRule="auto" w:after="60"/>
+              <w:ind w:firstLine="0"/>
+              <w:jc w:val="left"/>
+            </w:pPr>
+            <w:r>
+              <w:rPr>
+                <w:sz w:val="24"/>
+              </w:rPr>
               <w:t>Значимый: неверный diagnostic</w:t>
             </w:r>
           </w:p>
@@ -3125,8 +4082,14 @@
           <w:p>
             <w:pPr>
               <w:pStyle w:val="ae"/>
-            </w:pPr>
-            <w:r>
+              <w:spacing w:line="240" w:lineRule="auto" w:after="60"/>
+              <w:ind w:firstLine="0"/>
+              <w:jc w:val="left"/>
+            </w:pPr>
+            <w:r>
+              <w:rPr>
+                <w:sz w:val="24"/>
+              </w:rPr>
               <w:t>Средний</w:t>
             </w:r>
           </w:p>
@@ -3138,8 +4101,14 @@
           <w:p>
             <w:pPr>
               <w:pStyle w:val="ae"/>
-            </w:pPr>
-            <w:r>
+              <w:spacing w:line="240" w:lineRule="auto" w:after="60"/>
+              <w:ind w:firstLine="0"/>
+              <w:jc w:val="left"/>
+            </w:pPr>
+            <w:r>
+              <w:rPr>
+                <w:sz w:val="24"/>
+              </w:rPr>
               <w:t>OutputFailure every change</w:t>
             </w:r>
           </w:p>
@@ -3157,8 +4126,14 @@
           <w:p>
             <w:pPr>
               <w:pStyle w:val="ae"/>
-            </w:pPr>
-            <w:r>
+              <w:spacing w:line="240" w:lineRule="auto" w:after="60"/>
+              <w:ind w:firstLine="0"/>
+              <w:jc w:val="left"/>
+            </w:pPr>
+            <w:r>
+              <w:rPr>
+                <w:sz w:val="24"/>
+              </w:rPr>
               <w:t>R07</w:t>
             </w:r>
           </w:p>
@@ -3170,8 +4145,14 @@
           <w:p>
             <w:pPr>
               <w:pStyle w:val="ae"/>
-            </w:pPr>
-            <w:r>
+              <w:spacing w:line="240" w:lineRule="auto" w:after="60"/>
+              <w:ind w:firstLine="0"/>
+              <w:jc w:val="left"/>
+            </w:pPr>
+            <w:r>
+              <w:rPr>
+                <w:sz w:val="24"/>
+              </w:rPr>
               <w:t>Fake принята за live truth</w:t>
             </w:r>
           </w:p>
@@ -3183,8 +4164,14 @@
           <w:p>
             <w:pPr>
               <w:pStyle w:val="ae"/>
-            </w:pPr>
-            <w:r>
+              <w:spacing w:line="240" w:lineRule="auto" w:after="60"/>
+              <w:ind w:firstLine="0"/>
+              <w:jc w:val="left"/>
+            </w:pPr>
+            <w:r>
+              <w:rPr>
+                <w:sz w:val="24"/>
+              </w:rPr>
               <w:t>Низкая: explicit scope</w:t>
             </w:r>
           </w:p>
@@ -3196,8 +4183,14 @@
           <w:p>
             <w:pPr>
               <w:pStyle w:val="ae"/>
-            </w:pPr>
-            <w:r>
+              <w:spacing w:line="240" w:lineRule="auto" w:after="60"/>
+              <w:ind w:firstLine="0"/>
+              <w:jc w:val="left"/>
+            </w:pPr>
+            <w:r>
+              <w:rPr>
+                <w:sz w:val="24"/>
+              </w:rPr>
               <w:t>Тяжёлый: financial error</w:t>
             </w:r>
           </w:p>
@@ -3209,8 +4202,14 @@
           <w:p>
             <w:pPr>
               <w:pStyle w:val="ae"/>
-            </w:pPr>
-            <w:r>
+              <w:spacing w:line="240" w:lineRule="auto" w:after="60"/>
+              <w:ind w:firstLine="0"/>
+              <w:jc w:val="left"/>
+            </w:pPr>
+            <w:r>
+              <w:rPr>
+                <w:sz w:val="24"/>
+              </w:rPr>
               <w:t>Высокий</w:t>
             </w:r>
           </w:p>
@@ -3222,8 +4221,14 @@
           <w:p>
             <w:pPr>
               <w:pStyle w:val="ae"/>
-            </w:pPr>
-            <w:r>
+              <w:spacing w:line="240" w:lineRule="auto" w:after="60"/>
+              <w:ind w:firstLine="0"/>
+              <w:jc w:val="left"/>
+            </w:pPr>
+            <w:r>
+              <w:rPr>
+                <w:sz w:val="24"/>
+              </w:rPr>
               <w:t>Human integration review; no live path</w:t>
             </w:r>
           </w:p>
@@ -3241,8 +4246,14 @@
           <w:p>
             <w:pPr>
               <w:pStyle w:val="ae"/>
-            </w:pPr>
-            <w:r>
+              <w:spacing w:line="240" w:lineRule="auto" w:after="60"/>
+              <w:ind w:firstLine="0"/>
+              <w:jc w:val="left"/>
+            </w:pPr>
+            <w:r>
+              <w:rPr>
+                <w:sz w:val="24"/>
+              </w:rPr>
               <w:t>R08</w:t>
             </w:r>
           </w:p>
@@ -3254,8 +4265,14 @@
           <w:p>
             <w:pPr>
               <w:pStyle w:val="ae"/>
-            </w:pPr>
-            <w:r>
+              <w:spacing w:line="240" w:lineRule="auto" w:after="60"/>
+              <w:ind w:firstLine="0"/>
+              <w:jc w:val="left"/>
+            </w:pPr>
+            <w:r>
+              <w:rPr>
+                <w:sz w:val="24"/>
+              </w:rPr>
               <w:t>Неясные инструкции</w:t>
             </w:r>
           </w:p>
@@ -3267,8 +4284,14 @@
           <w:p>
             <w:pPr>
               <w:pStyle w:val="ae"/>
-            </w:pPr>
-            <w:r>
+              <w:spacing w:line="240" w:lineRule="auto" w:after="60"/>
+              <w:ind w:firstLine="0"/>
+              <w:jc w:val="left"/>
+            </w:pPr>
+            <w:r>
+              <w:rPr>
+                <w:sz w:val="24"/>
+              </w:rPr>
               <w:t>Высокая: many criteria</w:t>
             </w:r>
           </w:p>
@@ -3280,8 +4303,14 @@
           <w:p>
             <w:pPr>
               <w:pStyle w:val="ae"/>
-            </w:pPr>
-            <w:r>
+              <w:spacing w:line="240" w:lineRule="auto" w:after="60"/>
+              <w:ind w:firstLine="0"/>
+              <w:jc w:val="left"/>
+            </w:pPr>
+            <w:r>
+              <w:rPr>
+                <w:sz w:val="24"/>
+              </w:rPr>
               <w:t>Небольшой: задержка</w:t>
             </w:r>
           </w:p>
@@ -3293,8 +4322,14 @@
           <w:p>
             <w:pPr>
               <w:pStyle w:val="ae"/>
-            </w:pPr>
-            <w:r>
+              <w:spacing w:line="240" w:lineRule="auto" w:after="60"/>
+              <w:ind w:firstLine="0"/>
+              <w:jc w:val="left"/>
+            </w:pPr>
+            <w:r>
+              <w:rPr>
+                <w:sz w:val="24"/>
+              </w:rPr>
               <w:t>Средний</w:t>
             </w:r>
           </w:p>
@@ -3306,8 +4341,14 @@
           <w:p>
             <w:pPr>
               <w:pStyle w:val="ae"/>
-            </w:pPr>
-            <w:r>
+              <w:spacing w:line="240" w:lineRule="auto" w:after="60"/>
+              <w:ind w:firstLine="0"/>
+              <w:jc w:val="left"/>
+            </w:pPr>
+            <w:r>
+              <w:rPr>
+                <w:sz w:val="24"/>
+              </w:rPr>
               <w:t>Real clarity/clean-room pending</w:t>
             </w:r>
           </w:p>
@@ -3320,6 +4361,7 @@
       </w:pPr>
     </w:p>
     <w:p>
+      <w:bookmarkStart w:id="522" w:name="tp_section_22"/>
       <w:pPr>
         <w:pStyle w:val="af7"/>
       </w:pPr>
@@ -3329,8 +4371,10 @@
         <w:t>4 Проверка результатов</w:t>
       </w:r>
       <w:bookmarkEnd w:id="8"/>
-    </w:p>
-    <w:p>
+      <w:bookmarkEnd w:id="522"/>
+    </w:p>
+    <w:p>
+      <w:bookmarkStart w:id="523" w:name="tp_section_23"/>
       <w:pPr>
         <w:pStyle w:val="afa"/>
       </w:pPr>
@@ -3339,15 +4383,16 @@
         <w:t>4.1 Прогоны</w:t>
       </w:r>
       <w:bookmarkEnd w:id="9"/>
-    </w:p>
-    <w:p>
-      <w:r>
-        <w:t>Go1.27.2 darwin/arm64, Git2.52.0, Python фактическая версия в c3/record.json; CI Ubuntu24.04 + exact Go. 18.10.2026, UTC/МСК timestamps в logs. Code source 4a2bfcdd9bf7656a8d5c55963750b8aecf186fb0; CI 8ae5d67b9eb0f4ffc729a270c2ee14e1c052b0cb.</w:t>
-      </w:r>
-    </w:p>
-    <w:p>
-      <w:r>
-        <w:t>Из repo root: python3 tools/pr12/workspace.py check processing --require и smoke processing --require; из services/processing: go test -race -count=1 ./...; go tool cover -func по сохранённому profile. Full argv/cwd/exit/environment/log digest в evidence/c3/record.json.</w:t>
+      <w:bookmarkEnd w:id="523"/>
+    </w:p>
+    <w:p>
+      <w:r>
+        <w:t>Новые собственные прогоны 19.10.2026: Go 1.27.2 darwin/arm64, Git 2.52.0, Python 3.14.2; UTC/МСК в sidecars. Source SHA ec0dcba7ca42ea59909489cef9650c6edff12f35. CI на том же SHA — Ubuntu 24.04, Go 1.27.2 linux/amd64. Независимый Linux retest reviewer-а описан в PR №20/HIT-12/10507 и не приписан автору или другому студенту.</w:t>
+      </w:r>
+    </w:p>
+    <w:p>
+      <w:r>
+        <w:t>Из repo root: python3 tools/pr12/workspace.py validate; python3 tools/pr12/test_workspace.py; python3 tools/pr12/workspace.py check processing --require; python3 tools/pr12/workspace.py smoke processing --require. Из services/processing: go test -race -count=1 ./...; go tool cover -func по сохранённому profile. Все exit 0; exact argv/cwd/env/SHA/time/digests — evidence/report-refresh-20261019/accepted-main/ и accepted-main-extra/.</w:t>
       </w:r>
     </w:p>
     <w:p>
@@ -3392,13 +4437,22 @@
             <w:pPr>
               <w:pStyle w:val="ae"/>
               <w:keepNext/>
-              <w:spacing w:before="40" w:after="40"/>
-              <w:jc w:val="left"/>
-            </w:pPr>
-            <w:r>
+              <w:spacing w:before="40" w:after="60" w:line="240" w:lineRule="auto"/>
+              <w:ind w:firstLine="0"/>
+              <w:jc w:val="left"/>
+            </w:pPr>
+            <w:r>
+              <w:rPr>
+                <w:b/>
+                <w:sz w:val="24"/>
+              </w:rPr>
               <w:t>Тест /</w:t>
             </w:r>
             <w:r>
+              <w:rPr>
+                <w:b/>
+                <w:sz w:val="24"/>
+              </w:rPr>
               <w:t xml:space="preserve"> набор</w:t>
             </w:r>
           </w:p>
@@ -3412,10 +4466,15 @@
             <w:pPr>
               <w:pStyle w:val="ae"/>
               <w:keepNext/>
-              <w:spacing w:before="40" w:after="40"/>
-              <w:jc w:val="left"/>
-            </w:pPr>
-            <w:r>
+              <w:spacing w:before="40" w:after="60" w:line="240" w:lineRule="auto"/>
+              <w:ind w:firstLine="0"/>
+              <w:jc w:val="left"/>
+            </w:pPr>
+            <w:r>
+              <w:rPr>
+                <w:b/>
+                <w:sz w:val="24"/>
+              </w:rPr>
               <w:t>Версия и условия</w:t>
             </w:r>
           </w:p>
@@ -3429,10 +4488,15 @@
             <w:pPr>
               <w:pStyle w:val="ae"/>
               <w:keepNext/>
-              <w:spacing w:before="40" w:after="40"/>
-              <w:jc w:val="left"/>
-            </w:pPr>
-            <w:r>
+              <w:spacing w:before="40" w:after="60" w:line="240" w:lineRule="auto"/>
+              <w:ind w:firstLine="0"/>
+              <w:jc w:val="left"/>
+            </w:pPr>
+            <w:r>
+              <w:rPr>
+                <w:b/>
+                <w:sz w:val="24"/>
+              </w:rPr>
               <w:t>Фактический результат</w:t>
             </w:r>
           </w:p>
@@ -3446,10 +4510,15 @@
             <w:pPr>
               <w:pStyle w:val="ae"/>
               <w:keepNext/>
-              <w:spacing w:before="40" w:after="40"/>
-              <w:jc w:val="left"/>
-            </w:pPr>
-            <w:r>
+              <w:spacing w:before="40" w:after="60" w:line="240" w:lineRule="auto"/>
+              <w:ind w:firstLine="0"/>
+              <w:jc w:val="left"/>
+            </w:pPr>
+            <w:r>
+              <w:rPr>
+                <w:b/>
+                <w:sz w:val="24"/>
+              </w:rPr>
               <w:t>PASS / FAIL / BLOCKED / NOT RUN</w:t>
             </w:r>
           </w:p>
@@ -3463,10 +4532,15 @@
             <w:pPr>
               <w:pStyle w:val="ae"/>
               <w:keepNext/>
-              <w:spacing w:before="40" w:after="40"/>
-              <w:jc w:val="left"/>
-            </w:pPr>
-            <w:r>
+              <w:spacing w:before="40" w:after="60" w:line="240" w:lineRule="auto"/>
+              <w:ind w:firstLine="0"/>
+              <w:jc w:val="left"/>
+            </w:pPr>
+            <w:r>
+              <w:rPr>
+                <w:b/>
+                <w:sz w:val="24"/>
+              </w:rPr>
               <w:t>Подтверждение</w:t>
             </w:r>
           </w:p>
@@ -3484,8 +4558,14 @@
           <w:p>
             <w:pPr>
               <w:pStyle w:val="ae"/>
-            </w:pPr>
-            <w:r>
+              <w:spacing w:line="240" w:lineRule="auto" w:after="60"/>
+              <w:ind w:firstLine="0"/>
+              <w:jc w:val="left"/>
+            </w:pPr>
+            <w:r>
+              <w:rPr>
+                <w:sz w:val="24"/>
+              </w:rPr>
               <w:t>Named/vet</w:t>
             </w:r>
           </w:p>
@@ -3497,9 +4577,15 @@
           <w:p>
             <w:pPr>
               <w:pStyle w:val="ae"/>
-            </w:pPr>
-            <w:r>
-              <w:t>local 4a2bfcdd9bf7</w:t>
+              <w:spacing w:line="240" w:lineRule="auto" w:after="60"/>
+              <w:ind w:firstLine="0"/>
+              <w:jc w:val="left"/>
+            </w:pPr>
+            <w:r>
+              <w:rPr>
+                <w:sz w:val="24"/>
+              </w:rPr>
+              <w:t>Local Darwin, main ec0dcba7…</w:t>
             </w:r>
           </w:p>
         </w:tc>
@@ -3510,9 +4596,15 @@
           <w:p>
             <w:pPr>
               <w:pStyle w:val="ae"/>
-            </w:pPr>
-            <w:r>
-              <w:t>Все обязательные имена PASS</w:t>
+              <w:spacing w:line="240" w:lineRule="auto" w:after="60"/>
+              <w:ind w:firstLine="0"/>
+              <w:jc w:val="left"/>
+            </w:pPr>
+            <w:r>
+              <w:rPr>
+                <w:sz w:val="24"/>
+              </w:rPr>
+              <w:t>Именованные assertions</w:t>
             </w:r>
           </w:p>
         </w:tc>
@@ -3523,9 +4615,15 @@
           <w:p>
             <w:pPr>
               <w:pStyle w:val="ae"/>
-            </w:pPr>
-            <w:r>
-              <w:t>PASS</w:t>
+              <w:spacing w:line="240" w:lineRule="auto" w:after="60"/>
+              <w:ind w:firstLine="0"/>
+              <w:jc w:val="left"/>
+            </w:pPr>
+            <w:r>
+              <w:rPr>
+                <w:sz w:val="24"/>
+              </w:rPr>
+              <w:t>PASS / exit 0</w:t>
             </w:r>
           </w:p>
         </w:tc>
@@ -3536,9 +4634,15 @@
           <w:p>
             <w:pPr>
               <w:pStyle w:val="ae"/>
-            </w:pPr>
-            <w:r>
-              <w:t>c3/check.log</w:t>
+              <w:spacing w:line="240" w:lineRule="auto" w:after="60"/>
+              <w:ind w:firstLine="0"/>
+              <w:jc w:val="left"/>
+            </w:pPr>
+            <w:r>
+              <w:rPr>
+                <w:sz w:val="24"/>
+              </w:rPr>
+              <w:t>accepted-main/check.log</w:t>
             </w:r>
           </w:p>
         </w:tc>
@@ -3555,8 +4659,14 @@
           <w:p>
             <w:pPr>
               <w:pStyle w:val="ae"/>
-            </w:pPr>
-            <w:r>
+              <w:spacing w:line="240" w:lineRule="auto" w:after="60"/>
+              <w:ind w:firstLine="0"/>
+              <w:jc w:val="left"/>
+            </w:pPr>
+            <w:r>
+              <w:rPr>
+                <w:sz w:val="24"/>
+              </w:rPr>
               <w:t>Race</w:t>
             </w:r>
           </w:p>
@@ -3568,9 +4678,15 @@
           <w:p>
             <w:pPr>
               <w:pStyle w:val="ae"/>
-            </w:pPr>
-            <w:r>
-              <w:t>Go1.27.2, local</w:t>
+              <w:spacing w:line="240" w:lineRule="auto" w:after="60"/>
+              <w:ind w:firstLine="0"/>
+              <w:jc w:val="left"/>
+            </w:pPr>
+            <w:r>
+              <w:rPr>
+                <w:sz w:val="24"/>
+              </w:rPr>
+              <w:t>Go 1.27.2 Darwin/arm64</w:t>
             </w:r>
           </w:p>
         </w:tc>
@@ -3581,9 +4697,15 @@
           <w:p>
             <w:pPr>
               <w:pStyle w:val="ae"/>
-            </w:pPr>
-            <w:r>
-              <w:t>data-race не обнаружено</w:t>
+              <w:spacing w:line="240" w:lineRule="auto" w:after="60"/>
+              <w:ind w:firstLine="0"/>
+              <w:jc w:val="left"/>
+            </w:pPr>
+            <w:r>
+              <w:rPr>
+                <w:sz w:val="24"/>
+              </w:rPr>
+              <w:t>Гонки не обнаружены</w:t>
             </w:r>
           </w:p>
         </w:tc>
@@ -3594,9 +4716,15 @@
           <w:p>
             <w:pPr>
               <w:pStyle w:val="ae"/>
-            </w:pPr>
-            <w:r>
-              <w:t>PASS</w:t>
+              <w:spacing w:line="240" w:lineRule="auto" w:after="60"/>
+              <w:ind w:firstLine="0"/>
+              <w:jc w:val="left"/>
+            </w:pPr>
+            <w:r>
+              <w:rPr>
+                <w:sz w:val="24"/>
+              </w:rPr>
+              <w:t>PASS / exit 0</w:t>
             </w:r>
           </w:p>
         </w:tc>
@@ -3607,9 +4735,15 @@
           <w:p>
             <w:pPr>
               <w:pStyle w:val="ae"/>
-            </w:pPr>
-            <w:r>
-              <w:t>c3/race.log</w:t>
+              <w:spacing w:line="240" w:lineRule="auto" w:after="60"/>
+              <w:ind w:firstLine="0"/>
+              <w:jc w:val="left"/>
+            </w:pPr>
+            <w:r>
+              <w:rPr>
+                <w:sz w:val="24"/>
+              </w:rPr>
+              <w:t>accepted-main/race.log</w:t>
             </w:r>
           </w:p>
         </w:tc>
@@ -3626,9 +4760,15 @@
           <w:p>
             <w:pPr>
               <w:pStyle w:val="ae"/>
-            </w:pPr>
-            <w:r>
-              <w:t>Smoke dev/release</w:t>
+              <w:spacing w:line="240" w:lineRule="auto" w:after="60"/>
+              <w:ind w:firstLine="0"/>
+              <w:jc w:val="left"/>
+            </w:pPr>
+            <w:r>
+              <w:rPr>
+                <w:sz w:val="24"/>
+              </w:rPr>
+              <w:t>Smoke / CLI</w:t>
             </w:r>
           </w:p>
         </w:tc>
@@ -3639,9 +4779,15 @@
           <w:p>
             <w:pPr>
               <w:pStyle w:val="ae"/>
-            </w:pPr>
-            <w:r>
-              <w:t>outside checkout</w:t>
+              <w:spacing w:line="240" w:lineRule="auto" w:after="60"/>
+              <w:ind w:firstLine="0"/>
+              <w:jc w:val="left"/>
+            </w:pPr>
+            <w:r>
+              <w:rPr>
+                <w:sz w:val="24"/>
+              </w:rPr>
+              <w:t>Оба режима; cwd вне checkout</w:t>
             </w:r>
           </w:p>
         </w:tc>
@@ -3652,9 +4798,15 @@
           <w:p>
             <w:pPr>
               <w:pStyle w:val="ae"/>
-            </w:pPr>
-            <w:r>
-              <w:t>expected valid/invalid exits</w:t>
+              <w:spacing w:line="240" w:lineRule="auto" w:after="60"/>
+              <w:ind w:firstLine="0"/>
+              <w:jc w:val="left"/>
+            </w:pPr>
+            <w:r>
+              <w:rPr>
+                <w:sz w:val="24"/>
+              </w:rPr>
+              <w:t>VALID/REFUND 0; aliases 2</w:t>
             </w:r>
           </w:p>
         </w:tc>
@@ -3665,8 +4817,14 @@
           <w:p>
             <w:pPr>
               <w:pStyle w:val="ae"/>
-            </w:pPr>
-            <w:r>
+              <w:spacing w:line="240" w:lineRule="auto" w:after="60"/>
+              <w:ind w:firstLine="0"/>
+              <w:jc w:val="left"/>
+            </w:pPr>
+            <w:r>
+              <w:rPr>
+                <w:sz w:val="24"/>
+              </w:rPr>
               <w:t>PASS</w:t>
             </w:r>
           </w:p>
@@ -3678,9 +4836,15 @@
           <w:p>
             <w:pPr>
               <w:pStyle w:val="ae"/>
-            </w:pPr>
-            <w:r>
-              <w:t>c3/smoke.log</w:t>
+              <w:spacing w:line="240" w:lineRule="auto" w:after="60"/>
+              <w:ind w:firstLine="0"/>
+              <w:jc w:val="left"/>
+            </w:pPr>
+            <w:r>
+              <w:rPr>
+                <w:sz w:val="24"/>
+              </w:rPr>
+              <w:t>accepted-delivery-outside/</w:t>
             </w:r>
           </w:p>
         </w:tc>
@@ -3697,8 +4861,14 @@
           <w:p>
             <w:pPr>
               <w:pStyle w:val="ae"/>
-            </w:pPr>
-            <w:r>
+              <w:spacing w:line="240" w:lineRule="auto" w:after="60"/>
+              <w:ind w:firstLine="0"/>
+              <w:jc w:val="left"/>
+            </w:pPr>
+            <w:r>
+              <w:rPr>
+                <w:sz w:val="24"/>
+              </w:rPr>
               <w:t>CI</w:t>
             </w:r>
           </w:p>
@@ -3710,9 +4880,15 @@
           <w:p>
             <w:pPr>
               <w:pStyle w:val="ae"/>
-            </w:pPr>
-            <w:r>
-              <w:t>Ubuntu24.04 8ae5d67b9eb0</w:t>
+              <w:spacing w:line="240" w:lineRule="auto" w:after="60"/>
+              <w:ind w:firstLine="0"/>
+              <w:jc w:val="left"/>
+            </w:pPr>
+            <w:r>
+              <w:rPr>
+                <w:sz w:val="24"/>
+              </w:rPr>
+              <w:t>Ubuntu 24.04 main ec0dcba7…</w:t>
             </w:r>
           </w:p>
         </w:tc>
@@ -3723,9 +4899,15 @@
           <w:p>
             <w:pPr>
               <w:pStyle w:val="ae"/>
-            </w:pPr>
-            <w:r>
-              <w:t>named/smoke/race/mutations success</w:t>
+              <w:spacing w:line="240" w:lineRule="auto" w:after="60"/>
+              <w:ind w:firstLine="0"/>
+              <w:jc w:val="left"/>
+            </w:pPr>
+            <w:r>
+              <w:rPr>
+                <w:sz w:val="24"/>
+              </w:rPr>
+              <w:t>named/smoke/race/mutations</w:t>
             </w:r>
           </w:p>
         </w:tc>
@@ -3736,9 +4918,15 @@
           <w:p>
             <w:pPr>
               <w:pStyle w:val="ae"/>
-            </w:pPr>
-            <w:r>
-              <w:t>PASS</w:t>
+              <w:spacing w:line="240" w:lineRule="auto" w:after="60"/>
+              <w:ind w:firstLine="0"/>
+              <w:jc w:val="left"/>
+            </w:pPr>
+            <w:r>
+              <w:rPr>
+                <w:sz w:val="24"/>
+              </w:rPr>
+              <w:t>SUCCESS</w:t>
             </w:r>
           </w:p>
         </w:tc>
@@ -3749,17 +4937,29 @@
           <w:p>
             <w:pPr>
               <w:pStyle w:val="ae"/>
-            </w:pPr>
-            <w:r/>
-            <w:hyperlink r:id="rId12">
+              <w:spacing w:line="240" w:lineRule="auto" w:after="60"/>
+              <w:ind w:firstLine="0"/>
+              <w:jc w:val="left"/>
+            </w:pPr>
+            <w:r>
+              <w:rPr>
+                <w:sz w:val="24"/>
+              </w:rPr>
+            </w:r>
+            <w:hyperlink r:id="rId11">
               <w:r>
                 <w:rPr>
                   <w:rStyle w:val="Hyperlink"/>
+                  <w:sz w:val="24"/>
                 </w:rPr>
-                <w:t>https://github.com/hitpipe/hitpipe/actions/runs/39121031226</w:t>
+                <w:t>https://github.com/hitpipe/hitpipe/actions/runs/39229206910</w:t>
               </w:r>
             </w:hyperlink>
-            <w:r/>
+            <w:r>
+              <w:rPr>
+                <w:sz w:val="24"/>
+              </w:rPr>
+            </w:r>
           </w:p>
         </w:tc>
       </w:tr>
@@ -3775,8 +4975,14 @@
           <w:p>
             <w:pPr>
               <w:pStyle w:val="ae"/>
-            </w:pPr>
-            <w:r>
+              <w:spacing w:line="240" w:lineRule="auto" w:after="60"/>
+              <w:ind w:firstLine="0"/>
+              <w:jc w:val="left"/>
+            </w:pPr>
+            <w:r>
+              <w:rPr>
+                <w:sz w:val="24"/>
+              </w:rPr>
               <w:t>Hidden suite</w:t>
             </w:r>
           </w:p>
@@ -3788,9 +4994,15 @@
           <w:p>
             <w:pPr>
               <w:pStyle w:val="ae"/>
-            </w:pPr>
-            <w:r>
-              <w:t>не предоставлен</w:t>
+              <w:spacing w:line="240" w:lineRule="auto" w:after="60"/>
+              <w:ind w:firstLine="0"/>
+              <w:jc w:val="left"/>
+            </w:pPr>
+            <w:r>
+              <w:rPr>
+                <w:sz w:val="24"/>
+              </w:rPr>
+              <w:t>Не предоставлен</w:t>
             </w:r>
           </w:p>
         </w:tc>
@@ -3801,9 +5013,15 @@
           <w:p>
             <w:pPr>
               <w:pStyle w:val="ae"/>
-            </w:pPr>
-            <w:r>
-              <w:t>не запускался</w:t>
+              <w:spacing w:line="240" w:lineRule="auto" w:after="60"/>
+              <w:ind w:firstLine="0"/>
+              <w:jc w:val="left"/>
+            </w:pPr>
+            <w:r>
+              <w:rPr>
+                <w:sz w:val="24"/>
+              </w:rPr>
+              <w:t>Не запускался</w:t>
             </w:r>
           </w:p>
         </w:tc>
@@ -3814,8 +5032,14 @@
           <w:p>
             <w:pPr>
               <w:pStyle w:val="ae"/>
-            </w:pPr>
-            <w:r>
+              <w:spacing w:line="240" w:lineRule="auto" w:after="60"/>
+              <w:ind w:firstLine="0"/>
+              <w:jc w:val="left"/>
+            </w:pPr>
+            <w:r>
+              <w:rPr>
+                <w:sz w:val="24"/>
+              </w:rPr>
               <w:t>NOT RUN</w:t>
             </w:r>
           </w:p>
@@ -3827,9 +5051,15 @@
           <w:p>
             <w:pPr>
               <w:pStyle w:val="ae"/>
-            </w:pPr>
-            <w:r>
-              <w:t>Не выдуман</w:t>
+              <w:spacing w:line="240" w:lineRule="auto" w:after="60"/>
+              <w:ind w:firstLine="0"/>
+              <w:jc w:val="left"/>
+            </w:pPr>
+            <w:r>
+              <w:rPr>
+                <w:sz w:val="24"/>
+              </w:rPr>
+              <w:t>Нет вымышленных тестов</w:t>
             </w:r>
           </w:p>
         </w:tc>
@@ -3846,9 +5076,15 @@
           <w:p>
             <w:pPr>
               <w:pStyle w:val="ae"/>
-            </w:pPr>
-            <w:r>
-              <w:t>Human peer</w:t>
+              <w:spacing w:line="240" w:lineRule="auto" w:after="60"/>
+              <w:ind w:firstLine="0"/>
+              <w:jc w:val="left"/>
+            </w:pPr>
+            <w:r>
+              <w:rPr>
+                <w:sz w:val="24"/>
+              </w:rPr>
+              <w:t>Human student peer</w:t>
             </w:r>
           </w:p>
         </w:tc>
@@ -3859,9 +5095,15 @@
           <w:p>
             <w:pPr>
               <w:pStyle w:val="ae"/>
-            </w:pPr>
-            <w:r>
-              <w:t>не состоялся</w:t>
+              <w:spacing w:line="240" w:lineRule="auto" w:after="60"/>
+              <w:ind w:firstLine="0"/>
+              <w:jc w:val="left"/>
+            </w:pPr>
+            <w:r>
+              <w:rPr>
+                <w:sz w:val="24"/>
+              </w:rPr>
+              <w:t>Не состоялся</w:t>
             </w:r>
           </w:p>
         </w:tc>
@@ -3872,9 +5114,15 @@
           <w:p>
             <w:pPr>
               <w:pStyle w:val="ae"/>
-            </w:pPr>
-            <w:r>
-              <w:t>пакет подготовлен</w:t>
+              <w:spacing w:line="240" w:lineRule="auto" w:after="60"/>
+              <w:ind w:firstLine="0"/>
+              <w:jc w:val="left"/>
+            </w:pPr>
+            <w:r>
+              <w:rPr>
+                <w:sz w:val="24"/>
+              </w:rPr>
+              <w:t>Подготовлен пакет</w:t>
             </w:r>
           </w:p>
         </w:tc>
@@ -3885,8 +5133,14 @@
           <w:p>
             <w:pPr>
               <w:pStyle w:val="ae"/>
-            </w:pPr>
-            <w:r>
+              <w:spacing w:line="240" w:lineRule="auto" w:after="60"/>
+              <w:ind w:firstLine="0"/>
+              <w:jc w:val="left"/>
+            </w:pPr>
+            <w:r>
+              <w:rPr>
+                <w:sz w:val="24"/>
+              </w:rPr>
               <w:t>HUMAN_PENDING</w:t>
             </w:r>
           </w:p>
@@ -3898,8 +5152,14 @@
           <w:p>
             <w:pPr>
               <w:pStyle w:val="ae"/>
-            </w:pPr>
-            <w:r>
+              <w:spacing w:line="240" w:lineRule="auto" w:after="60"/>
+              <w:ind w:firstLine="0"/>
+              <w:jc w:val="left"/>
+            </w:pPr>
+            <w:r>
+              <w:rPr>
+                <w:sz w:val="24"/>
+              </w:rPr>
               <w:t>HIT-31</w:t>
             </w:r>
           </w:p>
@@ -3918,10 +5178,11 @@
     </w:p>
     <w:p>
       <w:r>
-        <w:t>Реальный TestOutputFailure обнаружил exit0 на текстовом/version write error (FAIL), исправлен HIT-29, финальный regression PASS. Controlled mutants дают ожидаемый FAIL, не failure исправного submitted code. Setup-команда из legacy root не нашла service module; исправлен cwd, setup error не посчитан product defect.</w:t>
-      </w:r>
-    </w:p>
-    <w:p>
+        <w:t>Естественных дефектов два. (1) Старый TestOutputFailure: text/version write error возвращал exit 0; исправлен HIT-29 на exit 3, исходный red log сохранён. (2) TP-REV-001: refund=1 затем uppercase refund=0 давал VALID на исходном C1 69b26f4…; исправлен собственным PR №20, принят review и интегрирован в main. Теперь оба порядка aliases — exit 2 / INVALID_JSON без результата; canonical zero/false сохраняются. REFUND при единственном canonical refund=1 остаётся обычным INELIGIBLE, exit 0. Setup/helper errors не считаются продуктовыми дефектами.</w:t>
+      </w:r>
+    </w:p>
+    <w:p>
+      <w:bookmarkStart w:id="524" w:name="tp_section_24"/>
       <w:pPr>
         <w:pStyle w:val="afa"/>
       </w:pPr>
@@ -3930,15 +5191,16 @@
         <w:t>4.2 Покрытие</w:t>
       </w:r>
       <w:bookmarkEnd w:id="10"/>
-    </w:p>
-    <w:p>
-      <w:r>
-        <w:t>Go statement coverage: wrapper go test -count=1 -json -coverprofile=... ./...; go tool cover -func. Domain все функции100.0%, application100.0%, весь service92.3%. Не branch coverage и не proof всей семантики.</w:t>
-      </w:r>
-    </w:p>
-    <w:p>
-      <w:r>
-        <w:t>Сохранены evidence/c3/processing.cover и coverage.log. Конкретные gaps и решения coverage-analysis.md; source SHA 4a2bfcdd9bf7656a8d5c55963750b8aecf186fb0.</w:t>
+      <w:bookmarkEnd w:id="524"/>
+    </w:p>
+    <w:p>
+      <w:r>
+        <w:t>Go statement coverage принятого main: domain и application — 100.0%; весь service — 91.2%; input.StrictDecode — 100.0%, input.walk — 81.0%. Это не branch coverage и не доказательство полной семантики. Старые 92.3% относились к версии до parser fix и сохранены только в исторических журналах.</w:t>
+      </w:r>
+    </w:p>
+    <w:p>
+      <w:r>
+        <w:t>Новый profile evidence/report-refresh-20261019/accepted-main/processing.cover; go tool cover -func — accepted-main-extra/coverage.log. Source ec0dcba7ca42ea59909489cef9650c6edff12f35. Конкретные непокрытые строки и решения — coverage-analysis.md; версии local Darwin и CI Linux разделены.</w:t>
       </w:r>
     </w:p>
     <w:p>
@@ -3985,10 +5247,15 @@
             <w:pPr>
               <w:pStyle w:val="ae"/>
               <w:keepNext/>
-              <w:spacing w:before="40" w:after="40"/>
-              <w:jc w:val="left"/>
-            </w:pPr>
-            <w:r>
+              <w:spacing w:before="40" w:after="60" w:line="240" w:lineRule="auto"/>
+              <w:ind w:firstLine="0"/>
+              <w:jc w:val="left"/>
+            </w:pPr>
+            <w:r>
+              <w:rPr>
+                <w:b/>
+                <w:sz w:val="24"/>
+              </w:rPr>
               <w:t>Найденный пробел / ограничение</w:t>
             </w:r>
           </w:p>
@@ -4002,10 +5269,15 @@
             <w:pPr>
               <w:pStyle w:val="ae"/>
               <w:keepNext/>
-              <w:spacing w:before="40" w:after="40"/>
-              <w:jc w:val="left"/>
-            </w:pPr>
-            <w:r>
+              <w:spacing w:before="40" w:after="60" w:line="240" w:lineRule="auto"/>
+              <w:ind w:firstLine="0"/>
+              <w:jc w:val="left"/>
+            </w:pPr>
+            <w:r>
+              <w:rPr>
+                <w:b/>
+                <w:sz w:val="24"/>
+              </w:rPr>
               <w:t>Почему существенен</w:t>
             </w:r>
           </w:p>
@@ -4019,10 +5291,15 @@
             <w:pPr>
               <w:pStyle w:val="ae"/>
               <w:keepNext/>
-              <w:spacing w:before="40" w:after="40"/>
-              <w:jc w:val="left"/>
-            </w:pPr>
-            <w:r>
+              <w:spacing w:before="40" w:after="60" w:line="240" w:lineRule="auto"/>
+              <w:ind w:firstLine="0"/>
+              <w:jc w:val="left"/>
+            </w:pPr>
+            <w:r>
+              <w:rPr>
+                <w:b/>
+                <w:sz w:val="24"/>
+              </w:rPr>
               <w:t>Принятое решение</w:t>
             </w:r>
           </w:p>
@@ -4036,10 +5313,15 @@
             <w:pPr>
               <w:pStyle w:val="ae"/>
               <w:keepNext/>
-              <w:spacing w:before="40" w:after="40"/>
-              <w:jc w:val="left"/>
-            </w:pPr>
-            <w:r>
+              <w:spacing w:before="40" w:after="60" w:line="240" w:lineRule="auto"/>
+              <w:ind w:firstLine="0"/>
+              <w:jc w:val="left"/>
+            </w:pPr>
+            <w:r>
+              <w:rPr>
+                <w:b/>
+                <w:sz w:val="24"/>
+              </w:rPr>
               <w:t>Повторная проверка</w:t>
             </w:r>
           </w:p>
@@ -4057,8 +5339,14 @@
           <w:p>
             <w:pPr>
               <w:pStyle w:val="ae"/>
-            </w:pPr>
-            <w:r>
+              <w:spacing w:line="240" w:lineRule="auto" w:after="60"/>
+              <w:ind w:firstLine="0"/>
+              <w:jc w:val="left"/>
+            </w:pPr>
+            <w:r>
+              <w:rPr>
+                <w:sz w:val="24"/>
+              </w:rPr>
               <w:t>Domain/application100%</w:t>
             </w:r>
           </w:p>
@@ -4070,8 +5358,14 @@
           <w:p>
             <w:pPr>
               <w:pStyle w:val="ae"/>
-            </w:pPr>
-            <w:r>
+              <w:spacing w:line="240" w:lineRule="auto" w:after="60"/>
+              <w:ind w:firstLine="0"/>
+              <w:jc w:val="left"/>
+            </w:pPr>
+            <w:r>
+              <w:rPr>
+                <w:sz w:val="24"/>
+              </w:rPr>
               <w:t>Не доказывает remote truth</w:t>
             </w:r>
           </w:p>
@@ -4083,8 +5377,14 @@
           <w:p>
             <w:pPr>
               <w:pStyle w:val="ae"/>
-            </w:pPr>
-            <w:r>
+              <w:spacing w:line="240" w:lineRule="auto" w:after="60"/>
+              <w:ind w:firstLine="0"/>
+              <w:jc w:val="left"/>
+            </w:pPr>
+            <w:r>
+              <w:rPr>
+                <w:sz w:val="24"/>
+              </w:rPr>
               <w:t>Будущий authenticated adapter/integration</w:t>
             </w:r>
           </w:p>
@@ -4096,8 +5396,14 @@
           <w:p>
             <w:pPr>
               <w:pStyle w:val="ae"/>
-            </w:pPr>
-            <w:r>
+              <w:spacing w:line="240" w:lineRule="auto" w:after="60"/>
+              <w:ind w:firstLine="0"/>
+              <w:jc w:val="left"/>
+            </w:pPr>
+            <w:r>
+              <w:rPr>
+                <w:sz w:val="24"/>
+              </w:rPr>
               <w:t>Не заявлен PASS</w:t>
             </w:r>
           </w:p>
@@ -4115,8 +5421,14 @@
           <w:p>
             <w:pPr>
               <w:pStyle w:val="ae"/>
-            </w:pPr>
-            <w:r>
+              <w:spacing w:line="240" w:lineRule="auto" w:after="60"/>
+              <w:ind w:firstLine="0"/>
+              <w:jc w:val="left"/>
+            </w:pPr>
+            <w:r>
+              <w:rPr>
+                <w:sz w:val="24"/>
+              </w:rPr>
               <w:t>main wrapper0%</w:t>
             </w:r>
           </w:p>
@@ -4128,8 +5440,14 @@
           <w:p>
             <w:pPr>
               <w:pStyle w:val="ae"/>
-            </w:pPr>
-            <w:r>
+              <w:spacing w:line="240" w:lineRule="auto" w:after="60"/>
+              <w:ind w:firstLine="0"/>
+              <w:jc w:val="left"/>
+            </w:pPr>
+            <w:r>
+              <w:rPr>
+                <w:sz w:val="24"/>
+              </w:rPr>
               <w:t>os.Exit вне unit instrumentation</w:t>
             </w:r>
           </w:p>
@@ -4141,8 +5459,14 @@
           <w:p>
             <w:pPr>
               <w:pStyle w:val="ae"/>
-            </w:pPr>
-            <w:r>
+              <w:spacing w:line="240" w:lineRule="auto" w:after="60"/>
+              <w:ind w:firstLine="0"/>
+              <w:jc w:val="left"/>
+            </w:pPr>
+            <w:r>
+              <w:rPr>
+                <w:sz w:val="24"/>
+              </w:rPr>
               <w:t>Actual CLI outside checkout smoke</w:t>
             </w:r>
           </w:p>
@@ -4154,8 +5478,14 @@
           <w:p>
             <w:pPr>
               <w:pStyle w:val="ae"/>
-            </w:pPr>
-            <w:r>
+              <w:spacing w:line="240" w:lineRule="auto" w:after="60"/>
+              <w:ind w:firstLine="0"/>
+              <w:jc w:val="left"/>
+            </w:pPr>
+            <w:r>
+              <w:rPr>
+                <w:sz w:val="24"/>
+              </w:rPr>
               <w:t>PASS, c3/smoke</w:t>
             </w:r>
           </w:p>
@@ -4173,8 +5503,14 @@
           <w:p>
             <w:pPr>
               <w:pStyle w:val="ae"/>
-            </w:pPr>
-            <w:r>
+              <w:spacing w:line="240" w:lineRule="auto" w:after="60"/>
+              <w:ind w:firstLine="0"/>
+              <w:jc w:val="left"/>
+            </w:pPr>
+            <w:r>
+              <w:rPr>
+                <w:sz w:val="24"/>
+              </w:rPr>
               <w:t>File post-read cancel</w:t>
             </w:r>
           </w:p>
@@ -4186,8 +5522,14 @@
           <w:p>
             <w:pPr>
               <w:pStyle w:val="ae"/>
-            </w:pPr>
-            <w:r>
+              <w:spacing w:line="240" w:lineRule="auto" w:after="60"/>
+              <w:ind w:firstLine="0"/>
+              <w:jc w:val="left"/>
+            </w:pPr>
+            <w:r>
+              <w:rPr>
+                <w:sz w:val="24"/>
+              </w:rPr>
               <w:t>Недетерминированная IO boundary</w:t>
             </w:r>
           </w:p>
@@ -4199,8 +5541,14 @@
           <w:p>
             <w:pPr>
               <w:pStyle w:val="ae"/>
-            </w:pPr>
-            <w:r>
+              <w:spacing w:line="240" w:lineRule="auto" w:after="60"/>
+              <w:ind w:firstLine="0"/>
+              <w:jc w:val="left"/>
+            </w:pPr>
+            <w:r>
+              <w:rPr>
+                <w:sz w:val="24"/>
+              </w:rPr>
               <w:t>Не добавлять flaky sleep; injection при расширении</w:t>
             </w:r>
           </w:p>
@@ -4212,8 +5560,14 @@
           <w:p>
             <w:pPr>
               <w:pStyle w:val="ae"/>
-            </w:pPr>
-            <w:r>
+              <w:spacing w:line="240" w:lineRule="auto" w:after="60"/>
+              <w:ind w:firstLine="0"/>
+              <w:jc w:val="left"/>
+            </w:pPr>
+            <w:r>
+              <w:rPr>
+                <w:sz w:val="24"/>
+              </w:rPr>
               <w:t>pre-cancel и read errors PASS</w:t>
             </w:r>
           </w:p>
@@ -4231,9 +5585,15 @@
           <w:p>
             <w:pPr>
               <w:pStyle w:val="ae"/>
-            </w:pPr>
-            <w:r>
-              <w:t>input.walk79.2%</w:t>
+              <w:spacing w:line="240" w:lineRule="auto" w:after="60"/>
+              <w:ind w:firstLine="0"/>
+              <w:jc w:val="left"/>
+            </w:pPr>
+            <w:r>
+              <w:rPr>
+                <w:sz w:val="24"/>
+              </w:rPr>
+              <w:t>input.walk 81.0%</w:t>
             </w:r>
           </w:p>
         </w:tc>
@@ -4244,9 +5604,15 @@
           <w:p>
             <w:pPr>
               <w:pStyle w:val="ae"/>
-            </w:pPr>
-            <w:r>
-              <w:t>Не все malformed paths/arrays</w:t>
+              <w:spacing w:line="240" w:lineRule="auto" w:after="60"/>
+              <w:ind w:firstLine="0"/>
+              <w:jc w:val="left"/>
+            </w:pPr>
+            <w:r>
+              <w:rPr>
+                <w:sz w:val="24"/>
+              </w:rPr>
+              <w:t>Не все malformed/unsupported shapes</w:t>
             </w:r>
           </w:p>
         </w:tc>
@@ -4257,9 +5623,15 @@
           <w:p>
             <w:pPr>
               <w:pStyle w:val="ae"/>
-            </w:pPr>
-            <w:r>
-              <w:t>Strict bounded parser; расширить при real boundary</w:t>
+              <w:spacing w:line="240" w:lineRule="auto" w:after="60"/>
+              <w:ind w:firstLine="0"/>
+              <w:jc w:val="left"/>
+            </w:pPr>
+            <w:r>
+              <w:rPr>
+                <w:sz w:val="24"/>
+              </w:rPr>
+              <w:t>Точные имена закрывают TP-REV-001; не расширять до production adapter</w:t>
             </w:r>
           </w:p>
         </w:tc>
@@ -4270,9 +5642,15 @@
           <w:p>
             <w:pPr>
               <w:pStyle w:val="ae"/>
-            </w:pPr>
-            <w:r>
-              <w:t>Current negative cases PASS</w:t>
+              <w:spacing w:line="240" w:lineRule="auto" w:after="60"/>
+              <w:ind w:firstLine="0"/>
+              <w:jc w:val="left"/>
+            </w:pPr>
+            <w:r>
+              <w:rPr>
+                <w:sz w:val="24"/>
+              </w:rPr>
+              <w:t>CanonicalJSON PASS</w:t>
             </w:r>
           </w:p>
         </w:tc>
@@ -4289,12 +5667,14 @@
       </w:r>
     </w:p>
     <w:p>
+      <w:bookmarkStart w:id="525" w:name="tp_section_25"/>
       <w:pPr>
         <w:pStyle w:val="afa"/>
       </w:pPr>
       <w:r>
         <w:t>4.3 Серия засева не менее пяти дефектов</w:t>
       </w:r>
+      <w:bookmarkEnd w:id="525"/>
     </w:p>
     <w:p>
       <w:r>
@@ -4308,7 +5688,29 @@
     </w:p>
     <w:p>
       <w:r>
-        <w:t>Воспроизводимая команда и автоматический cleanup — services/processing/tools/mutations/run.py --output .pr12-build/processing-mutations; details в README. Каждый patch/digest/build/test/failing assertion сохранён evidence/mutations. Мутанты не pushed/merged.</w:t>
+        <w:t xml:space="preserve">Для нового принятого main повторён существующий runner без изменения business code: python3 services/processing/tools/mutations/run.py --output &lt;новый каталог&gt; --natural-defects 2 --natural-defect-task </w:t>
+      </w:r>
+      <w:hyperlink r:id="rId12">
+        <w:r>
+          <w:rPr>
+            <w:rStyle w:val="Hyperlink"/>
+          </w:rPr>
+          <w:t>https://hitpipe.atlassian.net/browse/HIT-29</w:t>
+        </w:r>
+      </w:hyperlink>
+      <w:r>
+        <w:t xml:space="preserve"> --natural-defect-task </w:t>
+      </w:r>
+      <w:hyperlink r:id="rId13">
+        <w:r>
+          <w:rPr>
+            <w:rStyle w:val="Hyperlink"/>
+          </w:rPr>
+          <w:t>https://hitpipe.atlassian.net/browse/HIT-27</w:t>
+        </w:r>
+      </w:hyperlink>
+      <w:r>
+        <w:t>. Причина — отчётная фиксация фактически принятого SHA и двух зарегистрированных ошибок. Exact command и logs evidence/report-refresh-20261019/accepted-mutation-run/ и accepted-mutations/.</w:t>
       </w:r>
     </w:p>
     <w:p>
@@ -4353,10 +5755,15 @@
             <w:pPr>
               <w:pStyle w:val="ae"/>
               <w:keepNext/>
-              <w:spacing w:before="40" w:after="40"/>
-              <w:jc w:val="left"/>
-            </w:pPr>
-            <w:r>
+              <w:spacing w:before="40" w:after="60" w:line="240" w:lineRule="auto"/>
+              <w:ind w:firstLine="0"/>
+              <w:jc w:val="left"/>
+            </w:pPr>
+            <w:r>
+              <w:rPr>
+                <w:b/>
+                <w:sz w:val="24"/>
+              </w:rPr>
               <w:t>Состояние</w:t>
             </w:r>
           </w:p>
@@ -4370,10 +5777,15 @@
             <w:pPr>
               <w:pStyle w:val="ae"/>
               <w:keepNext/>
-              <w:spacing w:before="40" w:after="40"/>
-              <w:jc w:val="left"/>
-            </w:pPr>
-            <w:r>
+              <w:spacing w:before="40" w:after="60" w:line="240" w:lineRule="auto"/>
+              <w:ind w:firstLine="0"/>
+              <w:jc w:val="left"/>
+            </w:pPr>
+            <w:r>
+              <w:rPr>
+                <w:b/>
+                <w:sz w:val="24"/>
+              </w:rPr>
               <w:t>Версия кода и тестов</w:t>
             </w:r>
           </w:p>
@@ -4387,10 +5799,15 @@
             <w:pPr>
               <w:pStyle w:val="ae"/>
               <w:keepNext/>
-              <w:spacing w:before="40" w:after="40"/>
-              <w:jc w:val="left"/>
-            </w:pPr>
-            <w:r>
+              <w:spacing w:before="40" w:after="60" w:line="240" w:lineRule="auto"/>
+              <w:ind w:firstLine="0"/>
+              <w:jc w:val="left"/>
+            </w:pPr>
+            <w:r>
+              <w:rPr>
+                <w:b/>
+                <w:sz w:val="24"/>
+              </w:rPr>
               <w:t>Фактический результат</w:t>
             </w:r>
           </w:p>
@@ -4404,13 +5821,22 @@
             <w:pPr>
               <w:pStyle w:val="ae"/>
               <w:keepNext/>
-              <w:spacing w:before="40" w:after="40"/>
-              <w:jc w:val="left"/>
-            </w:pPr>
-            <w:r>
+              <w:spacing w:before="40" w:after="60" w:line="240" w:lineRule="auto"/>
+              <w:ind w:firstLine="0"/>
+              <w:jc w:val="left"/>
+            </w:pPr>
+            <w:r>
+              <w:rPr>
+                <w:b/>
+                <w:sz w:val="24"/>
+              </w:rPr>
               <w:t xml:space="preserve">Подтверждение и </w:t>
             </w:r>
             <w:r>
+              <w:rPr>
+                <w:b/>
+                <w:sz w:val="24"/>
+              </w:rPr>
               <w:t>вывод</w:t>
             </w:r>
           </w:p>
@@ -4428,9 +5854,15 @@
           <w:p>
             <w:pPr>
               <w:pStyle w:val="ae"/>
-            </w:pPr>
-            <w:r>
-              <w:t>Корректная baseline</w:t>
+              <w:spacing w:line="240" w:lineRule="auto" w:after="60"/>
+              <w:ind w:firstLine="0"/>
+              <w:jc w:val="left"/>
+            </w:pPr>
+            <w:r>
+              <w:rPr>
+                <w:sz w:val="24"/>
+              </w:rPr>
+              <w:t>Baseline</w:t>
             </w:r>
           </w:p>
         </w:tc>
@@ -4441,9 +5873,15 @@
           <w:p>
             <w:pPr>
               <w:pStyle w:val="ae"/>
-            </w:pPr>
-            <w:r>
-              <w:t>4a2bfcdd9bf7</w:t>
+              <w:spacing w:line="240" w:lineRule="auto" w:after="60"/>
+              <w:ind w:firstLine="0"/>
+              <w:jc w:val="left"/>
+            </w:pPr>
+            <w:r>
+              <w:rPr>
+                <w:sz w:val="24"/>
+              </w:rPr>
+              <w:t>ec0dcba7ca42</w:t>
             </w:r>
           </w:p>
         </w:tc>
@@ -4454,9 +5892,15 @@
           <w:p>
             <w:pPr>
               <w:pStyle w:val="ae"/>
-            </w:pPr>
-            <w:r>
-              <w:t>PASS</w:t>
+              <w:spacing w:line="240" w:lineRule="auto" w:after="60"/>
+              <w:ind w:firstLine="0"/>
+              <w:jc w:val="left"/>
+            </w:pPr>
+            <w:r>
+              <w:rPr>
+                <w:sz w:val="24"/>
+              </w:rPr>
+              <w:t>PASS / exit 0</w:t>
             </w:r>
           </w:p>
         </w:tc>
@@ -4467,9 +5911,15 @@
           <w:p>
             <w:pPr>
               <w:pStyle w:val="ae"/>
-            </w:pPr>
-            <w:r>
-              <w:t>mutations/baseline.log</w:t>
+              <w:spacing w:line="240" w:lineRule="auto" w:after="60"/>
+              <w:ind w:firstLine="0"/>
+              <w:jc w:val="left"/>
+            </w:pPr>
+            <w:r>
+              <w:rPr>
+                <w:sz w:val="24"/>
+              </w:rPr>
+              <w:t>accepted-mutations/baseline.log</w:t>
             </w:r>
           </w:p>
         </w:tc>
@@ -4486,9 +5936,15 @@
           <w:p>
             <w:pPr>
               <w:pStyle w:val="ae"/>
-            </w:pPr>
-            <w:r>
-              <w:t>Каждый отдельный мутант</w:t>
+              <w:spacing w:line="240" w:lineRule="auto" w:after="60"/>
+              <w:ind w:firstLine="0"/>
+              <w:jc w:val="left"/>
+            </w:pPr>
+            <w:r>
+              <w:rPr>
+                <w:sz w:val="24"/>
+              </w:rPr>
+              <w:t>M01…M06</w:t>
             </w:r>
           </w:p>
         </w:tc>
@@ -4499,9 +5955,15 @@
           <w:p>
             <w:pPr>
               <w:pStyle w:val="ae"/>
-            </w:pPr>
-            <w:r>
-              <w:t>base+patch digest</w:t>
+              <w:spacing w:line="240" w:lineRule="auto" w:after="60"/>
+              <w:ind w:firstLine="0"/>
+              <w:jc w:val="left"/>
+            </w:pPr>
+            <w:r>
+              <w:rPr>
+                <w:sz w:val="24"/>
+              </w:rPr>
+              <w:t>main + отдельный patch digest</w:t>
             </w:r>
           </w:p>
         </w:tc>
@@ -4512,9 +5974,15 @@
           <w:p>
             <w:pPr>
               <w:pStyle w:val="ae"/>
-            </w:pPr>
-            <w:r>
-              <w:t>build0; tests FAIL</w:t>
+              <w:spacing w:line="240" w:lineRule="auto" w:after="60"/>
+              <w:ind w:firstLine="0"/>
+              <w:jc w:val="left"/>
+            </w:pPr>
+            <w:r>
+              <w:rPr>
+                <w:sz w:val="24"/>
+              </w:rPr>
+              <w:t>build 0; test FAIL</w:t>
             </w:r>
           </w:p>
         </w:tc>
@@ -4525,9 +5993,15 @@
           <w:p>
             <w:pPr>
               <w:pStyle w:val="ae"/>
-            </w:pPr>
-            <w:r>
-              <w:t>M01…M06-build/test.log</w:t>
+              <w:spacing w:line="240" w:lineRule="auto" w:after="60"/>
+              <w:ind w:firstLine="0"/>
+              <w:jc w:val="left"/>
+            </w:pPr>
+            <w:r>
+              <w:rPr>
+                <w:sz w:val="24"/>
+              </w:rPr>
+              <w:t>accepted-mutations/*-build/test.log</w:t>
             </w:r>
           </w:p>
         </w:tc>
@@ -4544,9 +6018,15 @@
           <w:p>
             <w:pPr>
               <w:pStyle w:val="ae"/>
-            </w:pPr>
-            <w:r>
-              <w:t>Восстановленный code</w:t>
+              <w:spacing w:line="240" w:lineRule="auto" w:after="60"/>
+              <w:ind w:firstLine="0"/>
+              <w:jc w:val="left"/>
+            </w:pPr>
+            <w:r>
+              <w:rPr>
+                <w:sz w:val="24"/>
+              </w:rPr>
+              <w:t>Restored</w:t>
             </w:r>
           </w:p>
         </w:tc>
@@ -4557,9 +6037,15 @@
           <w:p>
             <w:pPr>
               <w:pStyle w:val="ae"/>
-            </w:pPr>
-            <w:r>
-              <w:t>4a2bfcdd9bf7</w:t>
+              <w:spacing w:line="240" w:lineRule="auto" w:after="60"/>
+              <w:ind w:firstLine="0"/>
+              <w:jc w:val="left"/>
+            </w:pPr>
+            <w:r>
+              <w:rPr>
+                <w:sz w:val="24"/>
+              </w:rPr>
+              <w:t>ec0dcba7ca42</w:t>
             </w:r>
           </w:p>
         </w:tc>
@@ -4570,9 +6056,15 @@
           <w:p>
             <w:pPr>
               <w:pStyle w:val="ae"/>
-            </w:pPr>
-            <w:r>
-              <w:t>PASS, clean=true</w:t>
+              <w:spacing w:line="240" w:lineRule="auto" w:after="60"/>
+              <w:ind w:firstLine="0"/>
+              <w:jc w:val="left"/>
+            </w:pPr>
+            <w:r>
+              <w:rPr>
+                <w:sz w:val="24"/>
+              </w:rPr>
+              <w:t>PASS; clean=true</w:t>
             </w:r>
           </w:p>
         </w:tc>
@@ -4583,9 +6075,15 @@
           <w:p>
             <w:pPr>
               <w:pStyle w:val="ae"/>
-            </w:pPr>
-            <w:r>
-              <w:t>mutations/restored.log; summary.json</w:t>
+              <w:spacing w:line="240" w:lineRule="auto" w:after="60"/>
+              <w:ind w:firstLine="0"/>
+              <w:jc w:val="left"/>
+            </w:pPr>
+            <w:r>
+              <w:rPr>
+                <w:sz w:val="24"/>
+              </w:rPr>
+              <w:t>accepted-mutations/restored.log</w:t>
             </w:r>
           </w:p>
         </w:tc>
@@ -4626,7 +6124,16 @@
             <w:tcW w:type="dxa" w:w="1336"/>
           </w:tcPr>
           <w:p>
-            <w:r>
+            <w:pPr>
+              <w:spacing w:line="240" w:lineRule="auto" w:after="60"/>
+              <w:ind w:firstLine="0"/>
+              <w:jc w:val="left"/>
+            </w:pPr>
+            <w:r>
+              <w:rPr>
+                <w:b/>
+                <w:sz w:val="24"/>
+              </w:rPr>
               <w:t>ID и patch</w:t>
             </w:r>
           </w:p>
@@ -4636,7 +6143,16 @@
             <w:tcW w:type="dxa" w:w="1336"/>
           </w:tcPr>
           <w:p>
-            <w:r>
+            <w:pPr>
+              <w:spacing w:line="240" w:lineRule="auto" w:after="60"/>
+              <w:ind w:firstLine="0"/>
+              <w:jc w:val="left"/>
+            </w:pPr>
+            <w:r>
+              <w:rPr>
+                <w:b/>
+                <w:sz w:val="24"/>
+              </w:rPr>
               <w:t>Нарушаемое правило и смысл изменения</w:t>
             </w:r>
           </w:p>
@@ -4646,7 +6162,16 @@
             <w:tcW w:type="dxa" w:w="1336"/>
           </w:tcPr>
           <w:p>
-            <w:r>
+            <w:pPr>
+              <w:spacing w:line="240" w:lineRule="auto" w:after="60"/>
+              <w:ind w:firstLine="0"/>
+              <w:jc w:val="left"/>
+            </w:pPr>
+            <w:r>
+              <w:rPr>
+                <w:b/>
+                <w:sz w:val="24"/>
+              </w:rPr>
               <w:t>Компилируется</w:t>
             </w:r>
           </w:p>
@@ -4656,7 +6181,16 @@
             <w:tcW w:type="dxa" w:w="1336"/>
           </w:tcPr>
           <w:p>
-            <w:r>
+            <w:pPr>
+              <w:spacing w:line="240" w:lineRule="auto" w:after="60"/>
+              <w:ind w:firstLine="0"/>
+              <w:jc w:val="left"/>
+            </w:pPr>
+            <w:r>
+              <w:rPr>
+                <w:b/>
+                <w:sz w:val="24"/>
+              </w:rPr>
               <w:t>Тест и первый результат</w:t>
             </w:r>
           </w:p>
@@ -4666,7 +6200,16 @@
             <w:tcW w:type="dxa" w:w="1336"/>
           </w:tcPr>
           <w:p>
-            <w:r>
+            <w:pPr>
+              <w:spacing w:line="240" w:lineRule="auto" w:after="60"/>
+              <w:ind w:firstLine="0"/>
+              <w:jc w:val="left"/>
+            </w:pPr>
+            <w:r>
+              <w:rPr>
+                <w:b/>
+                <w:sz w:val="24"/>
+              </w:rPr>
               <w:t>Обнаружен / пропущен</w:t>
             </w:r>
           </w:p>
@@ -4676,7 +6219,16 @@
             <w:tcW w:type="dxa" w:w="1336"/>
           </w:tcPr>
           <w:p>
-            <w:r>
+            <w:pPr>
+              <w:spacing w:line="240" w:lineRule="auto" w:after="60"/>
+              <w:ind w:firstLine="0"/>
+              <w:jc w:val="left"/>
+            </w:pPr>
+            <w:r>
+              <w:rPr>
+                <w:b/>
+                <w:sz w:val="24"/>
+              </w:rPr>
               <w:t>Причина пропуска и усиление</w:t>
             </w:r>
           </w:p>
@@ -4686,7 +6238,16 @@
             <w:tcW w:type="dxa" w:w="1336"/>
           </w:tcPr>
           <w:p>
-            <w:r>
+            <w:pPr>
+              <w:spacing w:line="240" w:lineRule="auto" w:after="60"/>
+              <w:ind w:firstLine="0"/>
+              <w:jc w:val="left"/>
+            </w:pPr>
+            <w:r>
+              <w:rPr>
+                <w:b/>
+                <w:sz w:val="24"/>
+              </w:rPr>
               <w:t>Повторный прогон и журнал</w:t>
             </w:r>
           </w:p>
@@ -4701,8 +6262,15 @@
             <w:tcW w:type="dxa" w:w="1336"/>
           </w:tcPr>
           <w:p>
-            <w:pPr/>
-            <w:r>
+            <w:pPr>
+              <w:spacing w:line="240" w:lineRule="auto" w:after="60"/>
+              <w:ind w:firstLine="0"/>
+              <w:jc w:val="left"/>
+            </w:pPr>
+            <w:r>
+              <w:rPr>
+                <w:sz w:val="24"/>
+              </w:rPr>
               <w:t>M01 M01.patch</w:t>
             </w:r>
           </w:p>
@@ -4712,8 +6280,15 @@
             <w:tcW w:type="dxa" w:w="1336"/>
           </w:tcPr>
           <w:p>
-            <w:pPr/>
-            <w:r>
+            <w:pPr>
+              <w:spacing w:line="240" w:lineRule="auto" w:after="60"/>
+              <w:ind w:firstLine="0"/>
+              <w:jc w:val="left"/>
+            </w:pPr>
+            <w:r>
+              <w:rPr>
+                <w:sz w:val="24"/>
+              </w:rPr>
               <w:t>HP-RULE-006/refund</w:t>
             </w:r>
           </w:p>
@@ -4723,8 +6298,15 @@
             <w:tcW w:type="dxa" w:w="1336"/>
           </w:tcPr>
           <w:p>
-            <w:pPr/>
-            <w:r>
+            <w:pPr>
+              <w:spacing w:line="240" w:lineRule="auto" w:after="60"/>
+              <w:ind w:firstLine="0"/>
+              <w:jc w:val="left"/>
+            </w:pPr>
+            <w:r>
+              <w:rPr>
+                <w:sz w:val="24"/>
+              </w:rPr>
               <w:t>ДА, exit0</w:t>
             </w:r>
           </w:p>
@@ -4734,8 +6316,15 @@
             <w:tcW w:type="dxa" w:w="1336"/>
           </w:tcPr>
           <w:p>
-            <w:pPr/>
-            <w:r>
+            <w:pPr>
+              <w:spacing w:line="240" w:lineRule="auto" w:after="60"/>
+              <w:ind w:firstLine="0"/>
+              <w:jc w:val="left"/>
+            </w:pPr>
+            <w:r>
+              <w:rPr>
+                <w:sz w:val="24"/>
+              </w:rPr>
               <w:t>TestCLIConfiguration</w:t>
             </w:r>
           </w:p>
@@ -4745,8 +6334,15 @@
             <w:tcW w:type="dxa" w:w="1336"/>
           </w:tcPr>
           <w:p>
-            <w:pPr/>
-            <w:r>
+            <w:pPr>
+              <w:spacing w:line="240" w:lineRule="auto" w:after="60"/>
+              <w:ind w:firstLine="0"/>
+              <w:jc w:val="left"/>
+            </w:pPr>
+            <w:r>
+              <w:rPr>
+                <w:sz w:val="24"/>
+              </w:rPr>
               <w:t>KILLED</w:t>
             </w:r>
           </w:p>
@@ -4756,8 +6352,15 @@
             <w:tcW w:type="dxa" w:w="1336"/>
           </w:tcPr>
           <w:p>
-            <w:pPr/>
-            <w:r>
+            <w:pPr>
+              <w:spacing w:line="240" w:lineRule="auto" w:after="60"/>
+              <w:ind w:firstLine="0"/>
+              <w:jc w:val="left"/>
+            </w:pPr>
+            <w:r>
+              <w:rPr>
+                <w:sz w:val="24"/>
+              </w:rPr>
               <w:t>Пропуска нет; усиление не требовалось</w:t>
             </w:r>
           </w:p>
@@ -4767,8 +6370,15 @@
             <w:tcW w:type="dxa" w:w="1336"/>
           </w:tcPr>
           <w:p>
-            <w:pPr/>
-            <w:r>
+            <w:pPr>
+              <w:spacing w:line="240" w:lineRule="auto" w:after="60"/>
+              <w:ind w:firstLine="0"/>
+              <w:jc w:val="left"/>
+            </w:pPr>
+            <w:r>
+              <w:rPr>
+                <w:sz w:val="24"/>
+              </w:rPr>
               <w:t>M01-test.log; финальный restored PASS</w:t>
             </w:r>
           </w:p>
@@ -4783,8 +6393,15 @@
             <w:tcW w:type="dxa" w:w="1336"/>
           </w:tcPr>
           <w:p>
-            <w:pPr/>
-            <w:r>
+            <w:pPr>
+              <w:spacing w:line="240" w:lineRule="auto" w:after="60"/>
+              <w:ind w:firstLine="0"/>
+              <w:jc w:val="left"/>
+            </w:pPr>
+            <w:r>
+              <w:rPr>
+                <w:sz w:val="24"/>
+              </w:rPr>
               <w:t>M02 M02.patch</w:t>
             </w:r>
           </w:p>
@@ -4794,8 +6411,15 @@
             <w:tcW w:type="dxa" w:w="1336"/>
           </w:tcPr>
           <w:p>
-            <w:pPr/>
-            <w:r>
+            <w:pPr>
+              <w:spacing w:line="240" w:lineRule="auto" w:after="60"/>
+              <w:ind w:firstLine="0"/>
+              <w:jc w:val="left"/>
+            </w:pPr>
+            <w:r>
+              <w:rPr>
+                <w:sz w:val="24"/>
+              </w:rPr>
               <w:t>HP-BP-002/T/004/capture</w:t>
             </w:r>
           </w:p>
@@ -4805,8 +6429,15 @@
             <w:tcW w:type="dxa" w:w="1336"/>
           </w:tcPr>
           <w:p>
-            <w:pPr/>
-            <w:r>
+            <w:pPr>
+              <w:spacing w:line="240" w:lineRule="auto" w:after="60"/>
+              <w:ind w:firstLine="0"/>
+              <w:jc w:val="left"/>
+            </w:pPr>
+            <w:r>
+              <w:rPr>
+                <w:sz w:val="24"/>
+              </w:rPr>
               <w:t>ДА, exit0</w:t>
             </w:r>
           </w:p>
@@ -4816,8 +6447,15 @@
             <w:tcW w:type="dxa" w:w="1336"/>
           </w:tcPr>
           <w:p>
-            <w:pPr/>
-            <w:r>
+            <w:pPr>
+              <w:spacing w:line="240" w:lineRule="auto" w:after="60"/>
+              <w:ind w:firstLine="0"/>
+              <w:jc w:val="left"/>
+            </w:pPr>
+            <w:r>
+              <w:rPr>
+                <w:sz w:val="24"/>
+              </w:rPr>
               <w:t>TestFinancialDecisionTable</w:t>
             </w:r>
           </w:p>
@@ -4827,8 +6465,15 @@
             <w:tcW w:type="dxa" w:w="1336"/>
           </w:tcPr>
           <w:p>
-            <w:pPr/>
-            <w:r>
+            <w:pPr>
+              <w:spacing w:line="240" w:lineRule="auto" w:after="60"/>
+              <w:ind w:firstLine="0"/>
+              <w:jc w:val="left"/>
+            </w:pPr>
+            <w:r>
+              <w:rPr>
+                <w:sz w:val="24"/>
+              </w:rPr>
               <w:t>KILLED</w:t>
             </w:r>
           </w:p>
@@ -4838,8 +6483,15 @@
             <w:tcW w:type="dxa" w:w="1336"/>
           </w:tcPr>
           <w:p>
-            <w:pPr/>
-            <w:r>
+            <w:pPr>
+              <w:spacing w:line="240" w:lineRule="auto" w:after="60"/>
+              <w:ind w:firstLine="0"/>
+              <w:jc w:val="left"/>
+            </w:pPr>
+            <w:r>
+              <w:rPr>
+                <w:sz w:val="24"/>
+              </w:rPr>
               <w:t>Пропуска нет; усиление не требовалось</w:t>
             </w:r>
           </w:p>
@@ -4849,8 +6501,15 @@
             <w:tcW w:type="dxa" w:w="1336"/>
           </w:tcPr>
           <w:p>
-            <w:pPr/>
-            <w:r>
+            <w:pPr>
+              <w:spacing w:line="240" w:lineRule="auto" w:after="60"/>
+              <w:ind w:firstLine="0"/>
+              <w:jc w:val="left"/>
+            </w:pPr>
+            <w:r>
+              <w:rPr>
+                <w:sz w:val="24"/>
+              </w:rPr>
               <w:t>M02-test.log; финальный restored PASS</w:t>
             </w:r>
           </w:p>
@@ -4865,8 +6524,15 @@
             <w:tcW w:type="dxa" w:w="1336"/>
           </w:tcPr>
           <w:p>
-            <w:pPr/>
-            <w:r>
+            <w:pPr>
+              <w:spacing w:line="240" w:lineRule="auto" w:after="60"/>
+              <w:ind w:firstLine="0"/>
+              <w:jc w:val="left"/>
+            </w:pPr>
+            <w:r>
+              <w:rPr>
+                <w:sz w:val="24"/>
+              </w:rPr>
               <w:t>M03 M03.patch</w:t>
             </w:r>
           </w:p>
@@ -4876,8 +6542,15 @@
             <w:tcW w:type="dxa" w:w="1336"/>
           </w:tcPr>
           <w:p>
-            <w:pPr/>
-            <w:r>
+            <w:pPr>
+              <w:spacing w:line="240" w:lineRule="auto" w:after="60"/>
+              <w:ind w:firstLine="0"/>
+              <w:jc w:val="left"/>
+            </w:pPr>
+            <w:r>
+              <w:rPr>
+                <w:sz w:val="24"/>
+              </w:rPr>
               <w:t>HP-RULE-006/quantity</w:t>
             </w:r>
           </w:p>
@@ -4887,8 +6560,15 @@
             <w:tcW w:type="dxa" w:w="1336"/>
           </w:tcPr>
           <w:p>
-            <w:pPr/>
-            <w:r>
+            <w:pPr>
+              <w:spacing w:line="240" w:lineRule="auto" w:after="60"/>
+              <w:ind w:firstLine="0"/>
+              <w:jc w:val="left"/>
+            </w:pPr>
+            <w:r>
+              <w:rPr>
+                <w:sz w:val="24"/>
+              </w:rPr>
               <w:t>ДА, exit0</w:t>
             </w:r>
           </w:p>
@@ -4898,8 +6578,15 @@
             <w:tcW w:type="dxa" w:w="1336"/>
           </w:tcPr>
           <w:p>
-            <w:pPr/>
-            <w:r>
+            <w:pPr>
+              <w:spacing w:line="240" w:lineRule="auto" w:after="60"/>
+              <w:ind w:firstLine="0"/>
+              <w:jc w:val="left"/>
+            </w:pPr>
+            <w:r>
+              <w:rPr>
+                <w:sz w:val="24"/>
+              </w:rPr>
               <w:t>TestFinancialDenial</w:t>
             </w:r>
           </w:p>
@@ -4909,8 +6596,15 @@
             <w:tcW w:type="dxa" w:w="1336"/>
           </w:tcPr>
           <w:p>
-            <w:pPr/>
-            <w:r>
+            <w:pPr>
+              <w:spacing w:line="240" w:lineRule="auto" w:after="60"/>
+              <w:ind w:firstLine="0"/>
+              <w:jc w:val="left"/>
+            </w:pPr>
+            <w:r>
+              <w:rPr>
+                <w:sz w:val="24"/>
+              </w:rPr>
               <w:t>KILLED</w:t>
             </w:r>
           </w:p>
@@ -4920,8 +6614,15 @@
             <w:tcW w:type="dxa" w:w="1336"/>
           </w:tcPr>
           <w:p>
-            <w:pPr/>
-            <w:r>
+            <w:pPr>
+              <w:spacing w:line="240" w:lineRule="auto" w:after="60"/>
+              <w:ind w:firstLine="0"/>
+              <w:jc w:val="left"/>
+            </w:pPr>
+            <w:r>
+              <w:rPr>
+                <w:sz w:val="24"/>
+              </w:rPr>
               <w:t>Пропуска нет; усиление не требовалось</w:t>
             </w:r>
           </w:p>
@@ -4931,8 +6632,15 @@
             <w:tcW w:type="dxa" w:w="1336"/>
           </w:tcPr>
           <w:p>
-            <w:pPr/>
-            <w:r>
+            <w:pPr>
+              <w:spacing w:line="240" w:lineRule="auto" w:after="60"/>
+              <w:ind w:firstLine="0"/>
+              <w:jc w:val="left"/>
+            </w:pPr>
+            <w:r>
+              <w:rPr>
+                <w:sz w:val="24"/>
+              </w:rPr>
               <w:t>M03-test.log; финальный restored PASS</w:t>
             </w:r>
           </w:p>
@@ -4947,8 +6655,15 @@
             <w:tcW w:type="dxa" w:w="1336"/>
           </w:tcPr>
           <w:p>
-            <w:pPr/>
-            <w:r>
+            <w:pPr>
+              <w:spacing w:line="240" w:lineRule="auto" w:after="60"/>
+              <w:ind w:firstLine="0"/>
+              <w:jc w:val="left"/>
+            </w:pPr>
+            <w:r>
+              <w:rPr>
+                <w:sz w:val="24"/>
+              </w:rPr>
               <w:t>M04 M04.patch</w:t>
             </w:r>
           </w:p>
@@ -4958,8 +6673,15 @@
             <w:tcW w:type="dxa" w:w="1336"/>
           </w:tcPr>
           <w:p>
-            <w:pPr/>
-            <w:r>
+            <w:pPr>
+              <w:spacing w:line="240" w:lineRule="auto" w:after="60"/>
+              <w:ind w:firstLine="0"/>
+              <w:jc w:val="left"/>
+            </w:pPr>
+            <w:r>
+              <w:rPr>
+                <w:sz w:val="24"/>
+              </w:rPr>
               <w:t>HP-RULE-006/activation</w:t>
             </w:r>
           </w:p>
@@ -4969,8 +6691,15 @@
             <w:tcW w:type="dxa" w:w="1336"/>
           </w:tcPr>
           <w:p>
-            <w:pPr/>
-            <w:r>
+            <w:pPr>
+              <w:spacing w:line="240" w:lineRule="auto" w:after="60"/>
+              <w:ind w:firstLine="0"/>
+              <w:jc w:val="left"/>
+            </w:pPr>
+            <w:r>
+              <w:rPr>
+                <w:sz w:val="24"/>
+              </w:rPr>
               <w:t>ДА, exit0</w:t>
             </w:r>
           </w:p>
@@ -4980,8 +6709,15 @@
             <w:tcW w:type="dxa" w:w="1336"/>
           </w:tcPr>
           <w:p>
-            <w:pPr/>
-            <w:r>
+            <w:pPr>
+              <w:spacing w:line="240" w:lineRule="auto" w:after="60"/>
+              <w:ind w:firstLine="0"/>
+              <w:jc w:val="left"/>
+            </w:pPr>
+            <w:r>
+              <w:rPr>
+                <w:sz w:val="24"/>
+              </w:rPr>
               <w:t>TestFinancialDecisionTable</w:t>
             </w:r>
           </w:p>
@@ -4991,8 +6727,15 @@
             <w:tcW w:type="dxa" w:w="1336"/>
           </w:tcPr>
           <w:p>
-            <w:pPr/>
-            <w:r>
+            <w:pPr>
+              <w:spacing w:line="240" w:lineRule="auto" w:after="60"/>
+              <w:ind w:firstLine="0"/>
+              <w:jc w:val="left"/>
+            </w:pPr>
+            <w:r>
+              <w:rPr>
+                <w:sz w:val="24"/>
+              </w:rPr>
               <w:t>KILLED</w:t>
             </w:r>
           </w:p>
@@ -5002,8 +6745,15 @@
             <w:tcW w:type="dxa" w:w="1336"/>
           </w:tcPr>
           <w:p>
-            <w:pPr/>
-            <w:r>
+            <w:pPr>
+              <w:spacing w:line="240" w:lineRule="auto" w:after="60"/>
+              <w:ind w:firstLine="0"/>
+              <w:jc w:val="left"/>
+            </w:pPr>
+            <w:r>
+              <w:rPr>
+                <w:sz w:val="24"/>
+              </w:rPr>
               <w:t>Пропуска нет; усиление не требовалось</w:t>
             </w:r>
           </w:p>
@@ -5013,8 +6763,15 @@
             <w:tcW w:type="dxa" w:w="1336"/>
           </w:tcPr>
           <w:p>
-            <w:pPr/>
-            <w:r>
+            <w:pPr>
+              <w:spacing w:line="240" w:lineRule="auto" w:after="60"/>
+              <w:ind w:firstLine="0"/>
+              <w:jc w:val="left"/>
+            </w:pPr>
+            <w:r>
+              <w:rPr>
+                <w:sz w:val="24"/>
+              </w:rPr>
               <w:t>M04-test.log; финальный restored PASS</w:t>
             </w:r>
           </w:p>
@@ -5029,8 +6786,15 @@
             <w:tcW w:type="dxa" w:w="1336"/>
           </w:tcPr>
           <w:p>
-            <w:pPr/>
-            <w:r>
+            <w:pPr>
+              <w:spacing w:line="240" w:lineRule="auto" w:after="60"/>
+              <w:ind w:firstLine="0"/>
+              <w:jc w:val="left"/>
+            </w:pPr>
+            <w:r>
+              <w:rPr>
+                <w:sz w:val="24"/>
+              </w:rPr>
               <w:t>M05 M05.patch</w:t>
             </w:r>
           </w:p>
@@ -5040,8 +6804,15 @@
             <w:tcW w:type="dxa" w:w="1336"/>
           </w:tcPr>
           <w:p>
-            <w:pPr/>
-            <w:r>
+            <w:pPr>
+              <w:spacing w:line="240" w:lineRule="auto" w:after="60"/>
+              <w:ind w:firstLine="0"/>
+              <w:jc w:val="left"/>
+            </w:pPr>
+            <w:r>
+              <w:rPr>
+                <w:sz w:val="24"/>
+              </w:rPr>
               <w:t>HP-RULE-006/account</w:t>
             </w:r>
           </w:p>
@@ -5051,8 +6822,15 @@
             <w:tcW w:type="dxa" w:w="1336"/>
           </w:tcPr>
           <w:p>
-            <w:pPr/>
-            <w:r>
+            <w:pPr>
+              <w:spacing w:line="240" w:lineRule="auto" w:after="60"/>
+              <w:ind w:firstLine="0"/>
+              <w:jc w:val="left"/>
+            </w:pPr>
+            <w:r>
+              <w:rPr>
+                <w:sz w:val="24"/>
+              </w:rPr>
               <w:t>ДА, exit0</w:t>
             </w:r>
           </w:p>
@@ -5062,8 +6840,15 @@
             <w:tcW w:type="dxa" w:w="1336"/>
           </w:tcPr>
           <w:p>
-            <w:pPr/>
-            <w:r>
+            <w:pPr>
+              <w:spacing w:line="240" w:lineRule="auto" w:after="60"/>
+              <w:ind w:firstLine="0"/>
+              <w:jc w:val="left"/>
+            </w:pPr>
+            <w:r>
+              <w:rPr>
+                <w:sz w:val="24"/>
+              </w:rPr>
               <w:t>TestFinancialDecisionTable</w:t>
             </w:r>
           </w:p>
@@ -5073,8 +6858,15 @@
             <w:tcW w:type="dxa" w:w="1336"/>
           </w:tcPr>
           <w:p>
-            <w:pPr/>
-            <w:r>
+            <w:pPr>
+              <w:spacing w:line="240" w:lineRule="auto" w:after="60"/>
+              <w:ind w:firstLine="0"/>
+              <w:jc w:val="left"/>
+            </w:pPr>
+            <w:r>
+              <w:rPr>
+                <w:sz w:val="24"/>
+              </w:rPr>
               <w:t>KILLED</w:t>
             </w:r>
           </w:p>
@@ -5084,8 +6876,15 @@
             <w:tcW w:type="dxa" w:w="1336"/>
           </w:tcPr>
           <w:p>
-            <w:pPr/>
-            <w:r>
+            <w:pPr>
+              <w:spacing w:line="240" w:lineRule="auto" w:after="60"/>
+              <w:ind w:firstLine="0"/>
+              <w:jc w:val="left"/>
+            </w:pPr>
+            <w:r>
+              <w:rPr>
+                <w:sz w:val="24"/>
+              </w:rPr>
               <w:t>Пропуска нет; усиление не требовалось</w:t>
             </w:r>
           </w:p>
@@ -5095,8 +6894,15 @@
             <w:tcW w:type="dxa" w:w="1336"/>
           </w:tcPr>
           <w:p>
-            <w:pPr/>
-            <w:r>
+            <w:pPr>
+              <w:spacing w:line="240" w:lineRule="auto" w:after="60"/>
+              <w:ind w:firstLine="0"/>
+              <w:jc w:val="left"/>
+            </w:pPr>
+            <w:r>
+              <w:rPr>
+                <w:sz w:val="24"/>
+              </w:rPr>
               <w:t>M05-test.log; финальный restored PASS</w:t>
             </w:r>
           </w:p>
@@ -5111,8 +6917,15 @@
             <w:tcW w:type="dxa" w:w="1336"/>
           </w:tcPr>
           <w:p>
-            <w:pPr/>
-            <w:r>
+            <w:pPr>
+              <w:spacing w:line="240" w:lineRule="auto" w:after="60"/>
+              <w:ind w:firstLine="0"/>
+              <w:jc w:val="left"/>
+            </w:pPr>
+            <w:r>
+              <w:rPr>
+                <w:sz w:val="24"/>
+              </w:rPr>
               <w:t>M06 M06.patch</w:t>
             </w:r>
           </w:p>
@@ -5122,8 +6935,15 @@
             <w:tcW w:type="dxa" w:w="1336"/>
           </w:tcPr>
           <w:p>
-            <w:pPr/>
-            <w:r>
+            <w:pPr>
+              <w:spacing w:line="240" w:lineRule="auto" w:after="60"/>
+              <w:ind w:firstLine="0"/>
+              <w:jc w:val="left"/>
+            </w:pPr>
+            <w:r>
+              <w:rPr>
+                <w:sz w:val="24"/>
+              </w:rPr>
               <w:t>HP-RULE-006/dispute</w:t>
             </w:r>
           </w:p>
@@ -5133,8 +6953,15 @@
             <w:tcW w:type="dxa" w:w="1336"/>
           </w:tcPr>
           <w:p>
-            <w:pPr/>
-            <w:r>
+            <w:pPr>
+              <w:spacing w:line="240" w:lineRule="auto" w:after="60"/>
+              <w:ind w:firstLine="0"/>
+              <w:jc w:val="left"/>
+            </w:pPr>
+            <w:r>
+              <w:rPr>
+                <w:sz w:val="24"/>
+              </w:rPr>
               <w:t>ДА, exit0</w:t>
             </w:r>
           </w:p>
@@ -5144,8 +6971,15 @@
             <w:tcW w:type="dxa" w:w="1336"/>
           </w:tcPr>
           <w:p>
-            <w:pPr/>
-            <w:r>
+            <w:pPr>
+              <w:spacing w:line="240" w:lineRule="auto" w:after="60"/>
+              <w:ind w:firstLine="0"/>
+              <w:jc w:val="left"/>
+            </w:pPr>
+            <w:r>
+              <w:rPr>
+                <w:sz w:val="24"/>
+              </w:rPr>
               <w:t>TestCLIConfiguration</w:t>
             </w:r>
           </w:p>
@@ -5155,8 +6989,15 @@
             <w:tcW w:type="dxa" w:w="1336"/>
           </w:tcPr>
           <w:p>
-            <w:pPr/>
-            <w:r>
+            <w:pPr>
+              <w:spacing w:line="240" w:lineRule="auto" w:after="60"/>
+              <w:ind w:firstLine="0"/>
+              <w:jc w:val="left"/>
+            </w:pPr>
+            <w:r>
+              <w:rPr>
+                <w:sz w:val="24"/>
+              </w:rPr>
               <w:t>KILLED</w:t>
             </w:r>
           </w:p>
@@ -5166,8 +7007,15 @@
             <w:tcW w:type="dxa" w:w="1336"/>
           </w:tcPr>
           <w:p>
-            <w:pPr/>
-            <w:r>
+            <w:pPr>
+              <w:spacing w:line="240" w:lineRule="auto" w:after="60"/>
+              <w:ind w:firstLine="0"/>
+              <w:jc w:val="left"/>
+            </w:pPr>
+            <w:r>
+              <w:rPr>
+                <w:sz w:val="24"/>
+              </w:rPr>
               <w:t>Пропуска нет; усиление не требовалось</w:t>
             </w:r>
           </w:p>
@@ -5177,8 +7025,15 @@
             <w:tcW w:type="dxa" w:w="1336"/>
           </w:tcPr>
           <w:p>
-            <w:pPr/>
-            <w:r>
+            <w:pPr>
+              <w:spacing w:line="240" w:lineRule="auto" w:after="60"/>
+              <w:ind w:firstLine="0"/>
+              <w:jc w:val="left"/>
+            </w:pPr>
+            <w:r>
+              <w:rPr>
+                <w:sz w:val="24"/>
+              </w:rPr>
               <w:t>M06-test.log; финальный restored PASS</w:t>
             </w:r>
           </w:p>
@@ -5188,7 +7043,7 @@
     <w:p>
       <w:pPr/>
       <w:r>
-        <w:t>Засеяно6, компилируется6, обнаружено первым набором6, пропущено0, INVALID0. Survivors отсутствуют, усиление/retest не требовались; natural defects1 — действительный output-exit defect HIT-29 с red log/regression. Остаточная дефектность по Миллсу не оценивается по шести специально выбранным ошибкам.</w:t>
+        <w:t>Засеяно 6, компилируется 6, обнаружено 6, пропущено 0, INVALID 0. Survivors отсутствуют, усиление/retest не требовались; restoration exit 0, clean=true. Естественных дефектов 2 (writer и parser), отдельно от шести намеренных мутаций. Параметр natural-defects=1 в прежнем CI — историческая настройка runner-а, не новый подсчёт. Остаточная дефектность по Миллсу по шести выбранным мутациям не оценивается.</w:t>
       </w:r>
     </w:p>
     <w:p>
@@ -5198,10 +7053,22 @@
     </w:p>
     <w:p>
       <w:r>
-        <w:t>Восстановлен исправный код source 4a2bfcdd9bf7656a8d5c55963750b8aecf186fb0, original diff clean и restored PASS; CI 8ae5d67b9eb0f4ffc729a270c2ee14e1c052b0cb success. Последующие report-only commits сохраняют code tree. Tag0302-pz02-tp-v1 ещё не создан; actual merge/tag/CI external record остаётся человеческим шагом.</w:t>
-      </w:r>
-    </w:p>
-    <w:p>
+        <w:t xml:space="preserve">Новый опыт на принятом main ec0dcba7ca42ea59909489cef9650c6edff12f35: baseline/restored PASS, original diff clean, clean=true. CI </w:t>
+      </w:r>
+      <w:hyperlink r:id="rId11">
+        <w:r>
+          <w:rPr>
+            <w:rStyle w:val="Hyperlink"/>
+          </w:rPr>
+          <w:t>https://github.com/hitpipe/hitpipe/actions/runs/39229206910</w:t>
+        </w:r>
+      </w:hyperlink>
+      <w:r>
+        <w:t xml:space="preserve"> success. Инженерные PR фактически merged; отчётный PR №10 остаётся открытым. Submission tags не созданы. Финальный tag → commit → CI фиксируется внешне после разрешённого человеческого принятия.</w:t>
+      </w:r>
+    </w:p>
+    <w:p>
+      <w:bookmarkStart w:id="526" w:name="tp_section_26"/>
       <w:pPr>
         <w:pStyle w:val="af7"/>
       </w:pPr>
@@ -5211,6 +7078,7 @@
         <w:t>5 Индивидуальный вклад и взаимодействие</w:t>
       </w:r>
       <w:bookmarkEnd w:id="12"/>
+      <w:bookmarkEnd w:id="526"/>
     </w:p>
     <w:p>
       <w:pPr>
@@ -5252,10 +7120,15 @@
             <w:pPr>
               <w:pStyle w:val="ae"/>
               <w:keepNext/>
-              <w:spacing w:before="40" w:after="40"/>
-              <w:jc w:val="left"/>
-            </w:pPr>
-            <w:r>
+              <w:spacing w:before="40" w:after="60" w:line="240" w:lineRule="auto"/>
+              <w:ind w:firstLine="0"/>
+              <w:jc w:val="left"/>
+            </w:pPr>
+            <w:r>
+              <w:rPr>
+                <w:b/>
+                <w:sz w:val="24"/>
+              </w:rPr>
               <w:t>Индивидуальный результат</w:t>
             </w:r>
           </w:p>
@@ -5269,10 +7142,15 @@
             <w:pPr>
               <w:pStyle w:val="ae"/>
               <w:keepNext/>
-              <w:spacing w:before="40" w:after="40"/>
-              <w:jc w:val="left"/>
-            </w:pPr>
-            <w:r>
+              <w:spacing w:before="40" w:after="60" w:line="240" w:lineRule="auto"/>
+              <w:ind w:firstLine="0"/>
+              <w:jc w:val="left"/>
+            </w:pPr>
+            <w:r>
+              <w:rPr>
+                <w:b/>
+                <w:sz w:val="24"/>
+              </w:rPr>
               <w:t>Выполненные действия</w:t>
             </w:r>
           </w:p>
@@ -5286,10 +7164,15 @@
             <w:pPr>
               <w:pStyle w:val="ae"/>
               <w:keepNext/>
-              <w:spacing w:before="40" w:after="40"/>
-              <w:jc w:val="left"/>
-            </w:pPr>
-            <w:r>
+              <w:spacing w:before="40" w:after="60" w:line="240" w:lineRule="auto"/>
+              <w:ind w:firstLine="0"/>
+              <w:jc w:val="left"/>
+            </w:pPr>
+            <w:r>
+              <w:rPr>
+                <w:b/>
+                <w:sz w:val="24"/>
+              </w:rPr>
               <w:t>Подтверждение</w:t>
             </w:r>
           </w:p>
@@ -5307,8 +7190,14 @@
           <w:p>
             <w:pPr>
               <w:pStyle w:val="ae"/>
-            </w:pPr>
-            <w:r>
+              <w:spacing w:line="240" w:lineRule="auto" w:after="60"/>
+              <w:ind w:firstLine="0"/>
+              <w:jc w:val="left"/>
+            </w:pPr>
+            <w:r>
+              <w:rPr>
+                <w:sz w:val="24"/>
+              </w:rPr>
               <w:t>Код и consumer</w:t>
             </w:r>
           </w:p>
@@ -5320,8 +7209,14 @@
           <w:p>
             <w:pPr>
               <w:pStyle w:val="ae"/>
-            </w:pPr>
-            <w:r>
+              <w:spacing w:line="240" w:lineRule="auto" w:after="60"/>
+              <w:ind w:firstLine="0"/>
+              <w:jc w:val="left"/>
+            </w:pPr>
+            <w:r>
+              <w:rPr>
+                <w:sz w:val="24"/>
+              </w:rPr>
               <w:t>Evaluator/reader/CLI</w:t>
             </w:r>
           </w:p>
@@ -5333,8 +7228,14 @@
           <w:p>
             <w:pPr>
               <w:pStyle w:val="ae"/>
-            </w:pPr>
-            <w:r>
+              <w:spacing w:line="240" w:lineRule="auto" w:after="60"/>
+              <w:ind w:firstLine="0"/>
+              <w:jc w:val="left"/>
+            </w:pPr>
+            <w:r>
+              <w:rPr>
+                <w:sz w:val="24"/>
+              </w:rPr>
               <w:t>HIT-27/28, PR5/6</w:t>
             </w:r>
           </w:p>
@@ -5352,8 +7253,14 @@
           <w:p>
             <w:pPr>
               <w:pStyle w:val="ae"/>
-            </w:pPr>
-            <w:r>
+              <w:spacing w:line="240" w:lineRule="auto" w:after="60"/>
+              <w:ind w:firstLine="0"/>
+              <w:jc w:val="left"/>
+            </w:pPr>
+            <w:r>
+              <w:rPr>
+                <w:sz w:val="24"/>
+              </w:rPr>
               <w:t>Тесты/мутации</w:t>
             </w:r>
           </w:p>
@@ -5365,8 +7272,14 @@
           <w:p>
             <w:pPr>
               <w:pStyle w:val="ae"/>
-            </w:pPr>
-            <w:r>
+              <w:spacing w:line="240" w:lineRule="auto" w:after="60"/>
+              <w:ind w:firstLine="0"/>
+              <w:jc w:val="left"/>
+            </w:pPr>
+            <w:r>
+              <w:rPr>
+                <w:sz w:val="24"/>
+              </w:rPr>
               <w:t>Decision/boundary/6 mutants/risk</w:t>
             </w:r>
           </w:p>
@@ -5378,8 +7291,14 @@
           <w:p>
             <w:pPr>
               <w:pStyle w:val="ae"/>
-            </w:pPr>
-            <w:r>
+              <w:spacing w:line="240" w:lineRule="auto" w:after="60"/>
+              <w:ind w:firstLine="0"/>
+              <w:jc w:val="left"/>
+            </w:pPr>
+            <w:r>
+              <w:rPr>
+                <w:sz w:val="24"/>
+              </w:rPr>
               <w:t>HIT-29 PR7</w:t>
             </w:r>
           </w:p>
@@ -5397,9 +7316,15 @@
           <w:p>
             <w:pPr>
               <w:pStyle w:val="ae"/>
-            </w:pPr>
-            <w:r>
-              <w:t>Естественный defect</w:t>
+              <w:spacing w:line="240" w:lineRule="auto" w:after="60"/>
+              <w:ind w:firstLine="0"/>
+              <w:jc w:val="left"/>
+            </w:pPr>
+            <w:r>
+              <w:rPr>
+                <w:sz w:val="24"/>
+              </w:rPr>
+              <w:t>Два естественных дефекта</w:t>
             </w:r>
           </w:p>
         </w:tc>
@@ -5410,9 +7335,15 @@
           <w:p>
             <w:pPr>
               <w:pStyle w:val="ae"/>
-            </w:pPr>
-            <w:r>
-              <w:t>OutputFailure red→fix→green</w:t>
+              <w:spacing w:line="240" w:lineRule="auto" w:after="60"/>
+              <w:ind w:firstLine="0"/>
+              <w:jc w:val="left"/>
+            </w:pPr>
+            <w:r>
+              <w:rPr>
+                <w:sz w:val="24"/>
+              </w:rPr>
+              <w:t>CLI writer + TP-REV-001 parser</w:t>
             </w:r>
           </w:p>
         </w:tc>
@@ -5423,9 +7354,15 @@
           <w:p>
             <w:pPr>
               <w:pStyle w:val="ae"/>
-            </w:pPr>
-            <w:r>
-              <w:t>HIT-29, natural-defect evidence</w:t>
+              <w:spacing w:line="240" w:lineRule="auto" w:after="60"/>
+              <w:ind w:firstLine="0"/>
+              <w:jc w:val="left"/>
+            </w:pPr>
+            <w:r>
+              <w:rPr>
+                <w:sz w:val="24"/>
+              </w:rPr>
+              <w:t>HIT-29 / HIT-27; собственные red/fix/green</w:t>
             </w:r>
           </w:p>
         </w:tc>
@@ -5442,9 +7379,15 @@
           <w:p>
             <w:pPr>
               <w:pStyle w:val="ae"/>
-            </w:pPr>
-            <w:r>
-              <w:t>Независимые проверки</w:t>
+              <w:spacing w:line="240" w:lineRule="auto" w:after="60"/>
+              <w:ind w:firstLine="0"/>
+              <w:jc w:val="left"/>
+            </w:pPr>
+            <w:r>
+              <w:rPr>
+                <w:sz w:val="24"/>
+              </w:rPr>
+              <w:t>Student peer / opposition</w:t>
             </w:r>
           </w:p>
         </w:tc>
@@ -5455,9 +7398,15 @@
           <w:p>
             <w:pPr>
               <w:pStyle w:val="ae"/>
-            </w:pPr>
-            <w:r>
-              <w:t>Пакет подготовлен; действий нет</w:t>
+              <w:spacing w:line="240" w:lineRule="auto" w:after="60"/>
+              <w:ind w:firstLine="0"/>
+              <w:jc w:val="left"/>
+            </w:pPr>
+            <w:r>
+              <w:rPr>
+                <w:sz w:val="24"/>
+              </w:rPr>
+              <w:t>Не выполнены; HUMAN_PENDING / BLOCKED</w:t>
             </w:r>
           </w:p>
         </w:tc>
@@ -5468,9 +7417,15 @@
           <w:p>
             <w:pPr>
               <w:pStyle w:val="ae"/>
-            </w:pPr>
-            <w:r>
-              <w:t>HIT-31 HUMAN_PENDING</w:t>
+              <w:spacing w:line="240" w:lineRule="auto" w:after="60"/>
+              <w:ind w:firstLine="0"/>
+              <w:jc w:val="left"/>
+            </w:pPr>
+            <w:r>
+              <w:rPr>
+                <w:sz w:val="24"/>
+              </w:rPr>
+              <w:t>HIT-31; делегированный Codex review отдельно</w:t>
             </w:r>
           </w:p>
         </w:tc>
@@ -5488,10 +7443,11 @@
     </w:p>
     <w:p>
       <w:r>
-        <w:t>Полученных human remarks ещё нет. Self-review нашёл и реальным тестом подтвердил output-exit defect; он исправлен. Независимый reviewer и другие студенты не симулировались.</w:t>
-      </w:r>
-    </w:p>
-    <w:p>
+        <w:t>Действительное замечание TP-REV-001 опубликовано в PR №5 и HIT-27; авторский PR №20 принят повторным делегированным review Codex по поручению Lead и merged. Два естественных дефекта имеют собственные red/fix/green evidence. Личные действия другого студента и opposition не симулировались.</w:t>
+      </w:r>
+    </w:p>
+    <w:p>
+      <w:bookmarkStart w:id="527" w:name="tp_section_27"/>
       <w:pPr>
         <w:pStyle w:val="af9"/>
       </w:pPr>
@@ -5501,10 +7457,11 @@
         <w:t>ЗАКЛЮЧЕНИЕ</w:t>
       </w:r>
       <w:bookmarkEnd w:id="13"/>
-    </w:p>
-    <w:p>
-      <w:r>
-        <w:t>Набор обнаруживает выбранные финансовые/identity/null/proof нарушения и ошибку output exit. Это подтверждено named assertions, шесть compile+FAIL mutants и clean restoration, local/CI PASS исправного code.</w:t>
+      <w:bookmarkEnd w:id="527"/>
+    </w:p>
+    <w:p>
+      <w:r>
+        <w:t>Assertions обнаруживают выбранные финансовые, identity/null/proof нарушения, output-exit defect и parser aliases. На принятом main canonical inputs проходят, оба порядка shadowing отклоняются; шесть compile+FAIL mutants и clean restoration подтверждены local/CI. Область ограничена офлайн синтетическими fixtures и bounded module.</w:t>
       </w:r>
     </w:p>
     <w:p>
@@ -5514,7 +7471,7 @@
     </w:p>
     <w:p>
       <w:r>
-        <w:t>VALID означает только финансовую допустимость. Case admission/lifecycle, actor/epoch, lineage, fresh dispatch, authenticated source provenance/digest, реальные Stripe/ClickUp и full MVP не реализованы этим модулем и не объявлены PASS. Human peer checks, screenshots, tag, review/merge и защита pending.</w:t>
+        <w:t>VALID означает только финансовую допустимость; actor/epoch, lifecycle/lineage, authenticated source provenance, реальные Stripe/ClickUp и full MVP этим модулем не реализованы. Engineering merge состоялся. Student peer checks, opposition, снимки, submission tags, принятие отчётов и личная защита pending.</w:t>
       </w:r>
     </w:p>
     <w:p>
@@ -5556,10 +7513,15 @@
             <w:pPr>
               <w:pStyle w:val="ae"/>
               <w:keepNext/>
-              <w:spacing w:before="40" w:after="40"/>
-              <w:jc w:val="left"/>
-            </w:pPr>
-            <w:r>
+              <w:spacing w:before="40" w:after="60" w:line="240" w:lineRule="auto"/>
+              <w:ind w:firstLine="0"/>
+              <w:jc w:val="left"/>
+            </w:pPr>
+            <w:r>
+              <w:rPr>
+                <w:b/>
+                <w:sz w:val="24"/>
+              </w:rPr>
               <w:t>Поле</w:t>
             </w:r>
           </w:p>
@@ -5573,10 +7535,15 @@
             <w:pPr>
               <w:pStyle w:val="ae"/>
               <w:keepNext/>
-              <w:spacing w:before="40" w:after="40"/>
-              <w:jc w:val="left"/>
-            </w:pPr>
-            <w:r>
+              <w:spacing w:before="40" w:after="60" w:line="240" w:lineRule="auto"/>
+              <w:ind w:firstLine="0"/>
+              <w:jc w:val="left"/>
+            </w:pPr>
+            <w:r>
+              <w:rPr>
+                <w:b/>
+                <w:sz w:val="24"/>
+              </w:rPr>
               <w:t>Значение</w:t>
             </w:r>
           </w:p>
@@ -5594,8 +7561,14 @@
           <w:p>
             <w:pPr>
               <w:pStyle w:val="ae"/>
-            </w:pPr>
-            <w:r>
+              <w:spacing w:line="240" w:lineRule="auto" w:after="60"/>
+              <w:ind w:firstLine="0"/>
+              <w:jc w:val="left"/>
+            </w:pPr>
+            <w:r>
+              <w:rPr>
+                <w:sz w:val="24"/>
+              </w:rPr>
               <w:t>Работа и автор</w:t>
             </w:r>
           </w:p>
@@ -5607,8 +7580,14 @@
           <w:p>
             <w:pPr>
               <w:pStyle w:val="ae"/>
-            </w:pPr>
-            <w:r>
+              <w:spacing w:line="240" w:lineRule="auto" w:after="60"/>
+              <w:ind w:firstLine="0"/>
+              <w:jc w:val="left"/>
+            </w:pPr>
+            <w:r>
+              <w:rPr>
+                <w:sz w:val="24"/>
+              </w:rPr>
               <w:t>МДК03.02 ПР2, Тимофей Патрушев с Codex</w:t>
             </w:r>
           </w:p>
@@ -5626,8 +7605,14 @@
           <w:p>
             <w:pPr>
               <w:pStyle w:val="ae"/>
-            </w:pPr>
-            <w:r>
+              <w:spacing w:line="240" w:lineRule="auto" w:after="60"/>
+              <w:ind w:firstLine="0"/>
+              <w:jc w:val="left"/>
+            </w:pPr>
+            <w:r>
+              <w:rPr>
+                <w:sz w:val="24"/>
+              </w:rPr>
               <w:t>Tag → commit</w:t>
             </w:r>
           </w:p>
@@ -5639,8 +7624,14 @@
           <w:p>
             <w:pPr>
               <w:pStyle w:val="ae"/>
-            </w:pPr>
-            <w:r>
+              <w:spacing w:line="240" w:lineRule="auto" w:after="60"/>
+              <w:ind w:firstLine="0"/>
+              <w:jc w:val="left"/>
+            </w:pPr>
+            <w:r>
+              <w:rPr>
+                <w:sz w:val="24"/>
+              </w:rPr>
               <w:t>НЕ СОЗДАН, human merge/tag step</w:t>
             </w:r>
           </w:p>
@@ -5658,8 +7649,14 @@
           <w:p>
             <w:pPr>
               <w:pStyle w:val="ae"/>
-            </w:pPr>
-            <w:r>
+              <w:spacing w:line="240" w:lineRule="auto" w:after="60"/>
+              <w:ind w:firstLine="0"/>
+              <w:jc w:val="left"/>
+            </w:pPr>
+            <w:r>
+              <w:rPr>
+                <w:sz w:val="24"/>
+              </w:rPr>
               <w:t>Участок и требования</w:t>
             </w:r>
           </w:p>
@@ -5671,8 +7668,14 @@
           <w:p>
             <w:pPr>
               <w:pStyle w:val="ae"/>
-            </w:pPr>
-            <w:r>
+              <w:spacing w:line="240" w:lineRule="auto" w:after="60"/>
+              <w:ind w:firstLine="0"/>
+              <w:jc w:val="left"/>
+            </w:pPr>
+            <w:r>
+              <w:rPr>
+                <w:sz w:val="24"/>
+              </w:rPr>
               <w:t>PaidOrderEligibility; TP-FR-01/02, ERR01, NFR01</w:t>
             </w:r>
           </w:p>
@@ -5690,8 +7693,14 @@
           <w:p>
             <w:pPr>
               <w:pStyle w:val="ae"/>
-            </w:pPr>
-            <w:r>
+              <w:spacing w:line="240" w:lineRule="auto" w:after="60"/>
+              <w:ind w:firstLine="0"/>
+              <w:jc w:val="left"/>
+            </w:pPr>
+            <w:r>
+              <w:rPr>
+                <w:sz w:val="24"/>
+              </w:rPr>
               <w:t>Кейсы/команды</w:t>
             </w:r>
           </w:p>
@@ -5703,8 +7712,14 @@
           <w:p>
             <w:pPr>
               <w:pStyle w:val="ae"/>
-            </w:pPr>
-            <w:r>
+              <w:spacing w:line="240" w:lineRule="auto" w:after="60"/>
+              <w:ind w:firstLine="0"/>
+              <w:jc w:val="left"/>
+            </w:pPr>
+            <w:r>
+              <w:rPr>
+                <w:sz w:val="24"/>
+              </w:rPr>
               <w:t>docs/test-design.md; README; actual record.json</w:t>
             </w:r>
           </w:p>
@@ -5722,8 +7737,14 @@
           <w:p>
             <w:pPr>
               <w:pStyle w:val="ae"/>
-            </w:pPr>
-            <w:r>
+              <w:spacing w:line="240" w:lineRule="auto" w:after="60"/>
+              <w:ind w:firstLine="0"/>
+              <w:jc w:val="left"/>
+            </w:pPr>
+            <w:r>
+              <w:rPr>
+                <w:sz w:val="24"/>
+              </w:rPr>
               <w:t>Local и pipeline</w:t>
             </w:r>
           </w:p>
@@ -5735,19 +7756,30 @@
           <w:p>
             <w:pPr>
               <w:pStyle w:val="ae"/>
-            </w:pPr>
-            <w:r>
+              <w:spacing w:line="240" w:lineRule="auto" w:after="60"/>
+              <w:ind w:firstLine="0"/>
+              <w:jc w:val="left"/>
+            </w:pPr>
+            <w:r>
+              <w:rPr>
+                <w:sz w:val="24"/>
+              </w:rPr>
               <w:t xml:space="preserve">PASS; </w:t>
             </w:r>
-            <w:hyperlink r:id="rId12">
+            <w:hyperlink r:id="rId11">
               <w:r>
                 <w:rPr>
                   <w:rStyle w:val="Hyperlink"/>
+                  <w:sz w:val="24"/>
                 </w:rPr>
-                <w:t>https://github.com/hitpipe/hitpipe/actions/runs/39121031226</w:t>
+                <w:t>https://github.com/hitpipe/hitpipe/actions/runs/39229206910</w:t>
               </w:r>
             </w:hyperlink>
-            <w:r/>
+            <w:r>
+              <w:rPr>
+                <w:sz w:val="24"/>
+              </w:rPr>
+            </w:r>
           </w:p>
         </w:tc>
       </w:tr>
@@ -5763,8 +7795,14 @@
           <w:p>
             <w:pPr>
               <w:pStyle w:val="ae"/>
-            </w:pPr>
-            <w:r>
+              <w:spacing w:line="240" w:lineRule="auto" w:after="60"/>
+              <w:ind w:firstLine="0"/>
+              <w:jc w:val="left"/>
+            </w:pPr>
+            <w:r>
+              <w:rPr>
+                <w:sz w:val="24"/>
+              </w:rPr>
               <w:t>Coverage</w:t>
             </w:r>
           </w:p>
@@ -5776,9 +7814,15 @@
           <w:p>
             <w:pPr>
               <w:pStyle w:val="ae"/>
-            </w:pPr>
-            <w:r>
-              <w:t>domain/app100%, service92.3%, gaps explained</w:t>
+              <w:spacing w:line="240" w:lineRule="auto" w:after="60"/>
+              <w:ind w:firstLine="0"/>
+              <w:jc w:val="left"/>
+            </w:pPr>
+            <w:r>
+              <w:rPr>
+                <w:sz w:val="24"/>
+              </w:rPr>
+              <w:t>domain/app 100.0%; service 91.2%; gaps explained</w:t>
             </w:r>
           </w:p>
         </w:tc>
@@ -5795,8 +7839,14 @@
           <w:p>
             <w:pPr>
               <w:pStyle w:val="ae"/>
-            </w:pPr>
-            <w:r>
+              <w:spacing w:line="240" w:lineRule="auto" w:after="60"/>
+              <w:ind w:firstLine="0"/>
+              <w:jc w:val="left"/>
+            </w:pPr>
+            <w:r>
+              <w:rPr>
+                <w:sz w:val="24"/>
+              </w:rPr>
               <w:t>Мутации</w:t>
             </w:r>
           </w:p>
@@ -5808,9 +7858,15 @@
           <w:p>
             <w:pPr>
               <w:pStyle w:val="ae"/>
-            </w:pPr>
-            <w:r>
-              <w:t>6/6 compiled killed,0 survivors; clean restored PASS</w:t>
+              <w:spacing w:line="240" w:lineRule="auto" w:after="60"/>
+              <w:ind w:firstLine="0"/>
+              <w:jc w:val="left"/>
+            </w:pPr>
+            <w:r>
+              <w:rPr>
+                <w:sz w:val="24"/>
+              </w:rPr>
+              <w:t>6/6 compiled killed; 0 survivors; restoration PASS; естественных ошибок 2 отдельно</w:t>
             </w:r>
           </w:p>
         </w:tc>
@@ -5827,8 +7883,14 @@
           <w:p>
             <w:pPr>
               <w:pStyle w:val="ae"/>
-            </w:pPr>
-            <w:r>
+              <w:spacing w:line="240" w:lineRule="auto" w:after="60"/>
+              <w:ind w:firstLine="0"/>
+              <w:jc w:val="left"/>
+            </w:pPr>
+            <w:r>
+              <w:rPr>
+                <w:sz w:val="24"/>
+              </w:rPr>
               <w:t>Риски/пределы</w:t>
             </w:r>
           </w:p>
@@ -5840,8 +7902,14 @@
           <w:p>
             <w:pPr>
               <w:pStyle w:val="ae"/>
-            </w:pPr>
-            <w:r>
+              <w:spacing w:line="240" w:lineRule="auto" w:after="60"/>
+              <w:ind w:firstLine="0"/>
+              <w:jc w:val="left"/>
+            </w:pPr>
+            <w:r>
+              <w:rPr>
+                <w:sz w:val="24"/>
+              </w:rPr>
               <w:t>risk-registry.md; VALID означает только финансовую допустимость. Case admission/lifecycle, actor/epoch, lineage, fresh dispatch, authenticated source provenance/digest, реальные Stripe/ClickUp и full MVP не реализованы этим модулем и не объявлены PASS.</w:t>
             </w:r>
           </w:p>
@@ -5850,11 +7918,6 @@
     </w:tbl>
     <w:p>
       <w:pPr>
-        <w:spacing w:after="60" w:line="240" w:lineRule="auto"/>
-      </w:pPr>
-    </w:p>
-    <w:p>
-      <w:pPr>
         <w:pStyle w:val="af7"/>
       </w:pPr>
       <w:r>
@@ -5888,39 +7951,86 @@
       </w:r>
     </w:p>
     <w:p>
-      <w:r>
+      <w:pPr>
+        <w:spacing w:line="240" w:lineRule="auto" w:after="120"/>
+        <w:ind w:firstLine="0"/>
+        <w:jc w:val="left"/>
+      </w:pPr>
+      <w:r>
+        <w:rPr>
+          <w:sz w:val="20"/>
+        </w:rPr>
         <w:t>[ВСТАВИТЬ РЕАЛЬНОЕ ИЗОБРАЖЕНИЕ ВРУЧНУЮ: 0302-pz02-01.png]</w:t>
       </w:r>
     </w:p>
     <w:p>
-      <w:r>
-        <w:t>SOURCE: Local terminal; evidence/c3/check.log</w:t>
+      <w:pPr>
+        <w:spacing w:line="240" w:lineRule="auto" w:after="120"/>
+        <w:ind w:firstLine="0"/>
+        <w:jc w:val="left"/>
+      </w:pPr>
+      <w:r>
+        <w:rPr>
+          <w:sz w:val="20"/>
+        </w:rPr>
+        <w:t>SOURCE: Local terminal; evidence/report-refresh-20261019/accepted-main/check.log</w:t>
         <w:br/>
-        <w:t>STATE: PASS source 4a2bfcdd9bf7656a8d5c55963750b8aecf186fb0</w:t>
+        <w:t>STATE: PASS_RECORDED_SCOPE; main ec0dcba7ca42ea59909489cef9650c6edff12f35; CAPTURE_PENDING</w:t>
         <w:br/>
-        <w:t>CWD: /Users/tima/Documents/Codex/2026-10-18/files-pasted-by-the-user-hitpipe/work/figure-source/services/processing</w:t>
+        <w:t>CWD: /Users/tima/Documents/Codex/2026-10-18/files-pasted-by-the-user-hitpipe/work/hit32-accepted-main</w:t>
         <w:br/>
-        <w:t>COMMAND: export PATH=/Users/tima/Documents/Codex/2026-10-18/files-pasted-by-the-user-hitpipe/work/go/bin:$PATH; go version; git rev-parse HEAD; go test -count=1 -v ./...</w:t>
+        <w:t>COMMAND: export PATH=/Users/tima/Documents/Codex/2026-10-18/files-pasted-by-the-user-hitpipe/work/go/bin:$PATH; go version; git rev-parse HEAD; python3 tools/pr12/workspace.py check processing --require; echo $?</w:t>
         <w:br/>
-        <w:t>STEPS: 1. В отдельном clean checkout версии из STATE открыть terminal. 2. Показать git rev-parse HEAD и go version. 3. Перейти в services/processing. 4. Выполнить указанную команду, затем echo $?. 5. Оставить имена своих tests и итог в кадре.</w:t>
-      </w:r>
-    </w:p>
-    <w:p>
-      <w:r>
+        <w:t>STEPS: 1. Открыть указанный источник и сверить SHA ec0dcba7ca42. 1. В отдельном clean checkout версии из STATE открыть terminal. 2. Показать git rev-parse HEAD и go version. 3. Открыть терминал в точном CWD выше. 4. Выполнить указанную команду, затем echo $?. 5. Оставить имена своих tests и итог в кадре. После настоящей проверки человек делает PNG; агент изображение для отчёта не создавал.</w:t>
+      </w:r>
+    </w:p>
+    <w:p>
+      <w:pPr>
+        <w:spacing w:line="240" w:lineRule="auto" w:after="120"/>
+        <w:ind w:firstLine="0"/>
+        <w:jc w:val="left"/>
+      </w:pPr>
+      <w:r>
+        <w:rPr>
+          <w:sz w:val="20"/>
+        </w:rPr>
         <w:t>MUST BE VISIBLE: Full SHA, Go1.27.2, own named tests, PASS and exit0</w:t>
         <w:br/>
         <w:t>REDACT: Скрыть tokens/passwords/cookies, личную почту и соседние окна. Не скрывать task/SHA/command/assertion/exit. Не показывать реальные payment/customer payloads; использовать только синтетические fixtures.</w:t>
         <w:br/>
-        <w:t>VERIFY: Проверить полный фактический SHA и actual status. Исторические источники выше не выданы за merged/tagged submission. После human merge/tag использовать внешнюю submission record, повторить проверки на сдаваемом SHA и актуализировать версии; pending human gate сначала реально выполнить. Placeholder не evidence PASS.</w:t>
-      </w:r>
-    </w:p>
-    <w:p>
-      <w:r>
+        <w:t xml:space="preserve">VERIFY: Сверить actual SHA ec0dcba7ca42ea59909489cef9650c6edff12f35 и CI </w:t>
+      </w:r>
+      <w:hyperlink r:id="rId11">
+        <w:r>
+          <w:rPr>
+            <w:rStyle w:val="Hyperlink"/>
+            <w:sz w:val="20"/>
+          </w:rPr>
+          <w:t>https://github.com/hitpipe/hitpipe/actions/runs/39229206910</w:t>
+        </w:r>
+      </w:hyperlink>
+      <w:r>
+        <w:rPr>
+          <w:sz w:val="20"/>
+        </w:rPr>
+        <w:t>. Placeholder не PASS. Для human gate сначала выполнить настоящую проверку с участниками/датой/своим SHA. После принятия отчётов и реальных снимков заново проверить пагинацию/оглавление; финальный tag→commit→CI записывает уполномоченный человек.</w:t>
+      </w:r>
+    </w:p>
+    <w:p>
+      <w:pPr>
+        <w:spacing w:line="240" w:lineRule="auto" w:after="120"/>
+        <w:ind w:firstLine="0"/>
+        <w:jc w:val="left"/>
+      </w:pPr>
+      <w:r>
+        <w:rPr>
+          <w:sz w:val="20"/>
+        </w:rPr>
         <w:t>TARGET: docs/labs/pr12/tp/evidence/screenshots/0302-pz02-01.png</w:t>
         <w:br/>
         <w:t>CAPTION: Рисунок 1 — Локальный прогон тестов собственного модуля</w:t>
         <w:br/>
-        <w:t>INSERT AT: docs/labs/pr12/tp/reports/0302-pz02-tp.docx, приложение инструкций, после заголовка Рисунок 1; ссылка из соответствующего раздела основного текста</w:t>
+        <w:t>INSERT AT: docs/labs/pr12/tp/reports/0302-pz02-tp.docx: блок «Рисунок 1», заменить единственный абзац плейсхолдера для 0302-pz02-01.png. Подпись указана в CAPTION; инструкции SOURCE/STATE/COMMAND сохранить до вставки.</w:t>
       </w:r>
     </w:p>
     <w:p>
@@ -5932,147 +8042,311 @@
       </w:r>
     </w:p>
     <w:p>
-      <w:r>
+      <w:pPr>
+        <w:spacing w:line="240" w:lineRule="auto" w:after="120"/>
+        <w:ind w:firstLine="0"/>
+        <w:jc w:val="left"/>
+      </w:pPr>
+      <w:r>
+        <w:rPr>
+          <w:sz w:val="20"/>
+        </w:rPr>
         <w:t>[ВСТАВИТЬ РЕАЛЬНОЕ ИЗОБРАЖЕНИЕ ВРУЧНУЮ: 0302-pz02-02.png]</w:t>
       </w:r>
     </w:p>
     <w:p>
-      <w:r>
+      <w:pPr>
+        <w:spacing w:line="240" w:lineRule="auto" w:after="120"/>
+        <w:ind w:firstLine="0"/>
+        <w:jc w:val="left"/>
+      </w:pPr>
+      <w:r>
+        <w:rPr>
+          <w:sz w:val="20"/>
+        </w:rPr>
         <w:t xml:space="preserve">SOURCE: </w:t>
+      </w:r>
+      <w:hyperlink r:id="rId11">
+        <w:r>
+          <w:rPr>
+            <w:rStyle w:val="Hyperlink"/>
+            <w:sz w:val="20"/>
+          </w:rPr>
+          <w:t>https://github.com/hitpipe/hitpipe/actions/runs/39229206910</w:t>
+        </w:r>
+      </w:hyperlink>
+      <w:r>
+        <w:rPr>
+          <w:sz w:val="20"/>
+        </w:rPr>
+        <w:br/>
+        <w:t>STATE: PASS_RECORDED_SCOPE; main ec0dcba7ca42ea59909489cef9650c6edff12f35; CAPTURE_PENDING</w:t>
+        <w:br/>
+        <w:t>CWD: /Users/tima/Documents/Codex/2026-10-18/files-pasted-by-the-user-hitpipe/work/hit32-accepted-main</w:t>
+        <w:br/>
+        <w:t>COMMAND: не применяется</w:t>
+        <w:br/>
+        <w:t>STEPS: 1. Открыть указанный источник и сверить SHA ec0dcba7ca42. 1. Открыть точный Actions URL. 2. Выбрать pr12-processing. 3. Раскрыть named tests, race/mutation и diagnostics smoke. 4. Показать полный head SHA и success; открыть свой именованный TestFinancialDecisionTable. 5. До final submission проверить новый merge/tag CI через external record. После настоящей проверки человек делает PNG; агент изображение для отчёта не создавал.</w:t>
+      </w:r>
+    </w:p>
+    <w:p>
+      <w:pPr>
+        <w:spacing w:line="240" w:lineRule="auto" w:after="120"/>
+        <w:ind w:firstLine="0"/>
+        <w:jc w:val="left"/>
+      </w:pPr>
+      <w:r>
+        <w:rPr>
+          <w:sz w:val="20"/>
+        </w:rPr>
+        <w:t>MUST BE VISIBLE: SHA, job, own test, command, actual conclusion</w:t>
+        <w:br/>
+        <w:t>REDACT: Скрыть tokens/passwords/cookies, личную почту и соседние окна. Не скрывать task/SHA/command/assertion/exit. Не показывать реальные payment/customer payloads; использовать только синтетические fixtures.</w:t>
+        <w:br/>
+        <w:t xml:space="preserve">VERIFY: Сверить actual SHA ec0dcba7ca42ea59909489cef9650c6edff12f35 и CI </w:t>
+      </w:r>
+      <w:hyperlink r:id="rId11">
+        <w:r>
+          <w:rPr>
+            <w:rStyle w:val="Hyperlink"/>
+            <w:sz w:val="20"/>
+          </w:rPr>
+          <w:t>https://github.com/hitpipe/hitpipe/actions/runs/39229206910</w:t>
+        </w:r>
+      </w:hyperlink>
+      <w:r>
+        <w:rPr>
+          <w:sz w:val="20"/>
+        </w:rPr>
+        <w:t>. Placeholder не PASS. Для human gate сначала выполнить настоящую проверку с участниками/датой/своим SHA. После принятия отчётов и реальных снимков заново проверить пагинацию/оглавление; финальный tag→commit→CI записывает уполномоченный человек.</w:t>
+      </w:r>
+    </w:p>
+    <w:p>
+      <w:pPr>
+        <w:spacing w:line="240" w:lineRule="auto" w:after="120"/>
+        <w:ind w:firstLine="0"/>
+        <w:jc w:val="left"/>
+      </w:pPr>
+      <w:r>
+        <w:rPr>
+          <w:sz w:val="20"/>
+        </w:rPr>
+        <w:t>TARGET: docs/labs/pr12/tp/evidence/screenshots/0302-pz02-02.png</w:t>
+        <w:br/>
+        <w:t>CAPTION: Рисунок 2 — Тесты сдаваемой версии в CI</w:t>
+        <w:br/>
+        <w:t>INSERT AT: docs/labs/pr12/tp/reports/0302-pz02-tp.docx: блок «Рисунок 2», заменить единственный абзац плейсхолдера для 0302-pz02-02.png. Подпись указана в CAPTION; инструкции SOURCE/STATE/COMMAND сохранить до вставки.</w:t>
+      </w:r>
+    </w:p>
+    <w:p>
+      <w:pPr>
+        <w:pStyle w:val="afa"/>
+      </w:pPr>
+      <w:r>
+        <w:t>Рисунок 3 — Покрытие собственного модуля и разбор пробела</w:t>
+      </w:r>
+    </w:p>
+    <w:p>
+      <w:pPr>
+        <w:spacing w:line="240" w:lineRule="auto" w:after="120"/>
+        <w:ind w:firstLine="0"/>
+        <w:jc w:val="left"/>
+      </w:pPr>
+      <w:r>
+        <w:rPr>
+          <w:sz w:val="20"/>
+        </w:rPr>
+        <w:t>[ВСТАВИТЬ РЕАЛЬНОЕ ИЗОБРАЖЕНИЕ ВРУЧНУЮ: 0302-pz02-03.png]</w:t>
+      </w:r>
+    </w:p>
+    <w:p>
+      <w:pPr>
+        <w:spacing w:line="240" w:lineRule="auto" w:after="120"/>
+        <w:ind w:firstLine="0"/>
+        <w:jc w:val="left"/>
+      </w:pPr>
+      <w:r>
+        <w:rPr>
+          <w:sz w:val="20"/>
+        </w:rPr>
+        <w:t>SOURCE: /Users/tima/Documents/Codex/2026-10-18/files-pasted-by-the-user-hitpipe/work/hitpipe/docs/labs/pr12/tp/evidence/report-refresh-20261019/accepted-main-extra/coverage.log</w:t>
+        <w:br/>
+        <w:t>STATE: PASS_RECORDED_SCOPE; main ec0dcba7ca42ea59909489cef9650c6edff12f35; CAPTURE_PENDING</w:t>
+        <w:br/>
+        <w:t>CWD: /Users/tima/Documents/Codex/2026-10-18/files-pasted-by-the-user-hitpipe/work/hit32-accepted-main</w:t>
+        <w:br/>
+        <w:t>COMMAND: export PATH=/Users/tima/Documents/Codex/2026-10-18/files-pasted-by-the-user-hitpipe/work/go/bin:$PATH; go version; git rev-parse HEAD; python3 tools/pr12/workspace.py check processing --require; cd services/processing; go tool cover -func=../../.pr12-build/processing.cover</w:t>
+        <w:br/>
+        <w:t>STEPS: 1. Открыть указанный источник и сверить SHA ec0dcba7ca42. 1. Открыть сохранённый exact profile и coverage-analysis.md. 2. Выполнить команду. 3. Показать domain/application100.0%, total91.2% и конкретный File.Read/input.walk gap. 4. Показать решение о post-read cancellation/future adapter, а не только процент. После настоящей проверки человек делает PNG; агент изображение для отчёта не создавал.</w:t>
+      </w:r>
+    </w:p>
+    <w:p>
+      <w:pPr>
+        <w:spacing w:line="240" w:lineRule="auto" w:after="120"/>
+        <w:ind w:firstLine="0"/>
+        <w:jc w:val="left"/>
+      </w:pPr>
+      <w:r>
+        <w:rPr>
+          <w:sz w:val="20"/>
+        </w:rPr>
+        <w:t>MUST BE VISIBLE: main SHA, Go 1.27.2, domain/application 100.0%, service 91.2%, StrictDecode 100.0%, walk 81.0%; statement coverage</w:t>
+        <w:br/>
+        <w:t>REDACT: Скрыть tokens/passwords/cookies, личную почту и соседние окна. Не скрывать task/SHA/command/assertion/exit. Не показывать реальные payment/customer payloads; использовать только синтетические fixtures.</w:t>
+        <w:br/>
+        <w:t xml:space="preserve">VERIFY: Сверить actual SHA ec0dcba7ca42ea59909489cef9650c6edff12f35 и CI </w:t>
+      </w:r>
+      <w:hyperlink r:id="rId11">
+        <w:r>
+          <w:rPr>
+            <w:rStyle w:val="Hyperlink"/>
+            <w:sz w:val="20"/>
+          </w:rPr>
+          <w:t>https://github.com/hitpipe/hitpipe/actions/runs/39229206910</w:t>
+        </w:r>
+      </w:hyperlink>
+      <w:r>
+        <w:rPr>
+          <w:sz w:val="20"/>
+        </w:rPr>
+        <w:t>. Placeholder не PASS. Для human gate сначала выполнить настоящую проверку с участниками/датой/своим SHA. После принятия отчётов и реальных снимков заново проверить пагинацию/оглавление; финальный tag→commit→CI записывает уполномоченный человек.</w:t>
+      </w:r>
+    </w:p>
+    <w:p>
+      <w:pPr>
+        <w:spacing w:line="240" w:lineRule="auto" w:after="120"/>
+        <w:ind w:firstLine="0"/>
+        <w:jc w:val="left"/>
+      </w:pPr>
+      <w:r>
+        <w:rPr>
+          <w:sz w:val="20"/>
+        </w:rPr>
+        <w:t>TARGET: docs/labs/pr12/tp/evidence/screenshots/0302-pz02-03.png</w:t>
+        <w:br/>
+        <w:t>CAPTION: Рисунок 3 — Покрытие собственного модуля и разбор пробела</w:t>
+        <w:br/>
+        <w:t>INSERT AT: docs/labs/pr12/tp/reports/0302-pz02-tp.docx: блок «Рисунок 3», заменить единственный абзац плейсхолдера для 0302-pz02-03.png. Подпись указана в CAPTION; инструкции SOURCE/STATE/COMMAND сохранить до вставки.</w:t>
+      </w:r>
+    </w:p>
+    <w:p>
+      <w:pPr>
+        <w:pStyle w:val="afa"/>
+      </w:pPr>
+      <w:r>
+        <w:t>Рисунок 4 — Обнаружение одного из засеянных дефектов</w:t>
+      </w:r>
+    </w:p>
+    <w:p>
+      <w:pPr>
+        <w:spacing w:line="240" w:lineRule="auto" w:after="120"/>
+        <w:ind w:firstLine="0"/>
+        <w:jc w:val="left"/>
+      </w:pPr>
+      <w:r>
+        <w:rPr>
+          <w:sz w:val="20"/>
+        </w:rPr>
+        <w:t>[ВСТАВИТЬ РЕАЛЬНОЕ ИЗОБРАЖЕНИЕ ВРУЧНУЮ: 0302-pz02-04.png]</w:t>
+      </w:r>
+    </w:p>
+    <w:p>
+      <w:pPr>
+        <w:spacing w:line="240" w:lineRule="auto" w:after="120"/>
+        <w:ind w:firstLine="0"/>
+        <w:jc w:val="left"/>
+      </w:pPr>
+      <w:r>
+        <w:rPr>
+          <w:sz w:val="20"/>
+        </w:rPr>
+        <w:t>SOURCE: /Users/tima/Documents/Codex/2026-10-18/files-pasted-by-the-user-hitpipe/work/hitpipe/docs/labs/pr12/tp/evidence/report-refresh-20261019/accepted-mutations/M01-test.log; /Users/tima/Documents/Codex/2026-10-18/files-pasted-by-the-user-hitpipe/work/hitpipe/docs/labs/pr12/tp/evidence/report-refresh-20261019/accepted-mutations/summary.json</w:t>
+        <w:br/>
+        <w:t>STATE: PASS_RECORDED_SCOPE; main ec0dcba7ca42ea59909489cef9650c6edff12f35; CAPTURE_PENDING</w:t>
+        <w:br/>
+        <w:t>CWD: /Users/tima/Documents/Codex/2026-10-18/files-pasted-by-the-user-hitpipe/work/hit32-accepted-main</w:t>
+        <w:br/>
+        <w:t xml:space="preserve">COMMAND: export PATH=/Users/tima/Documents/Codex/2026-10-18/files-pasted-by-the-user-hitpipe/work/go/bin:$PATH; go version; git rev-parse HEAD; python3 services/processing/tools/mutations/run.py --output .pr12-build/figure-mutations --natural-defects 2 --natural-defect-task </w:t>
+      </w:r>
+      <w:hyperlink r:id="rId13">
+        <w:r>
+          <w:rPr>
+            <w:rStyle w:val="Hyperlink"/>
+            <w:sz w:val="20"/>
+          </w:rPr>
+          <w:t>https://hitpipe.atlassian.net/browse/HIT-27</w:t>
+        </w:r>
+      </w:hyperlink>
+      <w:r>
+        <w:rPr>
+          <w:sz w:val="20"/>
+        </w:rPr>
+        <w:t xml:space="preserve"> --natural-defect-task </w:t>
       </w:r>
       <w:hyperlink r:id="rId12">
         <w:r>
           <w:rPr>
             <w:rStyle w:val="Hyperlink"/>
-          </w:rPr>
-          <w:t>https://github.com/hitpipe/hitpipe/actions/runs/39121031226</w:t>
-        </w:r>
-      </w:hyperlink>
-      <w:r>
-        <w:br/>
-        <w:t>STATE: PASS CI 8ae5d67b9eb0f4ffc729a270c2ee14e1c052b0cb</w:t>
-        <w:br/>
-        <w:t>CWD: не применяется</w:t>
-        <w:br/>
-        <w:t>COMMAND: не применяется</w:t>
-        <w:br/>
-        <w:t>STEPS: 1. Открыть точный Actions URL. 2. Выбрать pr12-processing. 3. Раскрыть named tests, race/mutation и diagnostics smoke. 4. Показать полный head SHA и success; открыть свой именованный TestFinancialDecisionTable. 5. До final submission проверить новый merge/tag CI через external record.</w:t>
-      </w:r>
-    </w:p>
-    <w:p>
-      <w:r>
-        <w:t>MUST BE VISIBLE: SHA, job, own test, command, actual conclusion</w:t>
-        <w:br/>
-        <w:t>REDACT: Скрыть tokens/passwords/cookies, личную почту и соседние окна. Не скрывать task/SHA/command/assertion/exit. Не показывать реальные payment/customer payloads; использовать только синтетические fixtures.</w:t>
-        <w:br/>
-        <w:t>VERIFY: Проверить полный фактический SHA и actual status. Исторические источники выше не выданы за merged/tagged submission. После human merge/tag использовать внешнюю submission record, повторить проверки на сдаваемом SHA и актуализировать версии; pending human gate сначала реально выполнить. Placeholder не evidence PASS.</w:t>
-      </w:r>
-    </w:p>
-    <w:p>
-      <w:r>
-        <w:t>TARGET: docs/labs/pr12/tp/evidence/screenshots/0302-pz02-02.png</w:t>
-        <w:br/>
-        <w:t>CAPTION: Рисунок 2 — Тесты сдаваемой версии в CI</w:t>
-        <w:br/>
-        <w:t>INSERT AT: docs/labs/pr12/tp/reports/0302-pz02-tp.docx, приложение инструкций, после заголовка Рисунок 2; ссылка из соответствующего раздела основного текста</w:t>
-      </w:r>
-    </w:p>
-    <w:p>
-      <w:pPr>
-        <w:pStyle w:val="afa"/>
-      </w:pPr>
-      <w:r>
-        <w:t>Рисунок 3 — Покрытие собственного модуля и разбор пробела</w:t>
-      </w:r>
-    </w:p>
-    <w:p>
-      <w:r>
-        <w:t>[ВСТАВИТЬ РЕАЛЬНОЕ ИЗОБРАЖЕНИЕ ВРУЧНУЮ: 0302-pz02-03.png]</w:t>
-      </w:r>
-    </w:p>
-    <w:p>
-      <w:r>
-        <w:t>SOURCE: /Users/tima/Documents/Codex/2026-10-18/files-pasted-by-the-user-hitpipe/work/hitpipe/docs/labs/pr12/tp/evidence/c3/coverage.log</w:t>
-        <w:br/>
-        <w:t>STATE: PASS statement coverage 4a2bfcdd9bf7656a8d5c55963750b8aecf186fb0</w:t>
-        <w:br/>
-        <w:t>CWD: /Users/tima/Documents/Codex/2026-10-18/files-pasted-by-the-user-hitpipe/work/figure-source/services/processing</w:t>
-        <w:br/>
-        <w:t>COMMAND: export PATH=/Users/tima/Documents/Codex/2026-10-18/files-pasted-by-the-user-hitpipe/work/go/bin:$PATH; go version; git rev-parse HEAD; go tool cover -func=/Users/tima/Documents/Codex/2026-10-18/files-pasted-by-the-user-hitpipe/work/hitpipe/docs/labs/pr12/tp/evidence/c3/processing.cover</w:t>
-        <w:br/>
-        <w:t>STEPS: 1. Открыть сохранённый exact profile и coverage-analysis.md. 2. Выполнить команду. 3. Показать domain/application100%, total92.3% и конкретный File.Read/input.walk gap. 4. Показать решение о post-read cancellation/future adapter, а не только процент.</w:t>
-      </w:r>
-    </w:p>
-    <w:p>
-      <w:r>
-        <w:t>MUST BE VISIBLE: Module scope, statement metric, source SHA, uncovered property and decision</w:t>
-        <w:br/>
-        <w:t>REDACT: Скрыть tokens/passwords/cookies, личную почту и соседние окна. Не скрывать task/SHA/command/assertion/exit. Не показывать реальные payment/customer payloads; использовать только синтетические fixtures.</w:t>
-        <w:br/>
-        <w:t>VERIFY: Проверить полный фактический SHA и actual status. Исторические источники выше не выданы за merged/tagged submission. После human merge/tag использовать внешнюю submission record, повторить проверки на сдаваемом SHA и актуализировать версии; pending human gate сначала реально выполнить. Placeholder не evidence PASS.</w:t>
-      </w:r>
-    </w:p>
-    <w:p>
-      <w:r>
-        <w:t>TARGET: docs/labs/pr12/tp/evidence/screenshots/0302-pz02-03.png</w:t>
-        <w:br/>
-        <w:t>CAPTION: Рисунок 3 — Покрытие собственного модуля и разбор пробела</w:t>
-        <w:br/>
-        <w:t>INSERT AT: docs/labs/pr12/tp/reports/0302-pz02-tp.docx, приложение инструкций, после заголовка Рисунок 3; ссылка из соответствующего раздела основного текста</w:t>
-      </w:r>
-    </w:p>
-    <w:p>
-      <w:pPr>
-        <w:pStyle w:val="afa"/>
-      </w:pPr>
-      <w:r>
-        <w:t>Рисунок 4 — Обнаружение одного из засеянных дефектов</w:t>
-      </w:r>
-    </w:p>
-    <w:p>
-      <w:r>
-        <w:t>[ВСТАВИТЬ РЕАЛЬНОЕ ИЗОБРАЖЕНИЕ ВРУЧНУЮ: 0302-pz02-04.png]</w:t>
-      </w:r>
-    </w:p>
-    <w:p>
-      <w:r>
-        <w:t>SOURCE: /Users/tima/Documents/Codex/2026-10-18/files-pasted-by-the-user-hitpipe/work/hitpipe/docs/labs/pr12/tp/evidence/mutations/M01.patch; /Users/tima/Documents/Codex/2026-10-18/files-pasted-by-the-user-hitpipe/work/hitpipe/docs/labs/pr12/tp/evidence/mutations/M01-test.log</w:t>
-        <w:br/>
-        <w:t>STATE: COMPILED/KILLED, source 4a2bfcdd9bf7656a8d5c55963750b8aecf186fb0</w:t>
-        <w:br/>
-        <w:t>CWD: /Users/tima/Documents/Codex/2026-10-18/files-pasted-by-the-user-hitpipe/work/figure-source</w:t>
-        <w:br/>
-        <w:t xml:space="preserve">COMMAND: export PATH=/Users/tima/Documents/Codex/2026-10-18/files-pasted-by-the-user-hitpipe/work/go/bin:$PATH; go version; git rev-parse HEAD; python3 services/processing/tools/mutations/run.py --output .pr12-build/figure-mutations --natural-defects 1 --natural-defect-task </w:t>
-      </w:r>
-      <w:hyperlink r:id="rId13">
-        <w:r>
-          <w:rPr>
-            <w:rStyle w:val="Hyperlink"/>
+            <w:sz w:val="20"/>
           </w:rPr>
           <w:t>https://hitpipe.atlassian.net/browse/HIT-29</w:t>
         </w:r>
       </w:hyperlink>
       <w:r>
+        <w:rPr>
+          <w:sz w:val="20"/>
+        </w:rPr>
         <w:br/>
-        <w:t>STEPS: 1. Открыть M01.patch, M01-build.log и summary.json: build exit0, patch digest. 2. Открыть M01-test.log и failing refund assertion. 3. Для повторения использовать указанную команду в clean exact checkout: она сама создаёт отдельный временный worktree, меняет по одному и полностью восстанавливает. 4. Снять diff+реальный FAIL, не compile error.</w:t>
-      </w:r>
-    </w:p>
-    <w:p>
-      <w:r>
+        <w:t>STEPS: 1. Открыть указанный источник и сверить SHA ec0dcba7ca42. 1. Открыть M01.patch, M01-build.log и summary.json: build exit0, patch digest. 2. Открыть M01-test.log и failing refund assertion. 3. Для повторения использовать указанную команду в clean exact checkout: она сама создаёт отдельный временный worktree, меняет по одному и полностью восстанавливает. 4. Снять diff+реальный FAIL, не compile error. После настоящей проверки человек делает PNG; агент изображение для отчёта не создавал.</w:t>
+      </w:r>
+    </w:p>
+    <w:p>
+      <w:pPr>
+        <w:spacing w:line="240" w:lineRule="auto" w:after="120"/>
+        <w:ind w:firstLine="0"/>
+        <w:jc w:val="left"/>
+      </w:pPr>
+      <w:r>
+        <w:rPr>
+          <w:sz w:val="20"/>
+        </w:rPr>
         <w:t>MUST BE VISIBLE: Rule006 refund, one patch, build0, failing named test, SHA/patch digest</w:t>
         <w:br/>
         <w:t>REDACT: Скрыть tokens/passwords/cookies, личную почту и соседние окна. Не скрывать task/SHA/command/assertion/exit. Не показывать реальные payment/customer payloads; использовать только синтетические fixtures.</w:t>
         <w:br/>
-        <w:t>VERIFY: Проверить полный фактический SHA и actual status. Исторические источники выше не выданы за merged/tagged submission. После human merge/tag использовать внешнюю submission record, повторить проверки на сдаваемом SHA и актуализировать версии; pending human gate сначала реально выполнить. Placeholder не evidence PASS.</w:t>
-      </w:r>
-    </w:p>
-    <w:p>
-      <w:r>
+        <w:t xml:space="preserve">VERIFY: Сверить actual SHA ec0dcba7ca42ea59909489cef9650c6edff12f35 и CI </w:t>
+      </w:r>
+      <w:hyperlink r:id="rId11">
+        <w:r>
+          <w:rPr>
+            <w:rStyle w:val="Hyperlink"/>
+            <w:sz w:val="20"/>
+          </w:rPr>
+          <w:t>https://github.com/hitpipe/hitpipe/actions/runs/39229206910</w:t>
+        </w:r>
+      </w:hyperlink>
+      <w:r>
+        <w:rPr>
+          <w:sz w:val="20"/>
+        </w:rPr>
+        <w:t>. Placeholder не PASS. Для human gate сначала выполнить настоящую проверку с участниками/датой/своим SHA. После принятия отчётов и реальных снимков заново проверить пагинацию/оглавление; финальный tag→commit→CI записывает уполномоченный человек.</w:t>
+      </w:r>
+    </w:p>
+    <w:p>
+      <w:pPr>
+        <w:spacing w:line="240" w:lineRule="auto" w:after="120"/>
+        <w:ind w:firstLine="0"/>
+        <w:jc w:val="left"/>
+      </w:pPr>
+      <w:r>
+        <w:rPr>
+          <w:sz w:val="20"/>
+        </w:rPr>
         <w:t>TARGET: docs/labs/pr12/tp/evidence/screenshots/0302-pz02-04.png</w:t>
         <w:br/>
         <w:t>CAPTION: Рисунок 4 — Обнаружение одного из засеянных дефектов</w:t>
         <w:br/>
-        <w:t>INSERT AT: docs/labs/pr12/tp/reports/0302-pz02-tp.docx, приложение инструкций, после заголовка Рисунок 4; ссылка из соответствующего раздела основного текста</w:t>
+        <w:t>INSERT AT: docs/labs/pr12/tp/reports/0302-pz02-tp.docx: блок «Рисунок 4», заменить единственный абзац плейсхолдера для 0302-pz02-04.png. Подпись указана в CAPTION; инструкции SOURCE/STATE/COMMAND сохранить до вставки.</w:t>
       </w:r>
     </w:p>
     <w:p>
@@ -6084,39 +8358,86 @@
       </w:r>
     </w:p>
     <w:p>
-      <w:r>
+      <w:pPr>
+        <w:spacing w:line="240" w:lineRule="auto" w:after="120"/>
+        <w:ind w:firstLine="0"/>
+        <w:jc w:val="left"/>
+      </w:pPr>
+      <w:r>
+        <w:rPr>
+          <w:sz w:val="20"/>
+        </w:rPr>
         <w:t>[ВСТАВИТЬ РЕАЛЬНОЕ ИЗОБРАЖЕНИЕ ВРУЧНУЮ: 0302-pz02-05.png]</w:t>
       </w:r>
     </w:p>
     <w:p>
-      <w:r>
-        <w:t>SOURCE: /Users/tima/Documents/Codex/2026-10-18/files-pasted-by-the-user-hitpipe/work/hitpipe/docs/labs/pr12/tp/evidence/mutations/restored.log</w:t>
+      <w:pPr>
+        <w:spacing w:line="240" w:lineRule="auto" w:after="120"/>
+        <w:ind w:firstLine="0"/>
+        <w:jc w:val="left"/>
+      </w:pPr>
+      <w:r>
+        <w:rPr>
+          <w:sz w:val="20"/>
+        </w:rPr>
+        <w:t>SOURCE: /Users/tima/Documents/Codex/2026-10-18/files-pasted-by-the-user-hitpipe/work/hitpipe/docs/labs/pr12/tp/evidence/report-refresh-20261019/accepted-mutations/restored.log; /Users/tima/Documents/Codex/2026-10-18/files-pasted-by-the-user-hitpipe/work/hitpipe/docs/labs/pr12/tp/evidence/report-refresh-20261019/accepted-mutations/summary.json</w:t>
         <w:br/>
-        <w:t>STATE: PASS clean restored 4a2bfcdd9bf7656a8d5c55963750b8aecf186fb0</w:t>
+        <w:t>STATE: PASS_RECORDED_SCOPE; main ec0dcba7ca42ea59909489cef9650c6edff12f35; CAPTURE_PENDING</w:t>
         <w:br/>
-        <w:t>CWD: /Users/tima/Documents/Codex/2026-10-18/files-pasted-by-the-user-hitpipe/work/figure-source/services/processing</w:t>
+        <w:t>CWD: /Users/tima/Documents/Codex/2026-10-18/files-pasted-by-the-user-hitpipe/work/hit32-accepted-main</w:t>
         <w:br/>
-        <w:t>COMMAND: export PATH=/Users/tima/Documents/Codex/2026-10-18/files-pasted-by-the-user-hitpipe/work/go/bin:$PATH; go version; git rev-parse HEAD; git status --short; git rev-parse HEAD; go test -count=1 -v ./...; echo $?</w:t>
+        <w:t>COMMAND: export PATH=/Users/tima/Documents/Codex/2026-10-18/files-pasted-by-the-user-hitpipe/work/go/bin:$PATH; go version; git rev-parse HEAD; git status --short; git rev-parse HEAD; cd services/processing; go test -count=1 -v ./...; echo $?</w:t>
         <w:br/>
-        <w:t>STEPS: 1. Использовать исправный exact checkout, не mutation worktree. 2. Показать git status и full SHA. 3. Выполнить tests и echo exit. 4. Сопоставить с summary clean=true/restored exit0.</w:t>
-      </w:r>
-    </w:p>
-    <w:p>
-      <w:r>
+        <w:t>STEPS: 1. Открыть указанный источник и сверить SHA ec0dcba7ca42. 1. Использовать исправный exact checkout, не mutation worktree. 2. Показать git status и full SHA. 3. Выполнить tests и echo exit. 4. Сопоставить с summary clean=true/restored exit0. После настоящей проверки человек делает PNG; агент изображение для отчёта не создавал.</w:t>
+      </w:r>
+    </w:p>
+    <w:p>
+      <w:pPr>
+        <w:spacing w:line="240" w:lineRule="auto" w:after="120"/>
+        <w:ind w:firstLine="0"/>
+        <w:jc w:val="left"/>
+      </w:pPr>
+      <w:r>
+        <w:rPr>
+          <w:sz w:val="20"/>
+        </w:rPr>
         <w:t>MUST BE VISIBLE: Clean source, no mutation, own tests PASS exit0</w:t>
         <w:br/>
         <w:t>REDACT: Скрыть tokens/passwords/cookies, личную почту и соседние окна. Не скрывать task/SHA/command/assertion/exit. Не показывать реальные payment/customer payloads; использовать только синтетические fixtures.</w:t>
         <w:br/>
-        <w:t>VERIFY: Проверить полный фактический SHA и actual status. Исторические источники выше не выданы за merged/tagged submission. После human merge/tag использовать внешнюю submission record, повторить проверки на сдаваемом SHA и актуализировать версии; pending human gate сначала реально выполнить. Placeholder не evidence PASS.</w:t>
-      </w:r>
-    </w:p>
-    <w:p>
-      <w:r>
+        <w:t xml:space="preserve">VERIFY: Сверить actual SHA ec0dcba7ca42ea59909489cef9650c6edff12f35 и CI </w:t>
+      </w:r>
+      <w:hyperlink r:id="rId11">
+        <w:r>
+          <w:rPr>
+            <w:rStyle w:val="Hyperlink"/>
+            <w:sz w:val="20"/>
+          </w:rPr>
+          <w:t>https://github.com/hitpipe/hitpipe/actions/runs/39229206910</w:t>
+        </w:r>
+      </w:hyperlink>
+      <w:r>
+        <w:rPr>
+          <w:sz w:val="20"/>
+        </w:rPr>
+        <w:t>. Placeholder не PASS. Для human gate сначала выполнить настоящую проверку с участниками/датой/своим SHA. После принятия отчётов и реальных снимков заново проверить пагинацию/оглавление; финальный tag→commit→CI записывает уполномоченный человек.</w:t>
+      </w:r>
+    </w:p>
+    <w:p>
+      <w:pPr>
+        <w:spacing w:line="240" w:lineRule="auto" w:after="120"/>
+        <w:ind w:firstLine="0"/>
+        <w:jc w:val="left"/>
+      </w:pPr>
+      <w:r>
+        <w:rPr>
+          <w:sz w:val="20"/>
+        </w:rPr>
         <w:t>TARGET: docs/labs/pr12/tp/evidence/screenshots/0302-pz02-05.png</w:t>
         <w:br/>
         <w:t>CAPTION: Рисунок 5 — Успешный прогон после полного восстановления кода</w:t>
         <w:br/>
-        <w:t>INSERT AT: docs/labs/pr12/tp/reports/0302-pz02-tp.docx, приложение инструкций, после заголовка Рисунок 5; ссылка из соответствующего раздела основного текста</w:t>
+        <w:t>INSERT AT: docs/labs/pr12/tp/reports/0302-pz02-tp.docx: блок «Рисунок 5», заменить единственный абзац плейсхолдера для 0302-pz02-05.png. Подпись указана в CAPTION; инструкции SOURCE/STATE/COMMAND сохранить до вставки.</w:t>
       </w:r>
     </w:p>
     <w:p>
@@ -6134,17 +8455,17 @@
     </w:p>
     <w:p>
       <w:r>
-        <w:t>RULE006 → eligibility.Evaluate → application EvaluatePaidOrder → retained CLI. Публичный контракт определяет nullable inputs, supported schema/evaluator, local typed outputs, precedence, borrowed read-only ownership, owned result strings и отсутствие IO/state в domain. One SourceFactsReader read, no retry; pin/identity mismatch и failures удерживают действие. Same consumer с File и finite double исполнял normal/error/expiry boundary; real Intake authenticity этим не доказана.</w:t>
-      </w:r>
-    </w:p>
-    <w:p>
-      <w:r>
-        <w:t>Личная запись module-map.md: cmd→application/adapters/domain; sourcefacts→application/input; input→domain; application→domain. A→B означает исходный import; guard/go list подтверждают отсутствие production cycles. Future Intake/transport/storage/authority остаются планом, чужая реализация не приписана. Автор записи Тимофей с Codex; Lead интегрирует её в общую карту.</w:t>
-      </w:r>
-    </w:p>
-    <w:p>
-      <w:r>
-        <w:t>Два направления сложности: nullable/exact financial data и bounded snapshot interaction. Кандидат уже существует и наблюдается отдельно на valid.json. TP ADR001 сравнивает handler, shared business library и service-local pure policy/consumer; выбран последний. Цена: Query/Snapshot/Request, mapping/copy/lifetime и interface indirection. Проверки — contract DI, pin/unknown/boundary/imports; performance/bottleneck не измерены. module-adr.md и complexity-profile.md содержат полное решение. Взаимные student checks HIT-31 ещё pending; отдельный 0104-pz02 DOCX содержит шесть image slots.</w:t>
+        <w:t>Самостоятельный экспорт 01.04 ПР2 сохраняет контракт pure evaluator и application EvaluatePaidOrder. File и finite double подключены к одному SourceFactsReader consumer; normal/error/expiry boundary проверены без смены потребителя. Typed outcomes, precedence, ownership, one read/no retry и отсутствие IO/state в domain документированы. Provider/source authenticity этим не доказана.</w:t>
+      </w:r>
+    </w:p>
+    <w:p>
+      <w:r>
+        <w:t>Личная module map и imports сверены на принятом main ec0dcba7ca42. A→B означает source import; cmd→application/adapters/domain, sourcefacts→application/input, application→domain. Реальные Intake/transport/storage остаются планом, чужая работа не приписана. Два направления: nullable/exact financial data и bounded snapshot interaction; module ADR сравнивает handler/shared helper/service-local policy и цену типов, копирования и interface call.</w:t>
+      </w:r>
+    </w:p>
+    <w:p>
+      <w:r>
+        <w:t>Новые local tests и Linux CI принятых инженерных изменений подтверждают bounded scope. Сохранены шесть мест для снимков; настоящее личное module peer review студента ещё HUMAN_PENDING. Техническое review Codex по поручению Lead и actual merge не подменяют этот gate; bottleneck/performance не измерялись.</w:t>
       </w:r>
     </w:p>
     <w:sectPr>
